--- a/algebra-trigonometry.docx
+++ b/algebra-trigonometry.docx
@@ -15,7 +15,7 @@
         <w:pStyle w:val="Date"/>
       </w:pPr>
       <w:r>
-        <w:t xml:space="preserve">Last modified: 2026-10-15 07:39:11 (PDT)</w:t>
+        <w:t xml:space="preserve">Last modified: 2026-10-15 08:28:32 (PDT)</w:t>
       </w:r>
     </w:p>
     <w:bookmarkStart w:id="18" w:name="sec-cosine-sine"/>

--- a/algebra-trigonometry.docx
+++ b/algebra-trigonometry.docx
@@ -15,7 +15,7 @@
         <w:pStyle w:val="Date"/>
       </w:pPr>
       <w:r>
-        <w:t xml:space="preserve">Last modified: 2026-10-15 08:28:32 (PDT)</w:t>
+        <w:t xml:space="preserve">Last modified: 2026-10-15 09:23:43 (PDT)</w:t>
       </w:r>
     </w:p>
     <w:bookmarkStart w:id="18" w:name="sec-cosine-sine"/>

--- a/algebra-trigonometry.docx
+++ b/algebra-trigonometry.docx
@@ -15,7 +15,7 @@
         <w:pStyle w:val="Date"/>
       </w:pPr>
       <w:r>
-        <w:t xml:space="preserve">Last modified: 2026-10-15 09:23:43 (PDT)</w:t>
+        <w:t xml:space="preserve">Last modified: 2026-10-15 10:07:44 (PDT)</w:t>
       </w:r>
     </w:p>
     <w:bookmarkStart w:id="18" w:name="sec-cosine-sine"/>

--- a/algebra-trigonometry.docx
+++ b/algebra-trigonometry.docx
@@ -15,7 +15,7 @@
         <w:pStyle w:val="Date"/>
       </w:pPr>
       <w:r>
-        <w:t xml:space="preserve">Last modified: 2026-10-15 10:07:44 (PDT)</w:t>
+        <w:t xml:space="preserve">Last modified: 2026-10-15 12:42:30 (PDT)</w:t>
       </w:r>
     </w:p>
     <w:bookmarkStart w:id="18" w:name="sec-cosine-sine"/>

--- a/algebra-trigonometry.docx
+++ b/algebra-trigonometry.docx
@@ -15,7 +15,7 @@
         <w:pStyle w:val="Date"/>
       </w:pPr>
       <w:r>
-        <w:t xml:space="preserve">Last modified: 2026-10-15 12:42:30 (PDT)</w:t>
+        <w:t xml:space="preserve">Last modified: 2026-10-15 13:39:21 (PDT)</w:t>
       </w:r>
     </w:p>
     <w:bookmarkStart w:id="18" w:name="sec-cosine-sine"/>

--- a/algebra-trigonometry.docx
+++ b/algebra-trigonometry.docx
@@ -15,7 +15,7 @@
         <w:pStyle w:val="Date"/>
       </w:pPr>
       <w:r>
-        <w:t xml:space="preserve">Last modified: 2026-10-15 13:39:21 (PDT)</w:t>
+        <w:t xml:space="preserve">Last modified: 2026-10-15 14:23:59 (PDT)</w:t>
       </w:r>
     </w:p>
     <w:bookmarkStart w:id="18" w:name="sec-cosine-sine"/>

--- a/algebra-trigonometry.docx
+++ b/algebra-trigonometry.docx
@@ -15,7 +15,7 @@
         <w:pStyle w:val="Date"/>
       </w:pPr>
       <w:r>
-        <w:t xml:space="preserve">Last modified: 2026-10-15 14:23:59 (PDT)</w:t>
+        <w:t xml:space="preserve">Last modified: 2026-10-15 15:19:18 (PDT)</w:t>
       </w:r>
     </w:p>
     <w:bookmarkStart w:id="18" w:name="sec-cosine-sine"/>

--- a/algebra-trigonometry.docx
+++ b/algebra-trigonometry.docx
@@ -15,7 +15,7 @@
         <w:pStyle w:val="Date"/>
       </w:pPr>
       <w:r>
-        <w:t xml:space="preserve">Last modified: 2026-10-15 15:19:18 (PDT)</w:t>
+        <w:t xml:space="preserve">Last modified: 2026-10-15 16:26:25 (PDT)</w:t>
       </w:r>
     </w:p>
     <w:bookmarkStart w:id="18" w:name="sec-cosine-sine"/>

--- a/algebra-trigonometry.docx
+++ b/algebra-trigonometry.docx
@@ -15,7 +15,7 @@
         <w:pStyle w:val="Date"/>
       </w:pPr>
       <w:r>
-        <w:t xml:space="preserve">Last modified: 2026-10-15 16:26:25 (PDT)</w:t>
+        <w:t xml:space="preserve">Last modified: 2026-10-15 17:47:31 (PDT)</w:t>
       </w:r>
     </w:p>
     <w:bookmarkStart w:id="18" w:name="sec-cosine-sine"/>

--- a/algebra-trigonometry.docx
+++ b/algebra-trigonometry.docx
@@ -15,7 +15,7 @@
         <w:pStyle w:val="Date"/>
       </w:pPr>
       <w:r>
-        <w:t xml:space="preserve">Last modified: 2026-10-15 17:47:31 (PDT)</w:t>
+        <w:t xml:space="preserve">Last modified: 2026-10-15 18:37:38 (PDT)</w:t>
       </w:r>
     </w:p>
     <w:bookmarkStart w:id="18" w:name="sec-cosine-sine"/>

--- a/algebra-trigonometry.docx
+++ b/algebra-trigonometry.docx
@@ -15,7 +15,7 @@
         <w:pStyle w:val="Date"/>
       </w:pPr>
       <w:r>
-        <w:t xml:space="preserve">Last modified: 2026-10-15 18:37:38 (PDT)</w:t>
+        <w:t xml:space="preserve">Last modified: 2026-10-15 19:41:40 (PDT)</w:t>
       </w:r>
     </w:p>
     <w:bookmarkStart w:id="18" w:name="sec-cosine-sine"/>

--- a/algebra-trigonometry.docx
+++ b/algebra-trigonometry.docx
@@ -15,7 +15,7 @@
         <w:pStyle w:val="Date"/>
       </w:pPr>
       <w:r>
-        <w:t xml:space="preserve">Last modified: 2026-10-15 19:41:40 (PDT)</w:t>
+        <w:t xml:space="preserve">Last modified: 2026-10-15 20:43:22 (PDT)</w:t>
       </w:r>
     </w:p>
     <w:bookmarkStart w:id="18" w:name="sec-cosine-sine"/>

--- a/algebra-trigonometry.docx
+++ b/algebra-trigonometry.docx
@@ -15,7 +15,7 @@
         <w:pStyle w:val="Date"/>
       </w:pPr>
       <w:r>
-        <w:t xml:space="preserve">Last modified: 2026-10-15 20:43:22 (PDT)</w:t>
+        <w:t xml:space="preserve">Last modified: 2026-10-15 21:43:14 (PDT)</w:t>
       </w:r>
     </w:p>
     <w:bookmarkStart w:id="18" w:name="sec-cosine-sine"/>

--- a/algebra-trigonometry.docx
+++ b/algebra-trigonometry.docx
@@ -15,7 +15,7 @@
         <w:pStyle w:val="Date"/>
       </w:pPr>
       <w:r>
-        <w:t xml:space="preserve">Last modified: 2026-10-15 21:43:14 (PDT)</w:t>
+        <w:t xml:space="preserve">Last modified: 2026-10-15 23:56:47 (PDT)</w:t>
       </w:r>
     </w:p>
     <w:bookmarkStart w:id="18" w:name="sec-cosine-sine"/>

--- a/algebra-trigonometry.docx
+++ b/algebra-trigonometry.docx
@@ -15,10 +15,10 @@
         <w:pStyle w:val="Date"/>
       </w:pPr>
       <w:r>
-        <w:t xml:space="preserve">Last modified: 2026-10-15 23:56:47 (PDT)</w:t>
+        <w:t xml:space="preserve">Last modified: 2026-10-16 01:00:03 (PDT)</w:t>
       </w:r>
     </w:p>
-    <w:bookmarkStart w:id="18" w:name="sec-cosine-sine"/>
+    <w:bookmarkStart w:id="24" w:name="sec-cosine-sine"/>
     <w:p>
       <w:pPr>
         <w:pStyle w:val="Heading2"/>
@@ -27,7 +27,7 @@
         <w:t xml:space="preserve">1 Cosine and sine</w:t>
       </w:r>
     </w:p>
-    <w:bookmarkStart w:id="9" w:name="def-cosine-sine"/>
+    <w:bookmarkStart w:id="9" w:name="def-unit-circle"/>
     <w:p>
       <w:pPr>
         <w:pStyle w:val="FirstParagraph"/>
@@ -37,7 +37,7 @@
           <w:b/>
           <w:bCs/>
         </w:rPr>
-        <w:t xml:space="preserve">Definition 1 (Cosine and sine)</w:t>
+        <w:t xml:space="preserve">Definition 1 (Unit circle)</w:t>
       </w:r>
       <w:r>
         <w:t xml:space="preserve"> </w:t>
@@ -50,8 +50,8 @@
       </w:r>
       <w:r>
         <w:rPr>
-          <w:i/>
-          <w:iCs/>
+          <w:b/>
+          <w:bCs/>
         </w:rPr>
         <w:t xml:space="preserve">unit circle</w:t>
       </w:r>
@@ -169,13 +169,718 @@
         </m:r>
       </m:oMath>
       <w:r>
+        <w:t xml:space="preserve">.</w:t>
+      </w:r>
+    </w:p>
+    <w:bookmarkEnd w:id="9"/>
+    <w:bookmarkStart w:id="10" w:name="exm-unit-circle"/>
+    <w:p>
+      <w:pPr>
+        <w:pStyle w:val="BodyText"/>
+      </w:pPr>
+      <w:r>
+        <w:rPr>
+          <w:b/>
+          <w:bCs/>
+        </w:rPr>
+        <w:t xml:space="preserve">Example 1 (Points on the unit circle)</w:t>
+      </w:r>
+      <w:r>
+        <w:t xml:space="preserve"> </w:t>
+      </w:r>
+      <w:r>
+        <w:t xml:space="preserve"> </w:t>
+      </w:r>
+    </w:p>
+    <w:p>
+      <w:pPr>
+        <w:pStyle w:val="Compact"/>
+        <w:numPr>
+          <w:ilvl w:val="0"/>
+          <w:numId w:val="1001"/>
+        </w:numPr>
+      </w:pPr>
+      <m:oMath>
+        <m:r>
+          <m:rPr>
+            <m:sty m:val="p"/>
+          </m:rPr>
+          <m:t>(</m:t>
+        </m:r>
+        <m:r>
+          <m:t>1</m:t>
+        </m:r>
+        <m:r>
+          <m:rPr>
+            <m:sty m:val="p"/>
+          </m:rPr>
+          <m:t>,</m:t>
+        </m:r>
+        <m:r>
+          <m:t>0</m:t>
+        </m:r>
+        <m:r>
+          <m:rPr>
+            <m:sty m:val="p"/>
+          </m:rPr>
+          <m:t>)</m:t>
+        </m:r>
+      </m:oMath>
+      <w:r>
+        <w:t xml:space="preserve"> </w:t>
+      </w:r>
+      <w:r>
+        <w:t xml:space="preserve">is on the unit circle, because</w:t>
+      </w:r>
+      <w:r>
+        <w:t xml:space="preserve"> </w:t>
+      </w:r>
+      <m:oMath>
+        <m:sSup>
+          <m:e>
+            <m:r>
+              <m:t>1</m:t>
+            </m:r>
+          </m:e>
+          <m:sup>
+            <m:r>
+              <m:t>2</m:t>
+            </m:r>
+          </m:sup>
+        </m:sSup>
+        <m:r>
+          <m:rPr>
+            <m:sty m:val="p"/>
+          </m:rPr>
+          <m:t>+</m:t>
+        </m:r>
+        <m:sSup>
+          <m:e>
+            <m:r>
+              <m:t>0</m:t>
+            </m:r>
+          </m:e>
+          <m:sup>
+            <m:r>
+              <m:t>2</m:t>
+            </m:r>
+          </m:sup>
+        </m:sSup>
+        <m:r>
+          <m:rPr>
+            <m:sty m:val="p"/>
+          </m:rPr>
+          <m:t>=</m:t>
+        </m:r>
+        <m:r>
+          <m:t>1</m:t>
+        </m:r>
+      </m:oMath>
+      <w:r>
+        <w:t xml:space="preserve">.</w:t>
+      </w:r>
+    </w:p>
+    <w:p>
+      <w:pPr>
+        <w:pStyle w:val="Compact"/>
+        <w:numPr>
+          <w:ilvl w:val="0"/>
+          <w:numId w:val="1001"/>
+        </w:numPr>
+      </w:pPr>
+      <m:oMath>
+        <m:r>
+          <m:rPr>
+            <m:sty m:val="p"/>
+          </m:rPr>
+          <m:t>(</m:t>
+        </m:r>
+        <m:r>
+          <m:t>0</m:t>
+        </m:r>
+        <m:r>
+          <m:rPr>
+            <m:sty m:val="p"/>
+          </m:rPr>
+          <m:t>,</m:t>
+        </m:r>
+        <m:r>
+          <m:rPr>
+            <m:sty m:val="p"/>
+          </m:rPr>
+          <m:t>−</m:t>
+        </m:r>
+        <m:r>
+          <m:t>1</m:t>
+        </m:r>
+        <m:r>
+          <m:rPr>
+            <m:sty m:val="p"/>
+          </m:rPr>
+          <m:t>)</m:t>
+        </m:r>
+      </m:oMath>
+      <w:r>
+        <w:t xml:space="preserve"> </w:t>
+      </w:r>
+      <w:r>
+        <w:t xml:space="preserve">is on the unit circle, because</w:t>
+      </w:r>
+      <w:r>
+        <w:t xml:space="preserve"> </w:t>
+      </w:r>
+      <m:oMath>
+        <m:sSup>
+          <m:e>
+            <m:r>
+              <m:t>0</m:t>
+            </m:r>
+          </m:e>
+          <m:sup>
+            <m:r>
+              <m:t>2</m:t>
+            </m:r>
+          </m:sup>
+        </m:sSup>
+        <m:r>
+          <m:rPr>
+            <m:sty m:val="p"/>
+          </m:rPr>
+          <m:t>+</m:t>
+        </m:r>
+        <m:r>
+          <m:rPr>
+            <m:sty m:val="p"/>
+          </m:rPr>
+          <m:t>(</m:t>
+        </m:r>
+        <m:r>
+          <m:rPr>
+            <m:sty m:val="p"/>
+          </m:rPr>
+          <m:t>−</m:t>
+        </m:r>
+        <m:r>
+          <m:t>1</m:t>
+        </m:r>
+        <m:sSup>
+          <m:e>
+            <m:r>
+              <m:rPr>
+                <m:sty m:val="p"/>
+              </m:rPr>
+              <m:t>)</m:t>
+            </m:r>
+          </m:e>
+          <m:sup>
+            <m:r>
+              <m:t>2</m:t>
+            </m:r>
+          </m:sup>
+        </m:sSup>
+        <m:r>
+          <m:rPr>
+            <m:sty m:val="p"/>
+          </m:rPr>
+          <m:t>=</m:t>
+        </m:r>
+        <m:r>
+          <m:t>1</m:t>
+        </m:r>
+      </m:oMath>
+      <w:r>
+        <w:t xml:space="preserve">.</w:t>
+      </w:r>
+    </w:p>
+    <w:p>
+      <w:pPr>
+        <w:pStyle w:val="Compact"/>
+        <w:numPr>
+          <w:ilvl w:val="0"/>
+          <w:numId w:val="1001"/>
+        </w:numPr>
+      </w:pPr>
+      <m:oMath>
+        <m:r>
+          <m:rPr>
+            <m:sty m:val="p"/>
+          </m:rPr>
+          <m:t>(</m:t>
+        </m:r>
+        <m:f>
+          <m:fPr>
+            <m:type m:val="lin"/>
+          </m:fPr>
+          <m:num>
+            <m:r>
+              <m:t>3</m:t>
+            </m:r>
+          </m:num>
+          <m:den>
+            <m:r>
+              <m:t>5</m:t>
+            </m:r>
+          </m:den>
+        </m:f>
+        <m:r>
+          <m:rPr>
+            <m:sty m:val="p"/>
+          </m:rPr>
+          <m:t>,</m:t>
+        </m:r>
+        <m:f>
+          <m:fPr>
+            <m:type m:val="lin"/>
+          </m:fPr>
+          <m:num>
+            <m:r>
+              <m:t>4</m:t>
+            </m:r>
+          </m:num>
+          <m:den>
+            <m:r>
+              <m:t>5</m:t>
+            </m:r>
+          </m:den>
+        </m:f>
+        <m:r>
+          <m:rPr>
+            <m:sty m:val="p"/>
+          </m:rPr>
+          <m:t>)</m:t>
+        </m:r>
+      </m:oMath>
+      <w:r>
+        <w:t xml:space="preserve"> </w:t>
+      </w:r>
+      <w:r>
+        <w:t xml:space="preserve">is on the unit circle, because</w:t>
+      </w:r>
+      <w:r>
+        <w:t xml:space="preserve"> </w:t>
+      </w:r>
+      <m:oMath>
+        <m:f>
+          <m:fPr>
+            <m:type m:val="lin"/>
+          </m:fPr>
+          <m:num>
+            <m:r>
+              <m:t>9</m:t>
+            </m:r>
+          </m:num>
+          <m:den>
+            <m:r>
+              <m:t>25</m:t>
+            </m:r>
+          </m:den>
+        </m:f>
+        <m:r>
+          <m:rPr>
+            <m:sty m:val="p"/>
+          </m:rPr>
+          <m:t>+</m:t>
+        </m:r>
+        <m:f>
+          <m:fPr>
+            <m:type m:val="lin"/>
+          </m:fPr>
+          <m:num>
+            <m:r>
+              <m:t>16</m:t>
+            </m:r>
+          </m:num>
+          <m:den>
+            <m:r>
+              <m:t>25</m:t>
+            </m:r>
+          </m:den>
+        </m:f>
+        <m:r>
+          <m:rPr>
+            <m:sty m:val="p"/>
+          </m:rPr>
+          <m:t>=</m:t>
+        </m:r>
+        <m:r>
+          <m:t>1</m:t>
+        </m:r>
+      </m:oMath>
+      <w:r>
+        <w:t xml:space="preserve">.</w:t>
+      </w:r>
+    </w:p>
+    <w:p>
+      <w:pPr>
+        <w:pStyle w:val="Compact"/>
+        <w:numPr>
+          <w:ilvl w:val="0"/>
+          <w:numId w:val="1001"/>
+        </w:numPr>
+      </w:pPr>
+      <m:oMath>
+        <m:r>
+          <m:rPr>
+            <m:sty m:val="p"/>
+          </m:rPr>
+          <m:t>(</m:t>
+        </m:r>
+        <m:r>
+          <m:t>1</m:t>
+        </m:r>
+        <m:r>
+          <m:rPr>
+            <m:sty m:val="p"/>
+          </m:rPr>
+          <m:t>,</m:t>
+        </m:r>
+        <m:r>
+          <m:t>1</m:t>
+        </m:r>
+        <m:r>
+          <m:rPr>
+            <m:sty m:val="p"/>
+          </m:rPr>
+          <m:t>)</m:t>
+        </m:r>
+      </m:oMath>
+      <w:r>
+        <w:t xml:space="preserve"> </w:t>
+      </w:r>
+      <w:r>
+        <w:t xml:space="preserve">is not on the unit circle, because</w:t>
+      </w:r>
+      <w:r>
+        <w:t xml:space="preserve"> </w:t>
+      </w:r>
+      <m:oMath>
+        <m:sSup>
+          <m:e>
+            <m:r>
+              <m:t>1</m:t>
+            </m:r>
+          </m:e>
+          <m:sup>
+            <m:r>
+              <m:t>2</m:t>
+            </m:r>
+          </m:sup>
+        </m:sSup>
+        <m:r>
+          <m:rPr>
+            <m:sty m:val="p"/>
+          </m:rPr>
+          <m:t>+</m:t>
+        </m:r>
+        <m:sSup>
+          <m:e>
+            <m:r>
+              <m:t>1</m:t>
+            </m:r>
+          </m:e>
+          <m:sup>
+            <m:r>
+              <m:t>2</m:t>
+            </m:r>
+          </m:sup>
+        </m:sSup>
+        <m:r>
+          <m:rPr>
+            <m:sty m:val="p"/>
+          </m:rPr>
+          <m:t>=</m:t>
+        </m:r>
+        <m:r>
+          <m:t>2</m:t>
+        </m:r>
+        <m:r>
+          <m:rPr>
+            <m:sty m:val="p"/>
+          </m:rPr>
+          <m:t>≠</m:t>
+        </m:r>
+        <m:r>
+          <m:t>1</m:t>
+        </m:r>
+      </m:oMath>
+      <w:r>
+        <w:t xml:space="preserve">.</w:t>
+      </w:r>
+    </w:p>
+    <w:bookmarkEnd w:id="10"/>
+    <w:bookmarkStart w:id="11" w:name="def-pi"/>
+    <w:p>
+      <w:pPr>
+        <w:pStyle w:val="FirstParagraph"/>
+      </w:pPr>
+      <w:r>
+        <w:rPr>
+          <w:b/>
+          <w:bCs/>
+        </w:rPr>
+        <w:t xml:space="preserve">Definition 2 (The number</w:t>
+      </w:r>
+      <w:r>
+        <w:rPr>
+          <w:b/>
+          <w:bCs/>
+        </w:rPr>
+        <w:t xml:space="preserve"> </w:t>
+      </w:r>
+      <m:oMath>
+        <m:r>
+          <m:t>π</m:t>
+        </m:r>
+      </m:oMath>
+      <w:r>
+        <w:rPr>
+          <w:b/>
+          <w:bCs/>
+        </w:rPr>
+        <w:t xml:space="preserve">)</w:t>
+      </w:r>
+      <w:r>
+        <w:t xml:space="preserve"> </w:t>
+      </w:r>
+      <w:r>
+        <w:t xml:space="preserve">The number</w:t>
+      </w:r>
+      <w:r>
+        <w:t xml:space="preserve"> </w:t>
+      </w:r>
+      <m:oMath>
+        <m:r>
+          <m:t>π</m:t>
+        </m:r>
+        <m:r>
+          <m:rPr>
+            <m:sty m:val="p"/>
+          </m:rPr>
+          <m:t>≈</m:t>
+        </m:r>
+        <m:r>
+          <m:t>3.14159</m:t>
+        </m:r>
+      </m:oMath>
+      <w:r>
+        <w:t xml:space="preserve"> </w:t>
+      </w:r>
+      <w:r>
+        <w:t xml:space="preserve">is half of the circumference of the unit circle (</w:t>
+      </w:r>
+      <w:hyperlink w:anchor="def-unit-circle">
+        <w:r>
+          <w:rPr>
+            <w:rStyle w:val="Hyperlink"/>
+          </w:rPr>
+          <w:t xml:space="preserve">Definition 1</w:t>
+        </w:r>
+      </w:hyperlink>
+      <w:r>
+        <w:t xml:space="preserve">).</w:t>
+      </w:r>
+    </w:p>
+    <w:bookmarkEnd w:id="11"/>
+    <w:bookmarkStart w:id="12" w:name="exm-pi"/>
+    <w:p>
+      <w:pPr>
+        <w:pStyle w:val="BodyText"/>
+      </w:pPr>
+      <w:r>
+        <w:rPr>
+          <w:b/>
+          <w:bCs/>
+        </w:rPr>
+        <w:t xml:space="preserve">Example 2 (Distances around the unit circle)</w:t>
+      </w:r>
+      <w:r>
+        <w:t xml:space="preserve"> </w:t>
+      </w:r>
+      <w:r>
+        <w:t xml:space="preserve">The whole unit circle has circumference</w:t>
+      </w:r>
+      <w:r>
+        <w:t xml:space="preserve"> </w:t>
+      </w:r>
+      <m:oMath>
+        <m:r>
+          <m:t>2</m:t>
+        </m:r>
+        <m:r>
+          <m:t>π</m:t>
+        </m:r>
+      </m:oMath>
+      <w:r>
+        <w:t xml:space="preserve">.</w:t>
+      </w:r>
+      <w:r>
+        <w:t xml:space="preserve"> </w:t>
+      </w:r>
+      <w:r>
+        <w:t xml:space="preserve">Moving from</w:t>
+      </w:r>
+      <w:r>
+        <w:t xml:space="preserve"> </w:t>
+      </w:r>
+      <m:oMath>
+        <m:r>
+          <m:rPr>
+            <m:sty m:val="p"/>
+          </m:rPr>
+          <m:t>(</m:t>
+        </m:r>
+        <m:r>
+          <m:t>1</m:t>
+        </m:r>
+        <m:r>
+          <m:rPr>
+            <m:sty m:val="p"/>
+          </m:rPr>
+          <m:t>,</m:t>
+        </m:r>
+        <m:r>
+          <m:t>0</m:t>
+        </m:r>
+        <m:r>
+          <m:rPr>
+            <m:sty m:val="p"/>
+          </m:rPr>
+          <m:t>)</m:t>
+        </m:r>
+      </m:oMath>
+      <w:r>
+        <w:t xml:space="preserve"> </w:t>
+      </w:r>
+      <w:r>
+        <w:t xml:space="preserve">to</w:t>
+      </w:r>
+      <w:r>
+        <w:t xml:space="preserve"> </w:t>
+      </w:r>
+      <m:oMath>
+        <m:r>
+          <m:rPr>
+            <m:sty m:val="p"/>
+          </m:rPr>
+          <m:t>(</m:t>
+        </m:r>
+        <m:r>
+          <m:rPr>
+            <m:sty m:val="p"/>
+          </m:rPr>
+          <m:t>−</m:t>
+        </m:r>
+        <m:r>
+          <m:t>1</m:t>
+        </m:r>
+        <m:r>
+          <m:rPr>
+            <m:sty m:val="p"/>
+          </m:rPr>
+          <m:t>,</m:t>
+        </m:r>
+        <m:r>
+          <m:t>0</m:t>
+        </m:r>
+        <m:r>
+          <m:rPr>
+            <m:sty m:val="p"/>
+          </m:rPr>
+          <m:t>)</m:t>
+        </m:r>
+      </m:oMath>
+      <w:r>
+        <w:t xml:space="preserve"> </w:t>
+      </w:r>
+      <w:r>
+        <w:t xml:space="preserve">along the upper half of the circle covers a distance of</w:t>
+      </w:r>
+      <w:r>
+        <w:t xml:space="preserve"> </w:t>
+      </w:r>
+      <m:oMath>
+        <m:r>
+          <m:t>π</m:t>
+        </m:r>
+      </m:oMath>
+      <w:r>
         <w:t xml:space="preserve">,</w:t>
       </w:r>
       <w:r>
         <w:t xml:space="preserve"> </w:t>
       </w:r>
       <w:r>
-        <w:t xml:space="preserve">and</w:t>
+        <w:t xml:space="preserve">and moving from</w:t>
+      </w:r>
+      <w:r>
+        <w:t xml:space="preserve"> </w:t>
+      </w:r>
+      <m:oMath>
+        <m:r>
+          <m:rPr>
+            <m:sty m:val="p"/>
+          </m:rPr>
+          <m:t>(</m:t>
+        </m:r>
+        <m:r>
+          <m:t>1</m:t>
+        </m:r>
+        <m:r>
+          <m:rPr>
+            <m:sty m:val="p"/>
+          </m:rPr>
+          <m:t>,</m:t>
+        </m:r>
+        <m:r>
+          <m:t>0</m:t>
+        </m:r>
+        <m:r>
+          <m:rPr>
+            <m:sty m:val="p"/>
+          </m:rPr>
+          <m:t>)</m:t>
+        </m:r>
+      </m:oMath>
+      <w:r>
+        <w:t xml:space="preserve"> </w:t>
+      </w:r>
+      <w:r>
+        <w:t xml:space="preserve">to</w:t>
+      </w:r>
+      <w:r>
+        <w:t xml:space="preserve"> </w:t>
+      </w:r>
+      <m:oMath>
+        <m:r>
+          <m:rPr>
+            <m:sty m:val="p"/>
+          </m:rPr>
+          <m:t>(</m:t>
+        </m:r>
+        <m:r>
+          <m:t>0</m:t>
+        </m:r>
+        <m:r>
+          <m:rPr>
+            <m:sty m:val="p"/>
+          </m:rPr>
+          <m:t>,</m:t>
+        </m:r>
+        <m:r>
+          <m:t>1</m:t>
+        </m:r>
+        <m:r>
+          <m:rPr>
+            <m:sty m:val="p"/>
+          </m:rPr>
+          <m:t>)</m:t>
+        </m:r>
+      </m:oMath>
+      <w:r>
+        <w:t xml:space="preserve"> </w:t>
+      </w:r>
+      <w:r>
+        <w:t xml:space="preserve">covers a quarter of the circle, a distance of</w:t>
       </w:r>
       <w:r>
         <w:t xml:space="preserve"> </w:t>
@@ -188,17 +893,28 @@
           <m:rPr>
             <m:sty m:val="p"/>
           </m:rPr>
-          <m:t>≈</m:t>
-        </m:r>
-        <m:r>
-          <m:t>3.14159</m:t>
-        </m:r>
-      </m:oMath>
-      <w:r>
-        <w:t xml:space="preserve"> </w:t>
-      </w:r>
-      <w:r>
-        <w:t xml:space="preserve">is half of its circumference.</w:t>
+          <m:t>/</m:t>
+        </m:r>
+        <m:r>
+          <m:t>2</m:t>
+        </m:r>
+      </m:oMath>
+      <w:r>
+        <w:t xml:space="preserve">.</w:t>
+      </w:r>
+    </w:p>
+    <w:bookmarkEnd w:id="12"/>
+    <w:bookmarkStart w:id="13" w:name="def-cosine-sine"/>
+    <w:p>
+      <w:pPr>
+        <w:pStyle w:val="BodyText"/>
+      </w:pPr>
+      <w:r>
+        <w:rPr>
+          <w:b/>
+          <w:bCs/>
+        </w:rPr>
+        <w:t xml:space="preserve">Definition 3 (Cosine)</w:t>
       </w:r>
       <w:r>
         <w:t xml:space="preserve"> </w:t>
@@ -246,6 +962,23 @@
           <m:t>)</m:t>
         </m:r>
       </m:oMath>
+      <w:r>
+        <w:t xml:space="preserve"> </w:t>
+      </w:r>
+      <w:r>
+        <w:t xml:space="preserve">of the unit circle (</w:t>
+      </w:r>
+      <w:hyperlink w:anchor="def-unit-circle">
+        <w:r>
+          <w:rPr>
+            <w:rStyle w:val="Hyperlink"/>
+          </w:rPr>
+          <w:t xml:space="preserve">Definition 1</w:t>
+        </w:r>
+      </w:hyperlink>
+      <w:r>
+        <w:t xml:space="preserve">)</w:t>
+      </w:r>
       <w:r>
         <w:t xml:space="preserve"> </w:t>
       </w:r>
@@ -280,7 +1013,7 @@
         <w:t xml:space="preserve"> </w:t>
       </w:r>
       <w:r>
-        <w:t xml:space="preserve">along the unit circle,</w:t>
+        <w:t xml:space="preserve">along the circle,</w:t>
       </w:r>
       <w:r>
         <w:t xml:space="preserve"> </w:t>
@@ -335,57 +1068,7 @@
         <w:t xml:space="preserve"> </w:t>
       </w:r>
       <w:r>
-        <w:t xml:space="preserve">The point reached is</w:t>
-      </w:r>
-      <w:r>
-        <w:t xml:space="preserve"> </w:t>
-      </w:r>
-      <m:oMath>
-        <m:r>
-          <m:rPr>
-            <m:sty m:val="p"/>
-          </m:rPr>
-          <m:t>(</m:t>
-        </m:r>
-        <m:r>
-          <m:rPr>
-            <m:sty m:val="p"/>
-          </m:rPr>
-          <m:t>cos</m:t>
-        </m:r>
-        <m:r>
-          <m:t>θ</m:t>
-        </m:r>
-        <m:r>
-          <m:rPr>
-            <m:sty m:val="p"/>
-          </m:rPr>
-          <m:t>,</m:t>
-        </m:r>
-        <m:r>
-          <m:rPr>
-            <m:sty m:val="p"/>
-          </m:rPr>
-          <m:t>sin</m:t>
-        </m:r>
-        <m:r>
-          <m:t>θ</m:t>
-        </m:r>
-        <m:r>
-          <m:rPr>
-            <m:sty m:val="p"/>
-          </m:rPr>
-          <m:t>)</m:t>
-        </m:r>
-      </m:oMath>
-      <w:r>
-        <w:t xml:space="preserve">:</w:t>
-      </w:r>
-      <w:r>
-        <w:t xml:space="preserve"> </w:t>
-      </w:r>
-      <w:r>
-        <w:t xml:space="preserve">its first coordinate is the</w:t>
+        <w:t xml:space="preserve">The first coordinate of the point reached is the</w:t>
       </w:r>
       <w:r>
         <w:t xml:space="preserve"> </w:t>
@@ -412,54 +1095,38 @@
         </m:r>
       </m:oMath>
       <w:r>
-        <w:t xml:space="preserve">,</w:t>
-      </w:r>
-      <w:r>
-        <w:t xml:space="preserve"> </w:t>
-      </w:r>
-      <w:r>
-        <w:t xml:space="preserve">and its second coordinate is the</w:t>
-      </w:r>
-      <w:r>
-        <w:t xml:space="preserve"> </w:t>
-      </w:r>
+        <w:t xml:space="preserve">, written</w:t>
+      </w:r>
+      <w:r>
+        <w:t xml:space="preserve"> </w:t>
+      </w:r>
+      <m:oMath>
+        <m:r>
+          <m:rPr>
+            <m:sty m:val="p"/>
+          </m:rPr>
+          <m:t>cos</m:t>
+        </m:r>
+        <m:r>
+          <m:t>θ</m:t>
+        </m:r>
+      </m:oMath>
+      <w:r>
+        <w:t xml:space="preserve">.</w:t>
+      </w:r>
+    </w:p>
+    <w:bookmarkEnd w:id="13"/>
+    <w:bookmarkStart w:id="14" w:name="exm-cosine-sine"/>
+    <w:p>
+      <w:pPr>
+        <w:pStyle w:val="BodyText"/>
+      </w:pPr>
       <w:r>
         <w:rPr>
           <w:b/>
           <w:bCs/>
         </w:rPr>
-        <w:t xml:space="preserve">sine</w:t>
-      </w:r>
-      <w:r>
-        <w:t xml:space="preserve"> </w:t>
-      </w:r>
-      <w:r>
-        <w:t xml:space="preserve">of</w:t>
-      </w:r>
-      <w:r>
-        <w:t xml:space="preserve"> </w:t>
-      </w:r>
-      <m:oMath>
-        <m:r>
-          <m:t>θ</m:t>
-        </m:r>
-      </m:oMath>
-      <w:r>
-        <w:t xml:space="preserve">.</w:t>
-      </w:r>
-    </w:p>
-    <w:bookmarkEnd w:id="9"/>
-    <w:bookmarkStart w:id="10" w:name="exm-cosine-sine"/>
-    <w:p>
-      <w:pPr>
-        <w:pStyle w:val="BodyText"/>
-      </w:pPr>
-      <w:r>
-        <w:rPr>
-          <w:b/>
-          <w:bCs/>
-        </w:rPr>
-        <w:t xml:space="preserve">Example 1 (Cosines and sines of some angles)</w:t>
+        <w:t xml:space="preserve">Example 3 (Cosines of some angles)</w:t>
       </w:r>
       <w:r>
         <w:t xml:space="preserve"> </w:t>
@@ -470,9 +1137,10 @@
     </w:p>
     <w:p>
       <w:pPr>
+        <w:pStyle w:val="Compact"/>
         <w:numPr>
           <w:ilvl w:val="0"/>
-          <w:numId w:val="1001"/>
+          <w:numId w:val="1002"/>
         </w:numPr>
       </w:pPr>
       <m:oMath>
@@ -548,35 +1216,6 @@
         </m:r>
         <m:r>
           <m:t>1</m:t>
-        </m:r>
-      </m:oMath>
-      <w:r>
-        <w:t xml:space="preserve"> </w:t>
-      </w:r>
-      <w:r>
-        <w:t xml:space="preserve">and</w:t>
-      </w:r>
-      <w:r>
-        <w:t xml:space="preserve"> </w:t>
-      </w:r>
-      <m:oMath>
-        <m:r>
-          <m:rPr>
-            <m:sty m:val="p"/>
-          </m:rPr>
-          <m:t>sin</m:t>
-        </m:r>
-        <m:r>
-          <m:t>0</m:t>
-        </m:r>
-        <m:r>
-          <m:rPr>
-            <m:sty m:val="p"/>
-          </m:rPr>
-          <m:t>=</m:t>
-        </m:r>
-        <m:r>
-          <m:t>0</m:t>
         </m:r>
       </m:oMath>
       <w:r>
@@ -585,9 +1224,10 @@
     </w:p>
     <w:p>
       <w:pPr>
+        <w:pStyle w:val="Compact"/>
         <w:numPr>
           <w:ilvl w:val="0"/>
-          <w:numId w:val="1001"/>
+          <w:numId w:val="1002"/>
         </w:numPr>
       </w:pPr>
       <m:oMath>
@@ -646,13 +1286,7 @@
         </m:r>
       </m:oMath>
       <w:r>
-        <w:t xml:space="preserve">,</w:t>
-      </w:r>
-      <w:r>
-        <w:t xml:space="preserve"> </w:t>
-      </w:r>
-      <w:r>
-        <w:t xml:space="preserve">so</w:t>
+        <w:t xml:space="preserve">, so</w:t>
       </w:r>
       <w:r>
         <w:t xml:space="preserve"> </w:t>
@@ -681,35 +1315,6 @@
         </m:r>
         <m:r>
           <m:t>1</m:t>
-        </m:r>
-      </m:oMath>
-      <w:r>
-        <w:t xml:space="preserve"> </w:t>
-      </w:r>
-      <w:r>
-        <w:t xml:space="preserve">and</w:t>
-      </w:r>
-      <w:r>
-        <w:t xml:space="preserve"> </w:t>
-      </w:r>
-      <m:oMath>
-        <m:r>
-          <m:rPr>
-            <m:sty m:val="p"/>
-          </m:rPr>
-          <m:t>sin</m:t>
-        </m:r>
-        <m:r>
-          <m:t>π</m:t>
-        </m:r>
-        <m:r>
-          <m:rPr>
-            <m:sty m:val="p"/>
-          </m:rPr>
-          <m:t>=</m:t>
-        </m:r>
-        <m:r>
-          <m:t>0</m:t>
         </m:r>
       </m:oMath>
       <w:r>
@@ -718,9 +1323,10 @@
     </w:p>
     <w:p>
       <w:pPr>
+        <w:pStyle w:val="Compact"/>
         <w:numPr>
           <w:ilvl w:val="0"/>
-          <w:numId w:val="1001"/>
+          <w:numId w:val="1002"/>
         </w:numPr>
       </w:pPr>
       <m:oMath>
@@ -782,13 +1388,7 @@
         </m:r>
       </m:oMath>
       <w:r>
-        <w:t xml:space="preserve">,</w:t>
-      </w:r>
-      <w:r>
-        <w:t xml:space="preserve"> </w:t>
-      </w:r>
-      <w:r>
-        <w:t xml:space="preserve">so</w:t>
+        <w:t xml:space="preserve">, so</w:t>
       </w:r>
       <w:r>
         <w:t xml:space="preserve"> </w:t>
@@ -832,56 +1432,6 @@
         </m:r>
         <m:r>
           <m:t>0</m:t>
-        </m:r>
-      </m:oMath>
-      <w:r>
-        <w:t xml:space="preserve"> </w:t>
-      </w:r>
-      <w:r>
-        <w:t xml:space="preserve">and</w:t>
-      </w:r>
-      <w:r>
-        <w:t xml:space="preserve"> </w:t>
-      </w:r>
-      <m:oMath>
-        <m:r>
-          <m:rPr>
-            <m:sty m:val="p"/>
-          </m:rPr>
-          <m:t>sin</m:t>
-        </m:r>
-        <m:r>
-          <m:rPr>
-            <m:sty m:val="p"/>
-          </m:rPr>
-          <m:t>(</m:t>
-        </m:r>
-        <m:r>
-          <m:t>π</m:t>
-        </m:r>
-        <m:r>
-          <m:rPr>
-            <m:sty m:val="p"/>
-          </m:rPr>
-          <m:t>/</m:t>
-        </m:r>
-        <m:r>
-          <m:t>2</m:t>
-        </m:r>
-        <m:r>
-          <m:rPr>
-            <m:sty m:val="p"/>
-          </m:rPr>
-          <m:t>)</m:t>
-        </m:r>
-        <m:r>
-          <m:rPr>
-            <m:sty m:val="p"/>
-          </m:rPr>
-          <m:t>=</m:t>
-        </m:r>
-        <m:r>
-          <m:t>1</m:t>
         </m:r>
       </m:oMath>
       <w:r>
@@ -890,9 +1440,10 @@
     </w:p>
     <w:p>
       <w:pPr>
+        <w:pStyle w:val="Compact"/>
         <w:numPr>
           <w:ilvl w:val="0"/>
-          <w:numId w:val="1001"/>
+          <w:numId w:val="1002"/>
         </w:numPr>
       </w:pPr>
       <m:oMath>
@@ -1093,6 +1644,42 @@
         <w:t xml:space="preserve"> </w:t>
       </w:r>
       <m:oMath>
+        <m:r>
+          <m:rPr>
+            <m:sty m:val="p"/>
+          </m:rPr>
+          <m:t>cos</m:t>
+        </m:r>
+        <m:r>
+          <m:rPr>
+            <m:sty m:val="p"/>
+          </m:rPr>
+          <m:t>(</m:t>
+        </m:r>
+        <m:r>
+          <m:t>π</m:t>
+        </m:r>
+        <m:r>
+          <m:rPr>
+            <m:sty m:val="p"/>
+          </m:rPr>
+          <m:t>/</m:t>
+        </m:r>
+        <m:r>
+          <m:t>4</m:t>
+        </m:r>
+        <m:r>
+          <m:rPr>
+            <m:sty m:val="p"/>
+          </m:rPr>
+          <m:t>)</m:t>
+        </m:r>
+        <m:r>
+          <m:rPr>
+            <m:sty m:val="p"/>
+          </m:rPr>
+          <m:t>=</m:t>
+        </m:r>
         <m:sSub>
           <m:e>
             <m:r>
@@ -1145,133 +1732,8 @@
         </m:r>
       </m:oMath>
       <w:r>
-        <w:t xml:space="preserve">:</w:t>
-      </w:r>
-    </w:p>
-    <w:p>
-      <w:pPr>
-        <w:pStyle w:val="BodyText"/>
-      </w:pPr>
-      <m:oMathPara>
-        <m:oMathParaPr>
-          <m:jc m:val="center"/>
-        </m:oMathParaPr>
-        <m:oMath>
-          <m:eqArr>
-            <m:e>
-              <m:r>
-                <m:rPr>
-                  <m:sty m:val="p"/>
-                </m:rPr>
-                <m:t>cos</m:t>
-              </m:r>
-              <m:r>
-                <m:rPr>
-                  <m:sty m:val="p"/>
-                </m:rPr>
-                <m:t>(</m:t>
-              </m:r>
-              <m:r>
-                <m:t>π</m:t>
-              </m:r>
-              <m:r>
-                <m:rPr>
-                  <m:sty m:val="p"/>
-                </m:rPr>
-                <m:t>/</m:t>
-              </m:r>
-              <m:r>
-                <m:t>4</m:t>
-              </m:r>
-              <m:r>
-                <m:rPr>
-                  <m:sty m:val="p"/>
-                </m:rPr>
-                <m:t>)</m:t>
-              </m:r>
-              <m:r>
-                <m:t>&amp;</m:t>
-              </m:r>
-              <m:r>
-                <m:rPr>
-                  <m:sty m:val="p"/>
-                </m:rPr>
-                <m:t>=</m:t>
-              </m:r>
-              <m:r>
-                <m:rPr>
-                  <m:sty m:val="p"/>
-                </m:rPr>
-                <m:t>sin</m:t>
-              </m:r>
-              <m:r>
-                <m:rPr>
-                  <m:sty m:val="p"/>
-                </m:rPr>
-                <m:t>(</m:t>
-              </m:r>
-              <m:r>
-                <m:t>π</m:t>
-              </m:r>
-              <m:r>
-                <m:rPr>
-                  <m:sty m:val="p"/>
-                </m:rPr>
-                <m:t>/</m:t>
-              </m:r>
-              <m:r>
-                <m:t>4</m:t>
-              </m:r>
-              <m:r>
-                <m:rPr>
-                  <m:sty m:val="p"/>
-                </m:rPr>
-                <m:t>)</m:t>
-              </m:r>
-            </m:e>
-            <m:e>
-              <m:r>
-                <m:t>&amp;</m:t>
-              </m:r>
-              <m:r>
-                <m:rPr>
-                  <m:sty m:val="p"/>
-                </m:rPr>
-                <m:t>=</m:t>
-              </m:r>
-              <m:f>
-                <m:fPr>
-                  <m:type m:val="lin"/>
-                </m:fPr>
-                <m:num>
-                  <m:r>
-                    <m:t>1</m:t>
-                  </m:r>
-                </m:num>
-                <m:den>
-                  <m:rad>
-                    <m:radPr>
-                      <m:degHide m:val="on"/>
-                    </m:radPr>
-                    <m:deg/>
-                    <m:e>
-                      <m:r>
-                        <m:t>2</m:t>
-                      </m:r>
-                    </m:e>
-                  </m:rad>
-                </m:den>
-              </m:f>
-              <m:r>
-                <m:rPr>
-                  <m:sty m:val="p"/>
-                </m:rPr>
-                <m:t>.</m:t>
-              </m:r>
-            </m:e>
-          </m:eqArr>
-        </m:oMath>
-      </m:oMathPara>
+        <w:t xml:space="preserve">.</w:t>
+      </w:r>
     </w:p>
     <w:p>
       <w:pPr>
@@ -1405,11 +1867,677 @@
         <w:t xml:space="preserve">degrees.</w:t>
       </w:r>
     </w:p>
-    <w:bookmarkEnd w:id="10"/>
-    <w:bookmarkStart w:id="11" w:name="thm-cosine-sine-identity"/>
+    <w:bookmarkEnd w:id="14"/>
+    <w:bookmarkStart w:id="15" w:name="def-sine"/>
     <w:p>
       <w:pPr>
         <w:pStyle w:val="BodyText"/>
+      </w:pPr>
+      <w:r>
+        <w:rPr>
+          <w:b/>
+          <w:bCs/>
+        </w:rPr>
+        <w:t xml:space="preserve">Definition 4 (Sine)</w:t>
+      </w:r>
+      <w:r>
+        <w:t xml:space="preserve"> </w:t>
+      </w:r>
+      <w:r>
+        <w:t xml:space="preserve">For a real number</w:t>
+      </w:r>
+      <w:r>
+        <w:t xml:space="preserve"> </w:t>
+      </w:r>
+      <m:oMath>
+        <m:r>
+          <m:t>θ</m:t>
+        </m:r>
+      </m:oMath>
+      <w:r>
+        <w:t xml:space="preserve">, the second coordinate of the point reached from</w:t>
+      </w:r>
+      <w:r>
+        <w:t xml:space="preserve"> </w:t>
+      </w:r>
+      <m:oMath>
+        <m:r>
+          <m:rPr>
+            <m:sty m:val="p"/>
+          </m:rPr>
+          <m:t>(</m:t>
+        </m:r>
+        <m:r>
+          <m:t>1</m:t>
+        </m:r>
+        <m:r>
+          <m:rPr>
+            <m:sty m:val="p"/>
+          </m:rPr>
+          <m:t>,</m:t>
+        </m:r>
+        <m:r>
+          <m:t>0</m:t>
+        </m:r>
+        <m:r>
+          <m:rPr>
+            <m:sty m:val="p"/>
+          </m:rPr>
+          <m:t>)</m:t>
+        </m:r>
+      </m:oMath>
+      <w:r>
+        <w:t xml:space="preserve"> </w:t>
+      </w:r>
+      <w:r>
+        <w:t xml:space="preserve">by moving a distance</w:t>
+      </w:r>
+      <w:r>
+        <w:t xml:space="preserve"> </w:t>
+      </w:r>
+      <m:oMath>
+        <m:r>
+          <m:t>​</m:t>
+        </m:r>
+        <m:d>
+          <m:dPr>
+            <m:begChr m:val="|"/>
+            <m:sepChr m:val=""/>
+            <m:endChr m:val="|"/>
+            <m:grow/>
+          </m:dPr>
+          <m:e>
+            <m:r>
+              <m:t>θ</m:t>
+            </m:r>
+          </m:e>
+        </m:d>
+        <m:r>
+          <m:t>​</m:t>
+        </m:r>
+      </m:oMath>
+      <w:r>
+        <w:t xml:space="preserve"> </w:t>
+      </w:r>
+      <w:r>
+        <w:t xml:space="preserve">along the unit circle (</w:t>
+      </w:r>
+      <w:hyperlink w:anchor="def-cosine-sine">
+        <w:r>
+          <w:rPr>
+            <w:rStyle w:val="Hyperlink"/>
+          </w:rPr>
+          <w:t xml:space="preserve">Definition 3</w:t>
+        </w:r>
+      </w:hyperlink>
+      <w:r>
+        <w:t xml:space="preserve">)</w:t>
+      </w:r>
+      <w:r>
+        <w:t xml:space="preserve"> </w:t>
+      </w:r>
+      <w:r>
+        <w:t xml:space="preserve">is the</w:t>
+      </w:r>
+      <w:r>
+        <w:t xml:space="preserve"> </w:t>
+      </w:r>
+      <w:r>
+        <w:rPr>
+          <w:b/>
+          <w:bCs/>
+        </w:rPr>
+        <w:t xml:space="preserve">sine</w:t>
+      </w:r>
+      <w:r>
+        <w:t xml:space="preserve"> </w:t>
+      </w:r>
+      <w:r>
+        <w:t xml:space="preserve">of</w:t>
+      </w:r>
+      <w:r>
+        <w:t xml:space="preserve"> </w:t>
+      </w:r>
+      <m:oMath>
+        <m:r>
+          <m:t>θ</m:t>
+        </m:r>
+      </m:oMath>
+      <w:r>
+        <w:t xml:space="preserve">, written</w:t>
+      </w:r>
+      <w:r>
+        <w:t xml:space="preserve"> </w:t>
+      </w:r>
+      <m:oMath>
+        <m:r>
+          <m:rPr>
+            <m:sty m:val="p"/>
+          </m:rPr>
+          <m:t>sin</m:t>
+        </m:r>
+        <m:r>
+          <m:t>θ</m:t>
+        </m:r>
+      </m:oMath>
+      <w:r>
+        <w:t xml:space="preserve">.</w:t>
+      </w:r>
+    </w:p>
+    <w:bookmarkEnd w:id="15"/>
+    <w:bookmarkStart w:id="16" w:name="exm-sine"/>
+    <w:p>
+      <w:pPr>
+        <w:pStyle w:val="BodyText"/>
+      </w:pPr>
+      <w:r>
+        <w:rPr>
+          <w:b/>
+          <w:bCs/>
+        </w:rPr>
+        <w:t xml:space="preserve">Example 4 (Sines of some angles)</w:t>
+      </w:r>
+      <w:r>
+        <w:t xml:space="preserve"> </w:t>
+      </w:r>
+      <w:r>
+        <w:t xml:space="preserve"> </w:t>
+      </w:r>
+    </w:p>
+    <w:p>
+      <w:pPr>
+        <w:pStyle w:val="Compact"/>
+        <w:numPr>
+          <w:ilvl w:val="0"/>
+          <w:numId w:val="1003"/>
+        </w:numPr>
+      </w:pPr>
+      <m:oMath>
+        <m:r>
+          <m:t>θ</m:t>
+        </m:r>
+        <m:r>
+          <m:rPr>
+            <m:sty m:val="p"/>
+          </m:rPr>
+          <m:t>=</m:t>
+        </m:r>
+        <m:r>
+          <m:t>0</m:t>
+        </m:r>
+      </m:oMath>
+      <w:r>
+        <w:t xml:space="preserve"> </w:t>
+      </w:r>
+      <w:r>
+        <w:t xml:space="preserve">stays at</w:t>
+      </w:r>
+      <w:r>
+        <w:t xml:space="preserve"> </w:t>
+      </w:r>
+      <m:oMath>
+        <m:r>
+          <m:rPr>
+            <m:sty m:val="p"/>
+          </m:rPr>
+          <m:t>(</m:t>
+        </m:r>
+        <m:r>
+          <m:t>1</m:t>
+        </m:r>
+        <m:r>
+          <m:rPr>
+            <m:sty m:val="p"/>
+          </m:rPr>
+          <m:t>,</m:t>
+        </m:r>
+        <m:r>
+          <m:t>0</m:t>
+        </m:r>
+        <m:r>
+          <m:rPr>
+            <m:sty m:val="p"/>
+          </m:rPr>
+          <m:t>)</m:t>
+        </m:r>
+      </m:oMath>
+      <w:r>
+        <w:t xml:space="preserve">, so</w:t>
+      </w:r>
+      <w:r>
+        <w:t xml:space="preserve"> </w:t>
+      </w:r>
+      <m:oMath>
+        <m:r>
+          <m:rPr>
+            <m:sty m:val="p"/>
+          </m:rPr>
+          <m:t>sin</m:t>
+        </m:r>
+        <m:r>
+          <m:t>0</m:t>
+        </m:r>
+        <m:r>
+          <m:rPr>
+            <m:sty m:val="p"/>
+          </m:rPr>
+          <m:t>=</m:t>
+        </m:r>
+        <m:r>
+          <m:t>0</m:t>
+        </m:r>
+      </m:oMath>
+      <w:r>
+        <w:t xml:space="preserve">.</w:t>
+      </w:r>
+    </w:p>
+    <w:p>
+      <w:pPr>
+        <w:pStyle w:val="Compact"/>
+        <w:numPr>
+          <w:ilvl w:val="0"/>
+          <w:numId w:val="1003"/>
+        </w:numPr>
+      </w:pPr>
+      <m:oMath>
+        <m:r>
+          <m:t>θ</m:t>
+        </m:r>
+        <m:r>
+          <m:rPr>
+            <m:sty m:val="p"/>
+          </m:rPr>
+          <m:t>=</m:t>
+        </m:r>
+        <m:r>
+          <m:t>π</m:t>
+        </m:r>
+      </m:oMath>
+      <w:r>
+        <w:t xml:space="preserve"> </w:t>
+      </w:r>
+      <w:r>
+        <w:t xml:space="preserve">goes half way around the circle, to</w:t>
+      </w:r>
+      <w:r>
+        <w:t xml:space="preserve"> </w:t>
+      </w:r>
+      <m:oMath>
+        <m:r>
+          <m:rPr>
+            <m:sty m:val="p"/>
+          </m:rPr>
+          <m:t>(</m:t>
+        </m:r>
+        <m:r>
+          <m:rPr>
+            <m:sty m:val="p"/>
+          </m:rPr>
+          <m:t>−</m:t>
+        </m:r>
+        <m:r>
+          <m:t>1</m:t>
+        </m:r>
+        <m:r>
+          <m:rPr>
+            <m:sty m:val="p"/>
+          </m:rPr>
+          <m:t>,</m:t>
+        </m:r>
+        <m:r>
+          <m:t>0</m:t>
+        </m:r>
+        <m:r>
+          <m:rPr>
+            <m:sty m:val="p"/>
+          </m:rPr>
+          <m:t>)</m:t>
+        </m:r>
+      </m:oMath>
+      <w:r>
+        <w:t xml:space="preserve">, so</w:t>
+      </w:r>
+      <w:r>
+        <w:t xml:space="preserve"> </w:t>
+      </w:r>
+      <m:oMath>
+        <m:r>
+          <m:rPr>
+            <m:sty m:val="p"/>
+          </m:rPr>
+          <m:t>sin</m:t>
+        </m:r>
+        <m:r>
+          <m:t>π</m:t>
+        </m:r>
+        <m:r>
+          <m:rPr>
+            <m:sty m:val="p"/>
+          </m:rPr>
+          <m:t>=</m:t>
+        </m:r>
+        <m:r>
+          <m:t>0</m:t>
+        </m:r>
+      </m:oMath>
+      <w:r>
+        <w:t xml:space="preserve">.</w:t>
+      </w:r>
+    </w:p>
+    <w:p>
+      <w:pPr>
+        <w:pStyle w:val="Compact"/>
+        <w:numPr>
+          <w:ilvl w:val="0"/>
+          <w:numId w:val="1003"/>
+        </w:numPr>
+      </w:pPr>
+      <m:oMath>
+        <m:r>
+          <m:t>θ</m:t>
+        </m:r>
+        <m:r>
+          <m:rPr>
+            <m:sty m:val="p"/>
+          </m:rPr>
+          <m:t>=</m:t>
+        </m:r>
+        <m:r>
+          <m:t>π</m:t>
+        </m:r>
+        <m:r>
+          <m:rPr>
+            <m:sty m:val="p"/>
+          </m:rPr>
+          <m:t>/</m:t>
+        </m:r>
+        <m:r>
+          <m:t>2</m:t>
+        </m:r>
+      </m:oMath>
+      <w:r>
+        <w:t xml:space="preserve"> </w:t>
+      </w:r>
+      <w:r>
+        <w:t xml:space="preserve">goes a quarter of the way round, to</w:t>
+      </w:r>
+      <w:r>
+        <w:t xml:space="preserve"> </w:t>
+      </w:r>
+      <m:oMath>
+        <m:r>
+          <m:rPr>
+            <m:sty m:val="p"/>
+          </m:rPr>
+          <m:t>(</m:t>
+        </m:r>
+        <m:r>
+          <m:t>0</m:t>
+        </m:r>
+        <m:r>
+          <m:rPr>
+            <m:sty m:val="p"/>
+          </m:rPr>
+          <m:t>,</m:t>
+        </m:r>
+        <m:r>
+          <m:t>1</m:t>
+        </m:r>
+        <m:r>
+          <m:rPr>
+            <m:sty m:val="p"/>
+          </m:rPr>
+          <m:t>)</m:t>
+        </m:r>
+      </m:oMath>
+      <w:r>
+        <w:t xml:space="preserve">, so</w:t>
+      </w:r>
+      <w:r>
+        <w:t xml:space="preserve"> </w:t>
+      </w:r>
+      <m:oMath>
+        <m:r>
+          <m:rPr>
+            <m:sty m:val="p"/>
+          </m:rPr>
+          <m:t>sin</m:t>
+        </m:r>
+        <m:r>
+          <m:rPr>
+            <m:sty m:val="p"/>
+          </m:rPr>
+          <m:t>(</m:t>
+        </m:r>
+        <m:r>
+          <m:t>π</m:t>
+        </m:r>
+        <m:r>
+          <m:rPr>
+            <m:sty m:val="p"/>
+          </m:rPr>
+          <m:t>/</m:t>
+        </m:r>
+        <m:r>
+          <m:t>2</m:t>
+        </m:r>
+        <m:r>
+          <m:rPr>
+            <m:sty m:val="p"/>
+          </m:rPr>
+          <m:t>)</m:t>
+        </m:r>
+        <m:r>
+          <m:rPr>
+            <m:sty m:val="p"/>
+          </m:rPr>
+          <m:t>=</m:t>
+        </m:r>
+        <m:r>
+          <m:t>1</m:t>
+        </m:r>
+      </m:oMath>
+      <w:r>
+        <w:t xml:space="preserve">.</w:t>
+      </w:r>
+    </w:p>
+    <w:p>
+      <w:pPr>
+        <w:pStyle w:val="Compact"/>
+        <w:numPr>
+          <w:ilvl w:val="0"/>
+          <w:numId w:val="1003"/>
+        </w:numPr>
+      </w:pPr>
+      <m:oMath>
+        <m:r>
+          <m:t>θ</m:t>
+        </m:r>
+        <m:r>
+          <m:rPr>
+            <m:sty m:val="p"/>
+          </m:rPr>
+          <m:t>=</m:t>
+        </m:r>
+        <m:r>
+          <m:t>π</m:t>
+        </m:r>
+        <m:r>
+          <m:rPr>
+            <m:sty m:val="p"/>
+          </m:rPr>
+          <m:t>/</m:t>
+        </m:r>
+        <m:r>
+          <m:t>4</m:t>
+        </m:r>
+      </m:oMath>
+      <w:r>
+        <w:t xml:space="preserve"> </w:t>
+      </w:r>
+      <w:r>
+        <w:t xml:space="preserve">reaches the point with</w:t>
+      </w:r>
+      <w:r>
+        <w:t xml:space="preserve"> </w:t>
+      </w:r>
+      <m:oMath>
+        <m:sSub>
+          <m:e>
+            <m:r>
+              <m:t>x</m:t>
+            </m:r>
+          </m:e>
+          <m:sub>
+            <m:r>
+              <m:t>1</m:t>
+            </m:r>
+          </m:sub>
+        </m:sSub>
+        <m:r>
+          <m:rPr>
+            <m:sty m:val="p"/>
+          </m:rPr>
+          <m:t>=</m:t>
+        </m:r>
+        <m:sSub>
+          <m:e>
+            <m:r>
+              <m:t>x</m:t>
+            </m:r>
+          </m:e>
+          <m:sub>
+            <m:r>
+              <m:t>2</m:t>
+            </m:r>
+          </m:sub>
+        </m:sSub>
+        <m:r>
+          <m:rPr>
+            <m:sty m:val="p"/>
+          </m:rPr>
+          <m:t>=</m:t>
+        </m:r>
+        <m:f>
+          <m:fPr>
+            <m:type m:val="lin"/>
+          </m:fPr>
+          <m:num>
+            <m:r>
+              <m:t>1</m:t>
+            </m:r>
+          </m:num>
+          <m:den>
+            <m:rad>
+              <m:radPr>
+                <m:degHide m:val="on"/>
+              </m:radPr>
+              <m:deg/>
+              <m:e>
+                <m:r>
+                  <m:t>2</m:t>
+                </m:r>
+              </m:e>
+            </m:rad>
+          </m:den>
+        </m:f>
+      </m:oMath>
+      <w:r>
+        <w:t xml:space="preserve"> </w:t>
+      </w:r>
+      <w:r>
+        <w:t xml:space="preserve">(</w:t>
+      </w:r>
+      <w:hyperlink w:anchor="exm-cosine-sine">
+        <w:r>
+          <w:rPr>
+            <w:rStyle w:val="Hyperlink"/>
+          </w:rPr>
+          <w:t xml:space="preserve">Example 3</w:t>
+        </w:r>
+      </w:hyperlink>
+      <w:r>
+        <w:t xml:space="preserve">),</w:t>
+      </w:r>
+      <w:r>
+        <w:t xml:space="preserve"> </w:t>
+      </w:r>
+      <w:r>
+        <w:t xml:space="preserve">so</w:t>
+      </w:r>
+      <w:r>
+        <w:t xml:space="preserve"> </w:t>
+      </w:r>
+      <m:oMath>
+        <m:r>
+          <m:rPr>
+            <m:sty m:val="p"/>
+          </m:rPr>
+          <m:t>sin</m:t>
+        </m:r>
+        <m:r>
+          <m:rPr>
+            <m:sty m:val="p"/>
+          </m:rPr>
+          <m:t>(</m:t>
+        </m:r>
+        <m:r>
+          <m:t>π</m:t>
+        </m:r>
+        <m:r>
+          <m:rPr>
+            <m:sty m:val="p"/>
+          </m:rPr>
+          <m:t>/</m:t>
+        </m:r>
+        <m:r>
+          <m:t>4</m:t>
+        </m:r>
+        <m:r>
+          <m:rPr>
+            <m:sty m:val="p"/>
+          </m:rPr>
+          <m:t>)</m:t>
+        </m:r>
+        <m:r>
+          <m:rPr>
+            <m:sty m:val="p"/>
+          </m:rPr>
+          <m:t>=</m:t>
+        </m:r>
+        <m:f>
+          <m:fPr>
+            <m:type m:val="lin"/>
+          </m:fPr>
+          <m:num>
+            <m:r>
+              <m:t>1</m:t>
+            </m:r>
+          </m:num>
+          <m:den>
+            <m:rad>
+              <m:radPr>
+                <m:degHide m:val="on"/>
+              </m:radPr>
+              <m:deg/>
+              <m:e>
+                <m:r>
+                  <m:t>2</m:t>
+                </m:r>
+              </m:e>
+            </m:rad>
+          </m:den>
+        </m:f>
+      </m:oMath>
+      <w:r>
+        <w:t xml:space="preserve">.</w:t>
+      </w:r>
+    </w:p>
+    <w:bookmarkEnd w:id="16"/>
+    <w:bookmarkStart w:id="17" w:name="thm-cosine-sine-identity"/>
+    <w:p>
+      <w:pPr>
+        <w:pStyle w:val="FirstParagraph"/>
       </w:pPr>
       <w:r>
         <w:rPr>
@@ -1505,7 +2633,7 @@
         </m:oMath>
       </m:oMathPara>
     </w:p>
-    <w:bookmarkEnd w:id="11"/>
+    <w:bookmarkEnd w:id="17"/>
     <w:p>
       <w:pPr>
         <w:pStyle w:val="FirstParagraph"/>
@@ -1570,7 +2698,7 @@
       <w:r>
         <w:t xml:space="preserve">lies on the unit circle (</w:t>
       </w:r>
-      <w:hyperlink w:anchor="def-cosine-sine">
+      <w:hyperlink w:anchor="def-unit-circle">
         <w:r>
           <w:rPr>
             <w:rStyle w:val="Hyperlink"/>
@@ -1645,7 +2773,7 @@
         <w:t xml:space="preserve">.</w:t>
       </w:r>
     </w:p>
-    <w:bookmarkStart w:id="16" w:name="exm-cosine-sine-unit-circle"/>
+    <w:bookmarkStart w:id="22" w:name="exm-cosine-sine-unit-circle"/>
     <w:p>
       <w:pPr>
         <w:pStyle w:val="BodyText"/>
@@ -1655,7 +2783,7 @@
           <w:b/>
           <w:bCs/>
         </w:rPr>
-        <w:t xml:space="preserve">Example 2 (The unit circle and the angle</w:t>
+        <w:t xml:space="preserve">Example 5 (The unit circle and the angle</w:t>
       </w:r>
       <w:r>
         <w:rPr>
@@ -2409,7 +3537,7 @@
       <w:tr>
         <w:tc>
           <w:tcPr/>
-          <w:bookmarkStart w:id="15" w:name="fig-cosine-sine-unit-circle"/>
+          <w:bookmarkStart w:id="21" w:name="fig-cosine-sine-unit-circle"/>
           <w:p>
             <w:pPr>
               <w:jc w:val="center"/>
@@ -2419,18 +3547,18 @@
                 <wp:inline>
                   <wp:extent cx="4620126" cy="3696101"/>
                   <wp:effectExtent b="0" l="0" r="0" t="0"/>
-                  <wp:docPr descr="" title="" id="13" name="Picture"/>
+                  <wp:docPr descr="" title="" id="19" name="Picture"/>
                   <a:graphic>
                     <a:graphicData uri="http://schemas.openxmlformats.org/drawingml/2006/picture">
                       <pic:pic>
                         <pic:nvPicPr>
-                          <pic:cNvPr descr="algebra-trigonometry_files/figure-docx/unnamed-chunk-1-1.png" id="14" name="Picture"/>
+                          <pic:cNvPr descr="algebra-trigonometry_files/figure-docx/unnamed-chunk-1-1.png" id="20" name="Picture"/>
                           <pic:cNvPicPr>
                             <a:picLocks noChangeArrowheads="1" noChangeAspect="1"/>
                           </pic:cNvPicPr>
                         </pic:nvPicPr>
                         <pic:blipFill>
-                          <a:blip r:embed="rId12"/>
+                          <a:blip r:embed="rId18"/>
                           <a:stretch>
                             <a:fillRect/>
                           </a:stretch>
@@ -2496,12 +3624,12 @@
               <w:t xml:space="preserve">Its horizontal coordinate is the cosine and its vertical coordinate is the sine.</w:t>
             </w:r>
           </w:p>
-          <w:bookmarkEnd w:id="15"/>
+          <w:bookmarkEnd w:id="21"/>
         </w:tc>
       </w:tr>
     </w:tbl>
-    <w:bookmarkEnd w:id="16"/>
-    <w:bookmarkStart w:id="17" w:name="thm-cosine-bijection"/>
+    <w:bookmarkEnd w:id="22"/>
+    <w:bookmarkStart w:id="23" w:name="thm-cosine-bijection"/>
     <w:p>
       <w:pPr>
         <w:pStyle w:val="BodyText"/>
@@ -2878,7 +4006,7 @@
         <w:t xml:space="preserve">.</w:t>
       </w:r>
     </w:p>
-    <w:bookmarkEnd w:id="17"/>
+    <w:bookmarkEnd w:id="23"/>
     <w:p>
       <w:pPr>
         <w:pStyle w:val="BodyText"/>
@@ -3902,7 +5030,7 @@
         <w:t xml:space="preserve">, so it only decreases.</w:t>
       </w:r>
     </w:p>
-    <w:bookmarkEnd w:id="18"/>
+    <w:bookmarkEnd w:id="24"/>
     <w:sectPr>
       <w:footnotePr>
         <w:numRestart w:val="eachSect"/>
@@ -4120,6 +5248,12 @@
     <w:abstractNumId w:val="990"/>
   </w:num>
   <w:num w:numId="1001">
+    <w:abstractNumId w:val="991"/>
+  </w:num>
+  <w:num w:numId="1002">
+    <w:abstractNumId w:val="991"/>
+  </w:num>
+  <w:num w:numId="1003">
     <w:abstractNumId w:val="991"/>
   </w:num>
 </w:numbering>

--- a/algebra-trigonometry.docx
+++ b/algebra-trigonometry.docx
@@ -15,7 +15,7 @@
         <w:pStyle w:val="Date"/>
       </w:pPr>
       <w:r>
-        <w:t xml:space="preserve">Last modified: 2026-10-16 01:00:03 (PDT)</w:t>
+        <w:t xml:space="preserve">Last modified: 2026-10-16 01:53:21 (PDT)</w:t>
       </w:r>
     </w:p>
     <w:bookmarkStart w:id="24" w:name="sec-cosine-sine"/>

--- a/algebra-trigonometry.docx
+++ b/algebra-trigonometry.docx
@@ -15,7 +15,7 @@
         <w:pStyle w:val="Date"/>
       </w:pPr>
       <w:r>
-        <w:t xml:space="preserve">Last modified: 2026-10-16 01:53:21 (PDT)</w:t>
+        <w:t xml:space="preserve">Last modified: 2026-10-16 02:45:37 (PDT)</w:t>
       </w:r>
     </w:p>
     <w:bookmarkStart w:id="24" w:name="sec-cosine-sine"/>

--- a/algebra-trigonometry.docx
+++ b/algebra-trigonometry.docx
@@ -15,7 +15,7 @@
         <w:pStyle w:val="Date"/>
       </w:pPr>
       <w:r>
-        <w:t xml:space="preserve">Last modified: 2026-10-16 02:45:37 (PDT)</w:t>
+        <w:t xml:space="preserve">Last modified: 2026-10-16 03:50:53 (PDT)</w:t>
       </w:r>
     </w:p>
     <w:bookmarkStart w:id="24" w:name="sec-cosine-sine"/>

--- a/algebra-trigonometry.docx
+++ b/algebra-trigonometry.docx
@@ -15,7 +15,7 @@
         <w:pStyle w:val="Date"/>
       </w:pPr>
       <w:r>
-        <w:t xml:space="preserve">Last modified: 2026-10-16 03:50:53 (PDT)</w:t>
+        <w:t xml:space="preserve">Last modified: 2026-10-16 04:38:30 (PDT)</w:t>
       </w:r>
     </w:p>
     <w:bookmarkStart w:id="24" w:name="sec-cosine-sine"/>

--- a/algebra-trigonometry.docx
+++ b/algebra-trigonometry.docx
@@ -15,7 +15,7 @@
         <w:pStyle w:val="Date"/>
       </w:pPr>
       <w:r>
-        <w:t xml:space="preserve">Last modified: 2026-10-16 04:38:30 (PDT)</w:t>
+        <w:t xml:space="preserve">Last modified: 2026-10-16 05:24:53 (PDT)</w:t>
       </w:r>
     </w:p>
     <w:bookmarkStart w:id="24" w:name="sec-cosine-sine"/>

--- a/algebra-trigonometry.docx
+++ b/algebra-trigonometry.docx
@@ -15,7 +15,7 @@
         <w:pStyle w:val="Date"/>
       </w:pPr>
       <w:r>
-        <w:t xml:space="preserve">Last modified: 2026-10-16 05:24:53 (PDT)</w:t>
+        <w:t xml:space="preserve">Last modified: 2026-10-16 06:27:40 (PDT)</w:t>
       </w:r>
     </w:p>
     <w:bookmarkStart w:id="24" w:name="sec-cosine-sine"/>

--- a/algebra-trigonometry.docx
+++ b/algebra-trigonometry.docx
@@ -15,7 +15,7 @@
         <w:pStyle w:val="Date"/>
       </w:pPr>
       <w:r>
-        <w:t xml:space="preserve">Last modified: 2026-10-16 06:27:40 (PDT)</w:t>
+        <w:t xml:space="preserve">Last modified: 2026-10-16 10:11:43 (PDT)</w:t>
       </w:r>
     </w:p>
     <w:bookmarkStart w:id="24" w:name="sec-cosine-sine"/>

--- a/algebra-trigonometry.docx
+++ b/algebra-trigonometry.docx
@@ -15,7 +15,7 @@
         <w:pStyle w:val="Date"/>
       </w:pPr>
       <w:r>
-        <w:t xml:space="preserve">Last modified: 2026-10-16 10:11:43 (PDT)</w:t>
+        <w:t xml:space="preserve">Last modified: 2026-10-16 10:58:47 (PDT)</w:t>
       </w:r>
     </w:p>
     <w:bookmarkStart w:id="24" w:name="sec-cosine-sine"/>

--- a/algebra-trigonometry.docx
+++ b/algebra-trigonometry.docx
@@ -15,7 +15,7 @@
         <w:pStyle w:val="Date"/>
       </w:pPr>
       <w:r>
-        <w:t xml:space="preserve">Last modified: 2026-10-16 10:58:47 (PDT)</w:t>
+        <w:t xml:space="preserve">Last modified: 2026-10-16 18:32:13 (PDT)</w:t>
       </w:r>
     </w:p>
     <w:bookmarkStart w:id="24" w:name="sec-cosine-sine"/>

--- a/algebra-trigonometry.docx
+++ b/algebra-trigonometry.docx
@@ -15,7 +15,7 @@
         <w:pStyle w:val="Date"/>
       </w:pPr>
       <w:r>
-        <w:t xml:space="preserve">Last modified: 2026-10-16 18:32:13 (PDT)</w:t>
+        <w:t xml:space="preserve">Last modified: 2026-10-16 19:32:00 (PDT)</w:t>
       </w:r>
     </w:p>
     <w:bookmarkStart w:id="24" w:name="sec-cosine-sine"/>

--- a/algebra-trigonometry.docx
+++ b/algebra-trigonometry.docx
@@ -15,7 +15,7 @@
         <w:pStyle w:val="Date"/>
       </w:pPr>
       <w:r>
-        <w:t xml:space="preserve">Last modified: 2026-10-16 19:32:00 (PDT)</w:t>
+        <w:t xml:space="preserve">Last modified: 2026-10-17 02:34:23 (PDT)</w:t>
       </w:r>
     </w:p>
     <w:bookmarkStart w:id="24" w:name="sec-cosine-sine"/>

--- a/algebra-trigonometry.docx
+++ b/algebra-trigonometry.docx
@@ -15,7 +15,7 @@
         <w:pStyle w:val="Date"/>
       </w:pPr>
       <w:r>
-        <w:t xml:space="preserve">Last modified: 2026-10-17 02:34:23 (PDT)</w:t>
+        <w:t xml:space="preserve">Last modified: 2026-10-17 03:46:15 (PDT)</w:t>
       </w:r>
     </w:p>
     <w:bookmarkStart w:id="24" w:name="sec-cosine-sine"/>

--- a/algebra-trigonometry.docx
+++ b/algebra-trigonometry.docx
@@ -15,7 +15,7 @@
         <w:pStyle w:val="Date"/>
       </w:pPr>
       <w:r>
-        <w:t xml:space="preserve">Last modified: 2026-10-17 03:46:15 (PDT)</w:t>
+        <w:t xml:space="preserve">Last modified: 2026-10-17 04:46:25 (PDT)</w:t>
       </w:r>
     </w:p>
     <w:bookmarkStart w:id="24" w:name="sec-cosine-sine"/>

--- a/algebra-trigonometry.docx
+++ b/algebra-trigonometry.docx
@@ -15,7 +15,7 @@
         <w:pStyle w:val="Date"/>
       </w:pPr>
       <w:r>
-        <w:t xml:space="preserve">Last modified: 2026-10-17 04:46:25 (PDT)</w:t>
+        <w:t xml:space="preserve">Last modified: 2026-10-17 06:29:34 (PDT)</w:t>
       </w:r>
     </w:p>
     <w:bookmarkStart w:id="24" w:name="sec-cosine-sine"/>

--- a/algebra-trigonometry.docx
+++ b/algebra-trigonometry.docx
@@ -15,7 +15,7 @@
         <w:pStyle w:val="Date"/>
       </w:pPr>
       <w:r>
-        <w:t xml:space="preserve">Last modified: 2026-10-17 06:29:34 (PDT)</w:t>
+        <w:t xml:space="preserve">Last modified: 2026-10-17 07:35:34 (PDT)</w:t>
       </w:r>
     </w:p>
     <w:bookmarkStart w:id="24" w:name="sec-cosine-sine"/>

--- a/algebra-trigonometry.docx
+++ b/algebra-trigonometry.docx
@@ -15,7 +15,7 @@
         <w:pStyle w:val="Date"/>
       </w:pPr>
       <w:r>
-        <w:t xml:space="preserve">Last modified: 2026-10-17 15:54:57 (PDT)</w:t>
+        <w:t xml:space="preserve">Last modified: 2026-10-17 22:01:17 (PDT)</w:t>
       </w:r>
     </w:p>
     <w:bookmarkStart w:id="24" w:name="sec-cosine-sine"/>

--- a/algebra-trigonometry.docx
+++ b/algebra-trigonometry.docx
@@ -15,7 +15,7 @@
         <w:pStyle w:val="Date"/>
       </w:pPr>
       <w:r>
-        <w:t xml:space="preserve">Last modified: 2026-10-17 22:01:17 (PDT)</w:t>
+        <w:t xml:space="preserve">Last modified: 2026-10-18 11:27:44 (PDT)</w:t>
       </w:r>
     </w:p>
     <w:bookmarkStart w:id="24" w:name="sec-cosine-sine"/>
@@ -59,7 +59,7 @@
         <w:t xml:space="preserve"> </w:t>
       </w:r>
       <w:r>
-        <w:t xml:space="preserve">(Wikipedia contributors 2026e)</w:t>
+        <w:t xml:space="preserve">[1]</w:t>
       </w:r>
       <w:r>
         <w:t xml:space="preserve"> </w:t>
@@ -672,7 +672,7 @@
         <w:t xml:space="preserve"> </w:t>
       </w:r>
       <w:r>
-        <w:t xml:space="preserve">(Wikipedia contributors 2026a)</w:t>
+        <w:t xml:space="preserve">[2]</w:t>
       </w:r>
       <w:r>
         <w:t xml:space="preserve"> </w:t>
@@ -1110,7 +1110,7 @@
         <w:t xml:space="preserve"> </w:t>
       </w:r>
       <w:r>
-        <w:t xml:space="preserve">(Wikipedia contributors 2026c)</w:t>
+        <w:t xml:space="preserve">[3]</w:t>
       </w:r>
       <w:r>
         <w:t xml:space="preserve">, written</w:t>
@@ -2025,7 +2025,7 @@
         <w:t xml:space="preserve"> </w:t>
       </w:r>
       <w:r>
-        <w:t xml:space="preserve">(Wikipedia contributors 2026c)</w:t>
+        <w:t xml:space="preserve">[3]</w:t>
       </w:r>
       <w:r>
         <w:t xml:space="preserve">, written</w:t>
@@ -2588,7 +2588,7 @@
         <w:t xml:space="preserve"> </w:t>
       </w:r>
       <w:r>
-        <w:t xml:space="preserve">(Wikipedia contributors 2026b)</w:t>
+        <w:t xml:space="preserve">[4]</w:t>
       </w:r>
       <w:r>
         <w:t xml:space="preserve">,</w:t>
@@ -5078,7 +5078,7 @@
         </w:numPr>
       </w:pPr>
       <w:r>
-        <w:t xml:space="preserve">Wikipedia contributors (2026e)</w:t>
+        <w:t xml:space="preserve">Wikipedia contributors [1]</w:t>
       </w:r>
       <w:r>
         <w:t xml:space="preserve"> </w:t>
@@ -5095,7 +5095,7 @@
         </w:numPr>
       </w:pPr>
       <w:r>
-        <w:t xml:space="preserve">Wikipedia contributors (2026a)</w:t>
+        <w:t xml:space="preserve">Wikipedia contributors [2]</w:t>
       </w:r>
       <w:r>
         <w:t xml:space="preserve"> </w:t>
@@ -5112,7 +5112,7 @@
         </w:numPr>
       </w:pPr>
       <w:r>
-        <w:t xml:space="preserve">Wikipedia contributors (2026c)</w:t>
+        <w:t xml:space="preserve">Wikipedia contributors [3]</w:t>
       </w:r>
       <w:r>
         <w:t xml:space="preserve"> </w:t>
@@ -5129,7 +5129,7 @@
         </w:numPr>
       </w:pPr>
       <w:r>
-        <w:t xml:space="preserve">Wikipedia contributors (2026b)</w:t>
+        <w:t xml:space="preserve">Wikipedia contributors [4]</w:t>
       </w:r>
       <w:r>
         <w:t xml:space="preserve"> </w:t>
@@ -5146,7 +5146,7 @@
         </w:numPr>
       </w:pPr>
       <w:r>
-        <w:t xml:space="preserve">Wikipedia contributors (2026d)</w:t>
+        <w:t xml:space="preserve">Wikipedia contributors [5]</w:t>
       </w:r>
       <w:r>
         <w:t xml:space="preserve"> </w:t>
@@ -5156,66 +5156,111 @@
       </w:r>
     </w:p>
     <w:bookmarkStart w:id="35" w:name="refs"/>
-    <w:bookmarkStart w:id="26" w:name="ref-wikipedia_pi"/>
+    <w:bookmarkStart w:id="26" w:name="ref-wikipedia_unit_circle"/>
     <w:p>
       <w:pPr>
         <w:pStyle w:val="Bibliography"/>
       </w:pPr>
       <w:r>
-        <w:t xml:space="preserve">Wikipedia contributors. 2026a.</w:t>
-      </w:r>
-      <w:r>
-        <w:t xml:space="preserve"> </w:t>
-      </w:r>
-      <w:r>
-        <w:rPr>
-          <w:i/>
-          <w:iCs/>
-        </w:rPr>
-        <w:t xml:space="preserve">Pi —</w:t>
-      </w:r>
-      <w:r>
-        <w:rPr>
-          <w:i/>
-          <w:iCs/>
-        </w:rPr>
-        <w:t xml:space="preserve"> </w:t>
-      </w:r>
-      <w:r>
-        <w:rPr>
-          <w:i/>
-          <w:iCs/>
-        </w:rPr>
+        <w:t xml:space="preserve">[1]</w:t>
+      </w:r>
+      <w:r>
+        <w:t xml:space="preserve"> </w:t>
+      </w:r>
+      <w:r>
+        <w:t xml:space="preserve">	</w:t>
+      </w:r>
+      <w:r>
+        <w:t xml:space="preserve">Wikipedia contributors,</w:t>
+      </w:r>
+      <w:r>
+        <w:t xml:space="preserve"> </w:t>
+      </w:r>
+      <w:r>
+        <w:t xml:space="preserve">“Unit circle —</w:t>
+      </w:r>
+      <w:r>
+        <w:t xml:space="preserve"> </w:t>
+      </w:r>
+      <w:r>
         <w:t xml:space="preserve">Wikipedia</w:t>
       </w:r>
       <w:r>
-        <w:rPr>
-          <w:i/>
-          <w:iCs/>
-        </w:rPr>
         <w:t xml:space="preserve">,</w:t>
       </w:r>
       <w:r>
-        <w:rPr>
-          <w:i/>
-          <w:iCs/>
-        </w:rPr>
-        <w:t xml:space="preserve"> </w:t>
-      </w:r>
-      <w:r>
-        <w:rPr>
-          <w:i/>
-          <w:iCs/>
-        </w:rPr>
-        <w:t xml:space="preserve">the Free Encyclopedia</w:t>
-      </w:r>
-      <w:r>
-        <w:t xml:space="preserve">.</w:t>
+        <w:t xml:space="preserve"> </w:t>
+      </w:r>
+      <w:r>
+        <w:t xml:space="preserve">the free encyclopedia.”</w:t>
+      </w:r>
+      <w:r>
+        <w:t xml:space="preserve"> </w:t>
+      </w:r>
+      <w:r>
+        <w:t xml:space="preserve">2026. Available:</w:t>
       </w:r>
       <w:r>
         <w:t xml:space="preserve"> </w:t>
       </w:r>
       <w:hyperlink r:id="rId25">
+        <w:r>
+          <w:rPr>
+            <w:rStyle w:val="Hyperlink"/>
+          </w:rPr>
+          <w:t xml:space="preserve">https://en.wikipedia.org/wiki/Unit_circle</w:t>
+        </w:r>
+      </w:hyperlink>
+    </w:p>
+    <w:bookmarkEnd w:id="26"/>
+    <w:bookmarkStart w:id="28" w:name="ref-wikipedia_pi"/>
+    <w:p>
+      <w:pPr>
+        <w:pStyle w:val="Bibliography"/>
+      </w:pPr>
+      <w:r>
+        <w:t xml:space="preserve">[2]</w:t>
+      </w:r>
+      <w:r>
+        <w:t xml:space="preserve"> </w:t>
+      </w:r>
+      <w:r>
+        <w:t xml:space="preserve">	</w:t>
+      </w:r>
+      <w:r>
+        <w:t xml:space="preserve">Wikipedia contributors,</w:t>
+      </w:r>
+      <w:r>
+        <w:t xml:space="preserve"> </w:t>
+      </w:r>
+      <w:r>
+        <w:t xml:space="preserve">“Pi —</w:t>
+      </w:r>
+      <w:r>
+        <w:t xml:space="preserve"> </w:t>
+      </w:r>
+      <w:r>
+        <w:t xml:space="preserve">Wikipedia</w:t>
+      </w:r>
+      <w:r>
+        <w:t xml:space="preserve">,</w:t>
+      </w:r>
+      <w:r>
+        <w:t xml:space="preserve"> </w:t>
+      </w:r>
+      <w:r>
+        <w:t xml:space="preserve">the free encyclopedia.”</w:t>
+      </w:r>
+      <w:r>
+        <w:t xml:space="preserve"> </w:t>
+      </w:r>
+      <w:r>
+        <w:t xml:space="preserve">2026. Available:</w:t>
+      </w:r>
+      <w:r>
+        <w:t xml:space="preserve"> </w:t>
+      </w:r>
+      <w:hyperlink r:id="rId27">
         <w:r>
           <w:rPr>
             <w:rStyle w:val="Hyperlink"/>
@@ -5223,81 +5268,6 @@
           <w:t xml:space="preserve">https://en.wikipedia.org/wiki/Pi</w:t>
         </w:r>
       </w:hyperlink>
-      <w:r>
-        <w:t xml:space="preserve">.</w:t>
-      </w:r>
-    </w:p>
-    <w:bookmarkEnd w:id="26"/>
-    <w:bookmarkStart w:id="28" w:name="X5a2f2f32a394dfa9ade54906000e256a4416e3c"/>
-    <w:p>
-      <w:pPr>
-        <w:pStyle w:val="Bibliography"/>
-      </w:pPr>
-      <w:r>
-        <w:t xml:space="preserve">Wikipedia contributors. 2026b.</w:t>
-      </w:r>
-      <w:r>
-        <w:t xml:space="preserve"> </w:t>
-      </w:r>
-      <w:r>
-        <w:rPr>
-          <w:i/>
-          <w:iCs/>
-        </w:rPr>
-        <w:t xml:space="preserve">Pythagorean Trigonometric Identity —</w:t>
-      </w:r>
-      <w:r>
-        <w:rPr>
-          <w:i/>
-          <w:iCs/>
-        </w:rPr>
-        <w:t xml:space="preserve"> </w:t>
-      </w:r>
-      <w:r>
-        <w:rPr>
-          <w:i/>
-          <w:iCs/>
-        </w:rPr>
-        <w:t xml:space="preserve">Wikipedia</w:t>
-      </w:r>
-      <w:r>
-        <w:rPr>
-          <w:i/>
-          <w:iCs/>
-        </w:rPr>
-        <w:t xml:space="preserve">,</w:t>
-      </w:r>
-      <w:r>
-        <w:rPr>
-          <w:i/>
-          <w:iCs/>
-        </w:rPr>
-        <w:t xml:space="preserve"> </w:t>
-      </w:r>
-      <w:r>
-        <w:rPr>
-          <w:i/>
-          <w:iCs/>
-        </w:rPr>
-        <w:t xml:space="preserve">the Free Encyclopedia</w:t>
-      </w:r>
-      <w:r>
-        <w:t xml:space="preserve">.</w:t>
-      </w:r>
-      <w:r>
-        <w:t xml:space="preserve"> </w:t>
-      </w:r>
-      <w:hyperlink r:id="rId27">
-        <w:r>
-          <w:rPr>
-            <w:rStyle w:val="Hyperlink"/>
-          </w:rPr>
-          <w:t xml:space="preserve">https://en.wikipedia.org/wiki/Pythagorean_trigonometric_identity</w:t>
-        </w:r>
-      </w:hyperlink>
-      <w:r>
-        <w:t xml:space="preserve">.</w:t>
-      </w:r>
     </w:p>
     <w:bookmarkEnd w:id="28"/>
     <w:bookmarkStart w:id="30" w:name="ref-wikipedia_sine_and_cosine"/>
@@ -5306,55 +5276,43 @@
         <w:pStyle w:val="Bibliography"/>
       </w:pPr>
       <w:r>
-        <w:t xml:space="preserve">Wikipedia contributors. 2026c.</w:t>
-      </w:r>
-      <w:r>
-        <w:t xml:space="preserve"> </w:t>
-      </w:r>
-      <w:r>
-        <w:rPr>
-          <w:i/>
-          <w:iCs/>
-        </w:rPr>
-        <w:t xml:space="preserve">Sine and Cosine —</w:t>
-      </w:r>
-      <w:r>
-        <w:rPr>
-          <w:i/>
-          <w:iCs/>
-        </w:rPr>
-        <w:t xml:space="preserve"> </w:t>
-      </w:r>
-      <w:r>
-        <w:rPr>
-          <w:i/>
-          <w:iCs/>
-        </w:rPr>
+        <w:t xml:space="preserve">[3]</w:t>
+      </w:r>
+      <w:r>
+        <w:t xml:space="preserve"> </w:t>
+      </w:r>
+      <w:r>
+        <w:t xml:space="preserve">	</w:t>
+      </w:r>
+      <w:r>
+        <w:t xml:space="preserve">Wikipedia contributors,</w:t>
+      </w:r>
+      <w:r>
+        <w:t xml:space="preserve"> </w:t>
+      </w:r>
+      <w:r>
+        <w:t xml:space="preserve">“Sine and cosine —</w:t>
+      </w:r>
+      <w:r>
+        <w:t xml:space="preserve"> </w:t>
+      </w:r>
+      <w:r>
         <w:t xml:space="preserve">Wikipedia</w:t>
       </w:r>
       <w:r>
-        <w:rPr>
-          <w:i/>
-          <w:iCs/>
-        </w:rPr>
         <w:t xml:space="preserve">,</w:t>
       </w:r>
       <w:r>
-        <w:rPr>
-          <w:i/>
-          <w:iCs/>
-        </w:rPr>
-        <w:t xml:space="preserve"> </w:t>
-      </w:r>
-      <w:r>
-        <w:rPr>
-          <w:i/>
-          <w:iCs/>
-        </w:rPr>
-        <w:t xml:space="preserve">the Free Encyclopedia</w:t>
-      </w:r>
-      <w:r>
-        <w:t xml:space="preserve">.</w:t>
+        <w:t xml:space="preserve"> </w:t>
+      </w:r>
+      <w:r>
+        <w:t xml:space="preserve">the free encyclopedia.”</w:t>
+      </w:r>
+      <w:r>
+        <w:t xml:space="preserve"> </w:t>
+      </w:r>
+      <w:r>
+        <w:t xml:space="preserve">2026. Available:</w:t>
       </w:r>
       <w:r>
         <w:t xml:space="preserve"> </w:t>
@@ -5367,71 +5325,113 @@
           <w:t xml:space="preserve">https://en.wikipedia.org/wiki/Sine_and_cosine</w:t>
         </w:r>
       </w:hyperlink>
-      <w:r>
-        <w:t xml:space="preserve">.</w:t>
-      </w:r>
     </w:p>
     <w:bookmarkEnd w:id="30"/>
-    <w:bookmarkStart w:id="32" w:name="ref-wikipedia_trigonometric_functions"/>
+    <w:bookmarkStart w:id="32" w:name="X5a2f2f32a394dfa9ade54906000e256a4416e3c"/>
     <w:p>
       <w:pPr>
         <w:pStyle w:val="Bibliography"/>
       </w:pPr>
       <w:r>
-        <w:t xml:space="preserve">Wikipedia contributors. 2026d.</w:t>
-      </w:r>
-      <w:r>
-        <w:t xml:space="preserve"> </w:t>
-      </w:r>
-      <w:r>
-        <w:rPr>
-          <w:i/>
-          <w:iCs/>
-        </w:rPr>
-        <w:t xml:space="preserve">Trigonometric Functions —</w:t>
-      </w:r>
-      <w:r>
-        <w:rPr>
-          <w:i/>
-          <w:iCs/>
-        </w:rPr>
-        <w:t xml:space="preserve"> </w:t>
-      </w:r>
-      <w:r>
-        <w:rPr>
-          <w:i/>
-          <w:iCs/>
-        </w:rPr>
+        <w:t xml:space="preserve">[4]</w:t>
+      </w:r>
+      <w:r>
+        <w:t xml:space="preserve"> </w:t>
+      </w:r>
+      <w:r>
+        <w:t xml:space="preserve">	</w:t>
+      </w:r>
+      <w:r>
+        <w:t xml:space="preserve">Wikipedia contributors,</w:t>
+      </w:r>
+      <w:r>
+        <w:t xml:space="preserve"> </w:t>
+      </w:r>
+      <w:r>
+        <w:t xml:space="preserve">“Pythagorean trigonometric identity —</w:t>
+      </w:r>
+      <w:r>
+        <w:t xml:space="preserve"> </w:t>
+      </w:r>
+      <w:r>
         <w:t xml:space="preserve">Wikipedia</w:t>
       </w:r>
       <w:r>
-        <w:rPr>
-          <w:i/>
-          <w:iCs/>
-        </w:rPr>
         <w:t xml:space="preserve">,</w:t>
       </w:r>
       <w:r>
-        <w:rPr>
-          <w:i/>
-          <w:iCs/>
-        </w:rPr>
-        <w:t xml:space="preserve"> </w:t>
-      </w:r>
-      <w:r>
-        <w:rPr>
-          <w:i/>
-          <w:iCs/>
-        </w:rPr>
-        <w:t xml:space="preserve">the Free Encyclopedia</w:t>
-      </w:r>
-      <w:r>
-        <w:t xml:space="preserve">.</w:t>
+        <w:t xml:space="preserve"> </w:t>
+      </w:r>
+      <w:r>
+        <w:t xml:space="preserve">the free encyclopedia.”</w:t>
+      </w:r>
+      <w:r>
+        <w:t xml:space="preserve"> </w:t>
+      </w:r>
+      <w:r>
+        <w:t xml:space="preserve">2026. Available:</w:t>
       </w:r>
       <w:r>
         <w:t xml:space="preserve"> </w:t>
       </w:r>
       <w:hyperlink r:id="rId31">
+        <w:r>
+          <w:rPr>
+            <w:rStyle w:val="Hyperlink"/>
+          </w:rPr>
+          <w:t xml:space="preserve">https://en.wikipedia.org/wiki/Pythagorean_trigonometric_identity</w:t>
+        </w:r>
+      </w:hyperlink>
+    </w:p>
+    <w:bookmarkEnd w:id="32"/>
+    <w:bookmarkStart w:id="34" w:name="ref-wikipedia_trigonometric_functions"/>
+    <w:p>
+      <w:pPr>
+        <w:pStyle w:val="Bibliography"/>
+      </w:pPr>
+      <w:r>
+        <w:t xml:space="preserve">[5]</w:t>
+      </w:r>
+      <w:r>
+        <w:t xml:space="preserve"> </w:t>
+      </w:r>
+      <w:r>
+        <w:t xml:space="preserve">	</w:t>
+      </w:r>
+      <w:r>
+        <w:t xml:space="preserve">Wikipedia contributors,</w:t>
+      </w:r>
+      <w:r>
+        <w:t xml:space="preserve"> </w:t>
+      </w:r>
+      <w:r>
+        <w:t xml:space="preserve">“Trigonometric functions —</w:t>
+      </w:r>
+      <w:r>
+        <w:t xml:space="preserve"> </w:t>
+      </w:r>
+      <w:r>
+        <w:t xml:space="preserve">Wikipedia</w:t>
+      </w:r>
+      <w:r>
+        <w:t xml:space="preserve">,</w:t>
+      </w:r>
+      <w:r>
+        <w:t xml:space="preserve"> </w:t>
+      </w:r>
+      <w:r>
+        <w:t xml:space="preserve">the free encyclopedia.”</w:t>
+      </w:r>
+      <w:r>
+        <w:t xml:space="preserve"> </w:t>
+      </w:r>
+      <w:r>
+        <w:t xml:space="preserve">2026. Available:</w:t>
+      </w:r>
+      <w:r>
+        <w:t xml:space="preserve"> </w:t>
+      </w:r>
+      <w:hyperlink r:id="rId33">
         <w:r>
           <w:rPr>
             <w:rStyle w:val="Hyperlink"/>
@@ -5439,81 +5439,6 @@
           <w:t xml:space="preserve">https://en.wikipedia.org/wiki/Trigonometric_functions</w:t>
         </w:r>
       </w:hyperlink>
-      <w:r>
-        <w:t xml:space="preserve">.</w:t>
-      </w:r>
-    </w:p>
-    <w:bookmarkEnd w:id="32"/>
-    <w:bookmarkStart w:id="34" w:name="ref-wikipedia_unit_circle"/>
-    <w:p>
-      <w:pPr>
-        <w:pStyle w:val="Bibliography"/>
-      </w:pPr>
-      <w:r>
-        <w:t xml:space="preserve">Wikipedia contributors. 2026e.</w:t>
-      </w:r>
-      <w:r>
-        <w:t xml:space="preserve"> </w:t>
-      </w:r>
-      <w:r>
-        <w:rPr>
-          <w:i/>
-          <w:iCs/>
-        </w:rPr>
-        <w:t xml:space="preserve">Unit Circle —</w:t>
-      </w:r>
-      <w:r>
-        <w:rPr>
-          <w:i/>
-          <w:iCs/>
-        </w:rPr>
-        <w:t xml:space="preserve"> </w:t>
-      </w:r>
-      <w:r>
-        <w:rPr>
-          <w:i/>
-          <w:iCs/>
-        </w:rPr>
-        <w:t xml:space="preserve">Wikipedia</w:t>
-      </w:r>
-      <w:r>
-        <w:rPr>
-          <w:i/>
-          <w:iCs/>
-        </w:rPr>
-        <w:t xml:space="preserve">,</w:t>
-      </w:r>
-      <w:r>
-        <w:rPr>
-          <w:i/>
-          <w:iCs/>
-        </w:rPr>
-        <w:t xml:space="preserve"> </w:t>
-      </w:r>
-      <w:r>
-        <w:rPr>
-          <w:i/>
-          <w:iCs/>
-        </w:rPr>
-        <w:t xml:space="preserve">the Free Encyclopedia</w:t>
-      </w:r>
-      <w:r>
-        <w:t xml:space="preserve">.</w:t>
-      </w:r>
-      <w:r>
-        <w:t xml:space="preserve"> </w:t>
-      </w:r>
-      <w:hyperlink r:id="rId33">
-        <w:r>
-          <w:rPr>
-            <w:rStyle w:val="Hyperlink"/>
-          </w:rPr>
-          <w:t xml:space="preserve">https://en.wikipedia.org/wiki/Unit_circle</w:t>
-        </w:r>
-      </w:hyperlink>
-      <w:r>
-        <w:t xml:space="preserve">.</w:t>
-      </w:r>
     </w:p>
     <w:bookmarkEnd w:id="34"/>
     <w:bookmarkEnd w:id="35"/>

--- a/algebra-trigonometry.docx
+++ b/algebra-trigonometry.docx
@@ -15,10 +15,10 @@
         <w:pStyle w:val="Date"/>
       </w:pPr>
       <w:r>
-        <w:t xml:space="preserve">Last modified: 2026-10-18 11:27:44 (PDT)</w:t>
+        <w:t xml:space="preserve">Last modified: 2026-10-18 13:21:32 (PDT)</w:t>
       </w:r>
     </w:p>
-    <w:bookmarkStart w:id="24" w:name="sec-cosine-sine"/>
+    <w:bookmarkStart w:id="35" w:name="sec-cosine-sine"/>
     <w:p>
       <w:pPr>
         <w:pStyle w:val="Heading2"/>
@@ -2047,6 +2047,21 @@
       <w:r>
         <w:t xml:space="preserve">.</w:t>
       </w:r>
+      <w:r>
+        <w:t xml:space="preserve"> </w:t>
+      </w:r>
+      <w:r>
+        <w:t xml:space="preserve">The sine is one of the trigonometric functions</w:t>
+      </w:r>
+      <w:r>
+        <w:t xml:space="preserve"> </w:t>
+      </w:r>
+      <w:r>
+        <w:t xml:space="preserve">[4]</w:t>
+      </w:r>
+      <w:r>
+        <w:t xml:space="preserve">.</w:t>
+      </w:r>
     </w:p>
     <w:bookmarkEnd w:id="15"/>
     <w:bookmarkStart w:id="16" w:name="exm-sine"/>
@@ -2588,7 +2603,7 @@
         <w:t xml:space="preserve"> </w:t>
       </w:r>
       <w:r>
-        <w:t xml:space="preserve">[4]</w:t>
+        <w:t xml:space="preserve">[5]</w:t>
       </w:r>
       <w:r>
         <w:t xml:space="preserve">,</w:t>
@@ -5060,103 +5075,8 @@
         <w:t xml:space="preserve">, so it only decreases.</w:t>
       </w:r>
     </w:p>
-    <w:bookmarkEnd w:id="24"/>
-    <w:bookmarkStart w:id="36" w:name="further-reading"/>
-    <w:p>
-      <w:pPr>
-        <w:pStyle w:val="Heading2"/>
-      </w:pPr>
-      <w:r>
-        <w:t xml:space="preserve">Further reading</w:t>
-      </w:r>
-    </w:p>
-    <w:p>
-      <w:pPr>
-        <w:numPr>
-          <w:ilvl w:val="0"/>
-          <w:numId w:val="1004"/>
-        </w:numPr>
-      </w:pPr>
-      <w:r>
-        <w:t xml:space="preserve">Wikipedia contributors [1]</w:t>
-      </w:r>
-      <w:r>
-        <w:t xml:space="preserve"> </w:t>
-      </w:r>
-      <w:r>
-        <w:t xml:space="preserve">— the unit circle and its uses in trigonometry</w:t>
-      </w:r>
-    </w:p>
-    <w:p>
-      <w:pPr>
-        <w:numPr>
-          <w:ilvl w:val="0"/>
-          <w:numId w:val="1004"/>
-        </w:numPr>
-      </w:pPr>
-      <w:r>
-        <w:t xml:space="preserve">Wikipedia contributors [2]</w:t>
-      </w:r>
-      <w:r>
-        <w:t xml:space="preserve"> </w:t>
-      </w:r>
-      <w:r>
-        <w:t xml:space="preserve">— the number pi, its definition and history</w:t>
-      </w:r>
-    </w:p>
-    <w:p>
-      <w:pPr>
-        <w:numPr>
-          <w:ilvl w:val="0"/>
-          <w:numId w:val="1004"/>
-        </w:numPr>
-      </w:pPr>
-      <w:r>
-        <w:t xml:space="preserve">Wikipedia contributors [3]</w:t>
-      </w:r>
-      <w:r>
-        <w:t xml:space="preserve"> </w:t>
-      </w:r>
-      <w:r>
-        <w:t xml:space="preserve">— sine and cosine, with their properties and graphs</w:t>
-      </w:r>
-    </w:p>
-    <w:p>
-      <w:pPr>
-        <w:numPr>
-          <w:ilvl w:val="0"/>
-          <w:numId w:val="1004"/>
-        </w:numPr>
-      </w:pPr>
-      <w:r>
-        <w:t xml:space="preserve">Wikipedia contributors [4]</w:t>
-      </w:r>
-      <w:r>
-        <w:t xml:space="preserve"> </w:t>
-      </w:r>
-      <w:r>
-        <w:t xml:space="preserve">— the identity and its proofs</w:t>
-      </w:r>
-    </w:p>
-    <w:p>
-      <w:pPr>
-        <w:numPr>
-          <w:ilvl w:val="0"/>
-          <w:numId w:val="1004"/>
-        </w:numPr>
-      </w:pPr>
-      <w:r>
-        <w:t xml:space="preserve">Wikipedia contributors [5]</w:t>
-      </w:r>
-      <w:r>
-        <w:t xml:space="preserve"> </w:t>
-      </w:r>
-      <w:r>
-        <w:t xml:space="preserve">— all six trigonometric functions</w:t>
-      </w:r>
-    </w:p>
-    <w:bookmarkStart w:id="35" w:name="refs"/>
-    <w:bookmarkStart w:id="26" w:name="ref-wikipedia_unit_circle"/>
+    <w:bookmarkStart w:id="34" w:name="refs"/>
+    <w:bookmarkStart w:id="25" w:name="ref-wikipedia_unit_circle"/>
     <w:p>
       <w:pPr>
         <w:pStyle w:val="Bibliography"/>
@@ -5203,7 +5123,7 @@
       <w:r>
         <w:t xml:space="preserve"> </w:t>
       </w:r>
-      <w:hyperlink r:id="rId25">
+      <w:hyperlink r:id="rId24">
         <w:r>
           <w:rPr>
             <w:rStyle w:val="Hyperlink"/>
@@ -5212,8 +5132,8 @@
         </w:r>
       </w:hyperlink>
     </w:p>
-    <w:bookmarkEnd w:id="26"/>
-    <w:bookmarkStart w:id="28" w:name="ref-wikipedia_pi"/>
+    <w:bookmarkEnd w:id="25"/>
+    <w:bookmarkStart w:id="27" w:name="ref-wikipedia_pi"/>
     <w:p>
       <w:pPr>
         <w:pStyle w:val="Bibliography"/>
@@ -5260,7 +5180,7 @@
       <w:r>
         <w:t xml:space="preserve"> </w:t>
       </w:r>
-      <w:hyperlink r:id="rId27">
+      <w:hyperlink r:id="rId26">
         <w:r>
           <w:rPr>
             <w:rStyle w:val="Hyperlink"/>
@@ -5269,8 +5189,8 @@
         </w:r>
       </w:hyperlink>
     </w:p>
-    <w:bookmarkEnd w:id="28"/>
-    <w:bookmarkStart w:id="30" w:name="ref-wikipedia_sine_and_cosine"/>
+    <w:bookmarkEnd w:id="27"/>
+    <w:bookmarkStart w:id="29" w:name="ref-wikipedia_sine_and_cosine"/>
     <w:p>
       <w:pPr>
         <w:pStyle w:val="Bibliography"/>
@@ -5317,7 +5237,7 @@
       <w:r>
         <w:t xml:space="preserve"> </w:t>
       </w:r>
-      <w:hyperlink r:id="rId29">
+      <w:hyperlink r:id="rId28">
         <w:r>
           <w:rPr>
             <w:rStyle w:val="Hyperlink"/>
@@ -5326,8 +5246,8 @@
         </w:r>
       </w:hyperlink>
     </w:p>
-    <w:bookmarkEnd w:id="30"/>
-    <w:bookmarkStart w:id="32" w:name="X5a2f2f32a394dfa9ade54906000e256a4416e3c"/>
+    <w:bookmarkEnd w:id="29"/>
+    <w:bookmarkStart w:id="31" w:name="ref-wikipedia_trigonometric_functions"/>
     <w:p>
       <w:pPr>
         <w:pStyle w:val="Bibliography"/>
@@ -5348,6 +5268,63 @@
         <w:t xml:space="preserve"> </w:t>
       </w:r>
       <w:r>
+        <w:t xml:space="preserve">“Trigonometric functions —</w:t>
+      </w:r>
+      <w:r>
+        <w:t xml:space="preserve"> </w:t>
+      </w:r>
+      <w:r>
+        <w:t xml:space="preserve">Wikipedia</w:t>
+      </w:r>
+      <w:r>
+        <w:t xml:space="preserve">,</w:t>
+      </w:r>
+      <w:r>
+        <w:t xml:space="preserve"> </w:t>
+      </w:r>
+      <w:r>
+        <w:t xml:space="preserve">the free encyclopedia.”</w:t>
+      </w:r>
+      <w:r>
+        <w:t xml:space="preserve"> </w:t>
+      </w:r>
+      <w:r>
+        <w:t xml:space="preserve">2026. Available:</w:t>
+      </w:r>
+      <w:r>
+        <w:t xml:space="preserve"> </w:t>
+      </w:r>
+      <w:hyperlink r:id="rId30">
+        <w:r>
+          <w:rPr>
+            <w:rStyle w:val="Hyperlink"/>
+          </w:rPr>
+          <w:t xml:space="preserve">https://en.wikipedia.org/wiki/Trigonometric_functions</w:t>
+        </w:r>
+      </w:hyperlink>
+    </w:p>
+    <w:bookmarkEnd w:id="31"/>
+    <w:bookmarkStart w:id="33" w:name="X5a2f2f32a394dfa9ade54906000e256a4416e3c"/>
+    <w:p>
+      <w:pPr>
+        <w:pStyle w:val="Bibliography"/>
+      </w:pPr>
+      <w:r>
+        <w:t xml:space="preserve">[5]</w:t>
+      </w:r>
+      <w:r>
+        <w:t xml:space="preserve"> </w:t>
+      </w:r>
+      <w:r>
+        <w:t xml:space="preserve">	</w:t>
+      </w:r>
+      <w:r>
+        <w:t xml:space="preserve">Wikipedia contributors,</w:t>
+      </w:r>
+      <w:r>
+        <w:t xml:space="preserve"> </w:t>
+      </w:r>
+      <w:r>
         <w:t xml:space="preserve">“Pythagorean trigonometric identity —</w:t>
       </w:r>
       <w:r>
@@ -5374,7 +5351,7 @@
       <w:r>
         <w:t xml:space="preserve"> </w:t>
       </w:r>
-      <w:hyperlink r:id="rId31">
+      <w:hyperlink r:id="rId32">
         <w:r>
           <w:rPr>
             <w:rStyle w:val="Hyperlink"/>
@@ -5383,66 +5360,9 @@
         </w:r>
       </w:hyperlink>
     </w:p>
-    <w:bookmarkEnd w:id="32"/>
-    <w:bookmarkStart w:id="34" w:name="ref-wikipedia_trigonometric_functions"/>
-    <w:p>
-      <w:pPr>
-        <w:pStyle w:val="Bibliography"/>
-      </w:pPr>
-      <w:r>
-        <w:t xml:space="preserve">[5]</w:t>
-      </w:r>
-      <w:r>
-        <w:t xml:space="preserve"> </w:t>
-      </w:r>
-      <w:r>
-        <w:t xml:space="preserve">	</w:t>
-      </w:r>
-      <w:r>
-        <w:t xml:space="preserve">Wikipedia contributors,</w:t>
-      </w:r>
-      <w:r>
-        <w:t xml:space="preserve"> </w:t>
-      </w:r>
-      <w:r>
-        <w:t xml:space="preserve">“Trigonometric functions —</w:t>
-      </w:r>
-      <w:r>
-        <w:t xml:space="preserve"> </w:t>
-      </w:r>
-      <w:r>
-        <w:t xml:space="preserve">Wikipedia</w:t>
-      </w:r>
-      <w:r>
-        <w:t xml:space="preserve">,</w:t>
-      </w:r>
-      <w:r>
-        <w:t xml:space="preserve"> </w:t>
-      </w:r>
-      <w:r>
-        <w:t xml:space="preserve">the free encyclopedia.”</w:t>
-      </w:r>
-      <w:r>
-        <w:t xml:space="preserve"> </w:t>
-      </w:r>
-      <w:r>
-        <w:t xml:space="preserve">2026. Available:</w:t>
-      </w:r>
-      <w:r>
-        <w:t xml:space="preserve"> </w:t>
-      </w:r>
-      <w:hyperlink r:id="rId33">
-        <w:r>
-          <w:rPr>
-            <w:rStyle w:val="Hyperlink"/>
-          </w:rPr>
-          <w:t xml:space="preserve">https://en.wikipedia.org/wiki/Trigonometric_functions</w:t>
-        </w:r>
-      </w:hyperlink>
-    </w:p>
+    <w:bookmarkEnd w:id="33"/>
     <w:bookmarkEnd w:id="34"/>
     <w:bookmarkEnd w:id="35"/>
-    <w:bookmarkEnd w:id="36"/>
     <w:sectPr>
       <w:footnotePr>
         <w:numRestart w:val="eachSect"/>
@@ -5666,9 +5586,6 @@
     <w:abstractNumId w:val="991"/>
   </w:num>
   <w:num w:numId="1003">
-    <w:abstractNumId w:val="991"/>
-  </w:num>
-  <w:num w:numId="1004">
     <w:abstractNumId w:val="991"/>
   </w:num>
 </w:numbering>

--- a/algebra-trigonometry.docx
+++ b/algebra-trigonometry.docx
@@ -15,7 +15,7 @@
         <w:pStyle w:val="Date"/>
       </w:pPr>
       <w:r>
-        <w:t xml:space="preserve">Last modified: 2026-10-18 13:21:32 (PDT)</w:t>
+        <w:t xml:space="preserve">Last modified: 2026-10-18 16:43:42 (PDT)</w:t>
       </w:r>
     </w:p>
     <w:bookmarkStart w:id="35" w:name="sec-cosine-sine"/>

--- a/algebra-trigonometry.docx
+++ b/algebra-trigonometry.docx
@@ -15,7 +15,7 @@
         <w:pStyle w:val="Date"/>
       </w:pPr>
       <w:r>
-        <w:t xml:space="preserve">Last modified: 2026-10-18 16:43:42 (PDT)</w:t>
+        <w:t xml:space="preserve">Last modified: 2026-10-19 00:47:50 (PDT)</w:t>
       </w:r>
     </w:p>
     <w:bookmarkStart w:id="35" w:name="sec-cosine-sine"/>

--- a/algebra-trigonometry.docx
+++ b/algebra-trigonometry.docx
@@ -15,7 +15,7 @@
         <w:pStyle w:val="Date"/>
       </w:pPr>
       <w:r>
-        <w:t xml:space="preserve">Last modified: 2026-10-19 00:47:50 (PDT)</w:t>
+        <w:t xml:space="preserve">Last modified: 2026-10-19 02:15:55 (PDT)</w:t>
       </w:r>
     </w:p>
     <w:bookmarkStart w:id="35" w:name="sec-cosine-sine"/>

--- a/algebra-trigonometry.docx
+++ b/algebra-trigonometry.docx
@@ -15,10 +15,10 @@
         <w:pStyle w:val="Date"/>
       </w:pPr>
       <w:r>
-        <w:t xml:space="preserve">Last modified: 2026-10-19 02:15:55 (PDT)</w:t>
+        <w:t xml:space="preserve">Last modified: 2026-10-19 03:23:43 (PDT)</w:t>
       </w:r>
     </w:p>
-    <w:bookmarkStart w:id="35" w:name="sec-cosine-sine"/>
+    <w:bookmarkStart w:id="42" w:name="sec-cosine-sine"/>
     <w:p>
       <w:pPr>
         <w:pStyle w:val="Heading2"/>
@@ -916,7 +916,7 @@
       </w:r>
     </w:p>
     <w:bookmarkEnd w:id="12"/>
-    <w:bookmarkStart w:id="13" w:name="def-cosine-sine"/>
+    <w:bookmarkStart w:id="13" w:name="def-angle-unit-circle"/>
     <w:p>
       <w:pPr>
         <w:pStyle w:val="BodyText"/>
@@ -926,151 +926,92 @@
           <w:b/>
           <w:bCs/>
         </w:rPr>
-        <w:t xml:space="preserve">Definition 3 (Cosine)</w:t>
-      </w:r>
-      <w:r>
-        <w:t xml:space="preserve"> </w:t>
-      </w:r>
-      <w:r>
-        <w:t xml:space="preserve">For a real number</w:t>
-      </w:r>
-      <w:r>
-        <w:t xml:space="preserve"> </w:t>
-      </w:r>
-      <m:oMath>
-        <m:r>
-          <m:t>θ</m:t>
-        </m:r>
-      </m:oMath>
-      <w:r>
-        <w:t xml:space="preserve">, start at the point</w:t>
-      </w:r>
-      <w:r>
-        <w:t xml:space="preserve"> </w:t>
-      </w:r>
-      <m:oMath>
-        <m:r>
-          <m:rPr>
-            <m:sty m:val="p"/>
-          </m:rPr>
-          <m:t>(</m:t>
-        </m:r>
-        <m:r>
-          <m:t>1</m:t>
-        </m:r>
-        <m:r>
-          <m:rPr>
-            <m:sty m:val="p"/>
-          </m:rPr>
-          <m:t>,</m:t>
-        </m:r>
-        <m:r>
-          <m:t>0</m:t>
-        </m:r>
-        <m:r>
-          <m:rPr>
-            <m:sty m:val="p"/>
-          </m:rPr>
-          <m:t>)</m:t>
-        </m:r>
-      </m:oMath>
-      <w:r>
-        <w:t xml:space="preserve"> </w:t>
-      </w:r>
-      <w:r>
-        <w:t xml:space="preserve">of the unit circle (</w:t>
+        <w:t xml:space="preserve">Definition 3 (Angle on the unit circle)</w:t>
+      </w:r>
+      <w:r>
+        <w:t xml:space="preserve"> </w:t>
+      </w:r>
+      <w:r>
+        <w:t xml:space="preserve">The</w:t>
+      </w:r>
+      <w:r>
+        <w:t xml:space="preserve"> </w:t>
+      </w:r>
+      <w:r>
+        <w:rPr>
+          <w:b/>
+          <w:bCs/>
+        </w:rPr>
+        <w:t xml:space="preserve">angle</w:t>
+      </w:r>
+      <w:r>
+        <w:t xml:space="preserve"> </w:t>
+      </w:r>
+      <w:r>
+        <w:t xml:space="preserve">between two points of the</w:t>
+      </w:r>
+      <w:r>
+        <w:t xml:space="preserve"> </w:t>
       </w:r>
       <w:hyperlink w:anchor="def-unit-circle">
         <w:r>
           <w:rPr>
             <w:rStyle w:val="Hyperlink"/>
           </w:rPr>
-          <w:t xml:space="preserve">Definition 1</w:t>
+          <w:t xml:space="preserve">unit circle</w:t>
         </w:r>
       </w:hyperlink>
       <w:r>
-        <w:t xml:space="preserve">)</w:t>
-      </w:r>
-      <w:r>
-        <w:t xml:space="preserve"> </w:t>
-      </w:r>
-      <w:r>
-        <w:t xml:space="preserve">and move a distance</w:t>
-      </w:r>
-      <w:r>
-        <w:t xml:space="preserve"> </w:t>
-      </w:r>
-      <m:oMath>
-        <m:r>
-          <m:t>​</m:t>
-        </m:r>
-        <m:d>
-          <m:dPr>
-            <m:begChr m:val="|"/>
-            <m:sepChr m:val=""/>
-            <m:endChr m:val="|"/>
-            <m:grow/>
-          </m:dPr>
-          <m:e>
-            <m:r>
-              <m:t>θ</m:t>
-            </m:r>
-          </m:e>
-        </m:d>
-        <m:r>
-          <m:t>​</m:t>
-        </m:r>
-      </m:oMath>
-      <w:r>
-        <w:t xml:space="preserve"> </w:t>
-      </w:r>
-      <w:r>
-        <w:t xml:space="preserve">along the circle,</w:t>
-      </w:r>
-      <w:r>
-        <w:t xml:space="preserve"> </w:t>
-      </w:r>
-      <w:r>
-        <w:t xml:space="preserve">counterclockwise if</w:t>
-      </w:r>
-      <w:r>
-        <w:t xml:space="preserve"> </w:t>
-      </w:r>
-      <m:oMath>
-        <m:r>
-          <m:t>θ</m:t>
-        </m:r>
-        <m:r>
-          <m:rPr>
-            <m:sty m:val="p"/>
-          </m:rPr>
-          <m:t>≥</m:t>
+        <w:t xml:space="preserve"> </w:t>
+      </w:r>
+      <w:r>
+        <w:t xml:space="preserve">is how far apart they are along the circle, going the short way round.</w:t>
+      </w:r>
+      <w:r>
+        <w:t xml:space="preserve"> </w:t>
+      </w:r>
+      <w:r>
+        <w:t xml:space="preserve">Let the counterclockwise distance from the first point to the second be</w:t>
+      </w:r>
+      <w:r>
+        <w:t xml:space="preserve"> </w:t>
+      </w:r>
+      <m:oMath>
+        <m:r>
+          <m:t>s</m:t>
+        </m:r>
+        <m:r>
+          <m:rPr>
+            <m:sty m:val="p"/>
+          </m:rPr>
+          <m:t>∈</m:t>
+        </m:r>
+        <m:r>
+          <m:rPr>
+            <m:sty m:val="p"/>
+          </m:rPr>
+          <m:t>[</m:t>
         </m:r>
         <m:r>
           <m:t>0</m:t>
         </m:r>
-      </m:oMath>
-      <w:r>
-        <w:t xml:space="preserve"> </w:t>
-      </w:r>
-      <w:r>
-        <w:t xml:space="preserve">and clockwise if</w:t>
-      </w:r>
-      <w:r>
-        <w:t xml:space="preserve"> </w:t>
-      </w:r>
-      <m:oMath>
-        <m:r>
-          <m:t>θ</m:t>
-        </m:r>
-        <m:r>
-          <m:rPr>
-            <m:sty m:val="p"/>
-          </m:rPr>
-          <m:t>&lt;</m:t>
-        </m:r>
-        <m:r>
-          <m:t>0</m:t>
+        <m:r>
+          <m:rPr>
+            <m:sty m:val="p"/>
+          </m:rPr>
+          <m:t>,</m:t>
+        </m:r>
+        <m:r>
+          <m:t>2</m:t>
+        </m:r>
+        <m:r>
+          <m:t>π</m:t>
+        </m:r>
+        <m:r>
+          <m:rPr>
+            <m:sty m:val="p"/>
+          </m:rPr>
+          <m:t>)</m:t>
         </m:r>
       </m:oMath>
       <w:r>
@@ -1080,71 +1021,155 @@
         <w:t xml:space="preserve"> </w:t>
       </w:r>
       <w:r>
-        <w:t xml:space="preserve">The first coordinate of the point reached is the</w:t>
-      </w:r>
-      <w:r>
-        <w:t xml:space="preserve"> </w:t>
-      </w:r>
+        <w:t xml:space="preserve">Then the angle is</w:t>
+      </w:r>
+    </w:p>
+    <w:p>
+      <w:pPr>
+        <w:pStyle w:val="BodyText"/>
+      </w:pPr>
+      <m:oMathPara>
+        <m:oMathParaPr>
+          <m:jc m:val="center"/>
+        </m:oMathParaPr>
+        <m:oMath>
+          <m:r>
+            <m:t>θ</m:t>
+          </m:r>
+          <m:limUpp>
+            <m:e>
+              <m:r>
+                <m:rPr>
+                  <m:sty m:val="p"/>
+                </m:rPr>
+                <m:t>=</m:t>
+              </m:r>
+            </m:e>
+            <m:lim>
+              <m:r>
+                <m:rPr>
+                  <m:nor/>
+                  <m:sty m:val="p"/>
+                </m:rPr>
+                <m:t>def</m:t>
+              </m:r>
+            </m:lim>
+          </m:limUpp>
+          <m:r>
+            <m:rPr>
+              <m:sty m:val="p"/>
+            </m:rPr>
+            <m:t>min</m:t>
+          </m:r>
+          <m:r>
+            <m:t>​</m:t>
+          </m:r>
+          <m:d>
+            <m:dPr>
+              <m:begChr m:val="{"/>
+              <m:sepChr m:val=""/>
+              <m:endChr m:val="}"/>
+              <m:grow/>
+            </m:dPr>
+            <m:e>
+              <m:r>
+                <m:t>s</m:t>
+              </m:r>
+              <m:r>
+                <m:rPr>
+                  <m:sty m:val="p"/>
+                </m:rPr>
+                <m:t>,</m:t>
+              </m:r>
+              <m:r>
+                <m:t>2</m:t>
+              </m:r>
+              <m:r>
+                <m:t>π</m:t>
+              </m:r>
+              <m:r>
+                <m:rPr>
+                  <m:sty m:val="p"/>
+                </m:rPr>
+                <m:t>−</m:t>
+              </m:r>
+              <m:r>
+                <m:t>s</m:t>
+              </m:r>
+            </m:e>
+          </m:d>
+          <m:r>
+            <m:t>​</m:t>
+          </m:r>
+          <m:r>
+            <m:rPr>
+              <m:sty m:val="p"/>
+            </m:rPr>
+            <m:t>.</m:t>
+          </m:r>
+        </m:oMath>
+      </m:oMathPara>
+    </w:p>
+    <w:p>
+      <w:pPr>
+        <w:pStyle w:val="FirstParagraph"/>
+      </w:pPr>
+      <w:r>
+        <w:t xml:space="preserve">In words, the angle is the smaller of two distances from the first point to the second:</w:t>
+      </w:r>
+      <w:r>
+        <w:t xml:space="preserve"> </w:t>
+      </w:r>
+      <w:r>
+        <w:t xml:space="preserve">the counterclockwise one,</w:t>
+      </w:r>
+      <w:r>
+        <w:t xml:space="preserve"> </w:t>
+      </w:r>
+      <m:oMath>
+        <m:r>
+          <m:t>s</m:t>
+        </m:r>
+      </m:oMath>
+      <w:r>
+        <w:t xml:space="preserve">, or the clockwise one,</w:t>
+      </w:r>
+      <w:r>
+        <w:t xml:space="preserve"> </w:t>
+      </w:r>
+      <m:oMath>
+        <m:r>
+          <m:t>2</m:t>
+        </m:r>
+        <m:r>
+          <m:t>π</m:t>
+        </m:r>
+        <m:r>
+          <m:rPr>
+            <m:sty m:val="p"/>
+          </m:rPr>
+          <m:t>−</m:t>
+        </m:r>
+        <m:r>
+          <m:t>s</m:t>
+        </m:r>
+      </m:oMath>
+      <w:r>
+        <w:t xml:space="preserve">.</w:t>
+      </w:r>
+    </w:p>
+    <w:bookmarkEnd w:id="13"/>
+    <w:bookmarkStart w:id="14" w:name="exm-angle-unit-circle"/>
+    <w:p>
+      <w:pPr>
+        <w:pStyle w:val="BodyText"/>
+      </w:pPr>
       <w:r>
         <w:rPr>
           <w:b/>
           <w:bCs/>
         </w:rPr>
-        <w:t xml:space="preserve">cosine</w:t>
-      </w:r>
-      <w:r>
-        <w:t xml:space="preserve"> </w:t>
-      </w:r>
-      <w:r>
-        <w:t xml:space="preserve">of</w:t>
-      </w:r>
-      <w:r>
-        <w:t xml:space="preserve"> </w:t>
-      </w:r>
-      <m:oMath>
-        <m:r>
-          <m:t>θ</m:t>
-        </m:r>
-      </m:oMath>
-      <w:r>
-        <w:t xml:space="preserve"> </w:t>
-      </w:r>
-      <w:r>
-        <w:t xml:space="preserve">[3]</w:t>
-      </w:r>
-      <w:r>
-        <w:t xml:space="preserve">, written</w:t>
-      </w:r>
-      <w:r>
-        <w:t xml:space="preserve"> </w:t>
-      </w:r>
-      <m:oMath>
-        <m:r>
-          <m:rPr>
-            <m:sty m:val="p"/>
-          </m:rPr>
-          <m:t>cos</m:t>
-        </m:r>
-        <m:r>
-          <m:t>θ</m:t>
-        </m:r>
-      </m:oMath>
-      <w:r>
-        <w:t xml:space="preserve">.</w:t>
-      </w:r>
-    </w:p>
-    <w:bookmarkEnd w:id="13"/>
-    <w:bookmarkStart w:id="14" w:name="exm-cosine-sine"/>
-    <w:p>
-      <w:pPr>
-        <w:pStyle w:val="BodyText"/>
-      </w:pPr>
-      <w:r>
-        <w:rPr>
-          <w:b/>
-          <w:bCs/>
-        </w:rPr>
-        <w:t xml:space="preserve">Example 3 (Cosines of some angles)</w:t>
+        <w:t xml:space="preserve">Example 3 (Three angles on the unit circle)</w:t>
       </w:r>
       <w:r>
         <w:t xml:space="preserve"> </w:t>
@@ -1161,25 +1186,40 @@
           <w:numId w:val="1002"/>
         </w:numPr>
       </w:pPr>
-      <m:oMath>
-        <m:r>
-          <m:t>θ</m:t>
-        </m:r>
-        <m:r>
-          <m:rPr>
-            <m:sty m:val="p"/>
-          </m:rPr>
-          <m:t>=</m:t>
+      <w:r>
+        <w:t xml:space="preserve">The points</w:t>
+      </w:r>
+      <w:r>
+        <w:t xml:space="preserve"> </w:t>
+      </w:r>
+      <m:oMath>
+        <m:r>
+          <m:rPr>
+            <m:sty m:val="p"/>
+          </m:rPr>
+          <m:t>(</m:t>
+        </m:r>
+        <m:r>
+          <m:t>1</m:t>
+        </m:r>
+        <m:r>
+          <m:rPr>
+            <m:sty m:val="p"/>
+          </m:rPr>
+          <m:t>,</m:t>
         </m:r>
         <m:r>
           <m:t>0</m:t>
         </m:r>
-      </m:oMath>
-      <w:r>
-        <w:t xml:space="preserve"> </w:t>
-      </w:r>
-      <w:r>
-        <w:t xml:space="preserve">stays at</w:t>
+        <m:r>
+          <m:rPr>
+            <m:sty m:val="p"/>
+          </m:rPr>
+          <m:t>)</m:t>
+        </m:r>
+      </m:oMath>
+      <w:r>
+        <w:t xml:space="preserve">,</w:t>
       </w:r>
       <w:r>
         <w:t xml:space="preserve"> </w:t>
@@ -1192,48 +1232,62 @@
           <m:t>(</m:t>
         </m:r>
         <m:r>
+          <m:t>0</m:t>
+        </m:r>
+        <m:r>
+          <m:rPr>
+            <m:sty m:val="p"/>
+          </m:rPr>
+          <m:t>,</m:t>
+        </m:r>
+        <m:r>
           <m:t>1</m:t>
         </m:r>
         <m:r>
           <m:rPr>
             <m:sty m:val="p"/>
           </m:rPr>
-          <m:t>,</m:t>
-        </m:r>
-        <m:r>
-          <m:t>0</m:t>
-        </m:r>
-        <m:r>
-          <m:rPr>
-            <m:sty m:val="p"/>
-          </m:rPr>
           <m:t>)</m:t>
         </m:r>
       </m:oMath>
       <w:r>
-        <w:t xml:space="preserve">, so</w:t>
-      </w:r>
-      <w:r>
-        <w:t xml:space="preserve"> </w:t>
-      </w:r>
-      <m:oMath>
-        <m:r>
-          <m:rPr>
-            <m:sty m:val="p"/>
-          </m:rPr>
-          <m:t>cos</m:t>
-        </m:r>
-        <m:r>
-          <m:t>0</m:t>
-        </m:r>
-        <m:r>
-          <m:rPr>
-            <m:sty m:val="p"/>
-          </m:rPr>
-          <m:t>=</m:t>
-        </m:r>
-        <m:r>
-          <m:t>1</m:t>
+        <w:t xml:space="preserve"> </w:t>
+      </w:r>
+      <w:r>
+        <w:t xml:space="preserve">are a quarter of the circle apart, so their</w:t>
+      </w:r>
+      <w:r>
+        <w:t xml:space="preserve"> </w:t>
+      </w:r>
+      <w:hyperlink w:anchor="def-angle-unit-circle">
+        <w:r>
+          <w:rPr>
+            <w:rStyle w:val="Hyperlink"/>
+          </w:rPr>
+          <w:t xml:space="preserve">angle</w:t>
+        </w:r>
+      </w:hyperlink>
+      <w:r>
+        <w:t xml:space="preserve"> </w:t>
+      </w:r>
+      <w:r>
+        <w:t xml:space="preserve">is</w:t>
+      </w:r>
+      <w:r>
+        <w:t xml:space="preserve"> </w:t>
+      </w:r>
+      <m:oMath>
+        <m:r>
+          <m:t>π</m:t>
+        </m:r>
+        <m:r>
+          <m:rPr>
+            <m:sty m:val="p"/>
+          </m:rPr>
+          <m:t>/</m:t>
+        </m:r>
+        <m:r>
+          <m:t>2</m:t>
         </m:r>
       </m:oMath>
       <w:r>
@@ -1248,91 +1302,88 @@
           <w:numId w:val="1002"/>
         </w:numPr>
       </w:pPr>
-      <m:oMath>
-        <m:r>
-          <m:t>θ</m:t>
-        </m:r>
-        <m:r>
-          <m:rPr>
-            <m:sty m:val="p"/>
-          </m:rPr>
-          <m:t>=</m:t>
-        </m:r>
+      <w:r>
+        <w:t xml:space="preserve">The points</w:t>
+      </w:r>
+      <w:r>
+        <w:t xml:space="preserve"> </w:t>
+      </w:r>
+      <m:oMath>
+        <m:r>
+          <m:rPr>
+            <m:sty m:val="p"/>
+          </m:rPr>
+          <m:t>(</m:t>
+        </m:r>
+        <m:r>
+          <m:t>1</m:t>
+        </m:r>
+        <m:r>
+          <m:rPr>
+            <m:sty m:val="p"/>
+          </m:rPr>
+          <m:t>,</m:t>
+        </m:r>
+        <m:r>
+          <m:t>0</m:t>
+        </m:r>
+        <m:r>
+          <m:rPr>
+            <m:sty m:val="p"/>
+          </m:rPr>
+          <m:t>)</m:t>
+        </m:r>
+      </m:oMath>
+      <w:r>
+        <w:t xml:space="preserve">,</w:t>
+      </w:r>
+      <w:r>
+        <w:t xml:space="preserve"> </w:t>
+      </w:r>
+      <m:oMath>
+        <m:r>
+          <m:rPr>
+            <m:sty m:val="p"/>
+          </m:rPr>
+          <m:t>(</m:t>
+        </m:r>
+        <m:r>
+          <m:rPr>
+            <m:sty m:val="p"/>
+          </m:rPr>
+          <m:t>−</m:t>
+        </m:r>
+        <m:r>
+          <m:t>1</m:t>
+        </m:r>
+        <m:r>
+          <m:rPr>
+            <m:sty m:val="p"/>
+          </m:rPr>
+          <m:t>,</m:t>
+        </m:r>
+        <m:r>
+          <m:t>0</m:t>
+        </m:r>
+        <m:r>
+          <m:rPr>
+            <m:sty m:val="p"/>
+          </m:rPr>
+          <m:t>)</m:t>
+        </m:r>
+      </m:oMath>
+      <w:r>
+        <w:t xml:space="preserve"> </w:t>
+      </w:r>
+      <w:r>
+        <w:t xml:space="preserve">are half of the circle apart, so their angle is</w:t>
+      </w:r>
+      <w:r>
+        <w:t xml:space="preserve"> </w:t>
+      </w:r>
+      <m:oMath>
         <m:r>
           <m:t>π</m:t>
-        </m:r>
-      </m:oMath>
-      <w:r>
-        <w:t xml:space="preserve"> </w:t>
-      </w:r>
-      <w:r>
-        <w:t xml:space="preserve">goes half way around the circle, to</w:t>
-      </w:r>
-      <w:r>
-        <w:t xml:space="preserve"> </w:t>
-      </w:r>
-      <m:oMath>
-        <m:r>
-          <m:rPr>
-            <m:sty m:val="p"/>
-          </m:rPr>
-          <m:t>(</m:t>
-        </m:r>
-        <m:r>
-          <m:rPr>
-            <m:sty m:val="p"/>
-          </m:rPr>
-          <m:t>−</m:t>
-        </m:r>
-        <m:r>
-          <m:t>1</m:t>
-        </m:r>
-        <m:r>
-          <m:rPr>
-            <m:sty m:val="p"/>
-          </m:rPr>
-          <m:t>,</m:t>
-        </m:r>
-        <m:r>
-          <m:t>0</m:t>
-        </m:r>
-        <m:r>
-          <m:rPr>
-            <m:sty m:val="p"/>
-          </m:rPr>
-          <m:t>)</m:t>
-        </m:r>
-      </m:oMath>
-      <w:r>
-        <w:t xml:space="preserve">, so</w:t>
-      </w:r>
-      <w:r>
-        <w:t xml:space="preserve"> </w:t>
-      </w:r>
-      <m:oMath>
-        <m:r>
-          <m:rPr>
-            <m:sty m:val="p"/>
-          </m:rPr>
-          <m:t>cos</m:t>
-        </m:r>
-        <m:r>
-          <m:t>π</m:t>
-        </m:r>
-        <m:r>
-          <m:rPr>
-            <m:sty m:val="p"/>
-          </m:rPr>
-          <m:t>=</m:t>
-        </m:r>
-        <m:r>
-          <m:rPr>
-            <m:sty m:val="p"/>
-          </m:rPr>
-          <m:t>−</m:t>
-        </m:r>
-        <m:r>
-          <m:t>1</m:t>
         </m:r>
       </m:oMath>
       <w:r>
@@ -1347,34 +1398,269 @@
           <w:numId w:val="1002"/>
         </w:numPr>
       </w:pPr>
+      <w:r>
+        <w:t xml:space="preserve">The point</w:t>
+      </w:r>
+      <w:r>
+        <w:t xml:space="preserve"> </w:t>
+      </w:r>
+      <m:oMath>
+        <m:r>
+          <m:rPr>
+            <m:sty m:val="p"/>
+          </m:rPr>
+          <m:t>(</m:t>
+        </m:r>
+        <m:r>
+          <m:t>1</m:t>
+        </m:r>
+        <m:r>
+          <m:rPr>
+            <m:sty m:val="p"/>
+          </m:rPr>
+          <m:t>,</m:t>
+        </m:r>
+        <m:r>
+          <m:t>0</m:t>
+        </m:r>
+        <m:r>
+          <m:rPr>
+            <m:sty m:val="p"/>
+          </m:rPr>
+          <m:t>)</m:t>
+        </m:r>
+      </m:oMath>
+      <w:r>
+        <w:t xml:space="preserve"> </w:t>
+      </w:r>
+      <w:r>
+        <w:t xml:space="preserve">is</w:t>
+      </w:r>
+      <w:r>
+        <w:t xml:space="preserve"> </w:t>
+      </w:r>
+      <m:oMath>
+        <m:r>
+          <m:t>0</m:t>
+        </m:r>
+      </m:oMath>
+      <w:r>
+        <w:t xml:space="preserve"> </w:t>
+      </w:r>
+      <w:r>
+        <w:t xml:space="preserve">apart from itself, so their angle is</w:t>
+      </w:r>
+      <w:r>
+        <w:t xml:space="preserve"> </w:t>
+      </w:r>
+      <m:oMath>
+        <m:r>
+          <m:t>0</m:t>
+        </m:r>
+      </m:oMath>
+      <w:r>
+        <w:t xml:space="preserve">.</w:t>
+      </w:r>
+    </w:p>
+    <w:bookmarkEnd w:id="14"/>
+    <w:bookmarkStart w:id="15" w:name="prp-angle-unit-circle-range"/>
+    <w:p>
+      <w:pPr>
+        <w:pStyle w:val="FirstParagraph"/>
+      </w:pPr>
+      <w:r>
+        <w:rPr>
+          <w:b/>
+          <w:bCs/>
+        </w:rPr>
+        <w:t xml:space="preserve">Proposition 1 (Range of an angle on the unit circle)</w:t>
+      </w:r>
+      <w:r>
+        <w:t xml:space="preserve"> </w:t>
+      </w:r>
+      <w:r>
+        <w:t xml:space="preserve">An</w:t>
+      </w:r>
+      <w:r>
+        <w:t xml:space="preserve"> </w:t>
+      </w:r>
+      <w:hyperlink w:anchor="def-angle-unit-circle">
+        <w:r>
+          <w:rPr>
+            <w:rStyle w:val="Hyperlink"/>
+          </w:rPr>
+          <w:t xml:space="preserve">angle</w:t>
+        </w:r>
+      </w:hyperlink>
+      <w:r>
+        <w:t xml:space="preserve"> </w:t>
+      </w:r>
+      <w:r>
+        <w:t xml:space="preserve">between two points of the</w:t>
+      </w:r>
+      <w:r>
+        <w:t xml:space="preserve"> </w:t>
+      </w:r>
+      <w:hyperlink w:anchor="def-unit-circle">
+        <w:r>
+          <w:rPr>
+            <w:rStyle w:val="Hyperlink"/>
+          </w:rPr>
+          <w:t xml:space="preserve">unit circle</w:t>
+        </w:r>
+      </w:hyperlink>
+      <w:r>
+        <w:t xml:space="preserve"> </w:t>
+      </w:r>
+      <w:r>
+        <w:t xml:space="preserve">is at least</w:t>
+      </w:r>
+      <w:r>
+        <w:t xml:space="preserve"> </w:t>
+      </w:r>
+      <m:oMath>
+        <m:r>
+          <m:t>0</m:t>
+        </m:r>
+      </m:oMath>
+      <w:r>
+        <w:t xml:space="preserve">, at most</w:t>
+      </w:r>
+      <w:r>
+        <w:t xml:space="preserve"> </w:t>
+      </w:r>
+      <m:oMath>
+        <m:r>
+          <m:t>π</m:t>
+        </m:r>
+      </m:oMath>
+      <w:r>
+        <w:t xml:space="preserve"> </w:t>
+      </w:r>
+      <w:r>
+        <w:t xml:space="preserve">(</w:t>
+      </w:r>
+      <w:hyperlink w:anchor="def-pi">
+        <w:r>
+          <w:rPr>
+            <w:rStyle w:val="Hyperlink"/>
+          </w:rPr>
+          <w:t xml:space="preserve">Definition 2</w:t>
+        </w:r>
+      </w:hyperlink>
+      <w:r>
+        <w:t xml:space="preserve">).</w:t>
+      </w:r>
+    </w:p>
+    <w:bookmarkEnd w:id="15"/>
+    <w:p>
+      <w:pPr>
+        <w:pStyle w:val="BodyText"/>
+      </w:pPr>
+      <w:r>
+        <w:rPr>
+          <w:i/>
+          <w:iCs/>
+        </w:rPr>
+        <w:t xml:space="preserve">Proof</w:t>
+      </w:r>
+      <w:r>
+        <w:t xml:space="preserve">. </w:t>
+      </w:r>
+      <w:r>
+        <w:t xml:space="preserve">The whole circle has length</w:t>
+      </w:r>
+      <w:r>
+        <w:t xml:space="preserve"> </w:t>
+      </w:r>
+      <m:oMath>
+        <m:r>
+          <m:t>2</m:t>
+        </m:r>
+        <m:r>
+          <m:t>π</m:t>
+        </m:r>
+      </m:oMath>
+      <w:r>
+        <w:t xml:space="preserve"> </w:t>
+      </w:r>
+      <w:r>
+        <w:t xml:space="preserve">(</w:t>
+      </w:r>
+      <w:hyperlink w:anchor="def-pi">
+        <w:r>
+          <w:rPr>
+            <w:rStyle w:val="Hyperlink"/>
+          </w:rPr>
+          <w:t xml:space="preserve">Definition 2</w:t>
+        </w:r>
+      </w:hyperlink>
+      <w:r>
+        <w:t xml:space="preserve">).</w:t>
+      </w:r>
+      <w:r>
+        <w:t xml:space="preserve"> </w:t>
+      </w:r>
+      <w:r>
+        <w:t xml:space="preserve">Going the short way round covers at most half of the circle, which is</w:t>
+      </w:r>
+      <w:r>
+        <w:t xml:space="preserve"> </w:t>
+      </w:r>
+      <m:oMath>
+        <m:r>
+          <m:t>π</m:t>
+        </m:r>
+      </m:oMath>
+      <w:r>
+        <w:t xml:space="preserve">.</w:t>
+      </w:r>
+      <w:r>
+        <w:t xml:space="preserve"> </w:t>
+      </w:r>
+      <w:r>
+        <w:t xml:space="preserve">A distance along the circle is at least</w:t>
+      </w:r>
+      <w:r>
+        <w:t xml:space="preserve"> </w:t>
+      </w:r>
+      <m:oMath>
+        <m:r>
+          <m:t>0</m:t>
+        </m:r>
+      </m:oMath>
+      <w:r>
+        <w:t xml:space="preserve">.</w:t>
+      </w:r>
+    </w:p>
+    <w:bookmarkStart w:id="16" w:name="def-cosine-sine"/>
+    <w:p>
+      <w:pPr>
+        <w:pStyle w:val="BodyText"/>
+      </w:pPr>
+      <w:r>
+        <w:rPr>
+          <w:b/>
+          <w:bCs/>
+        </w:rPr>
+        <w:t xml:space="preserve">Definition 4 (Cosine)</w:t>
+      </w:r>
+      <w:r>
+        <w:t xml:space="preserve"> </w:t>
+      </w:r>
+      <w:r>
+        <w:t xml:space="preserve">For a real number</w:t>
+      </w:r>
+      <w:r>
+        <w:t xml:space="preserve"> </w:t>
+      </w:r>
       <m:oMath>
         <m:r>
           <m:t>θ</m:t>
         </m:r>
-        <m:r>
-          <m:rPr>
-            <m:sty m:val="p"/>
-          </m:rPr>
-          <m:t>=</m:t>
-        </m:r>
-        <m:r>
-          <m:t>π</m:t>
-        </m:r>
-        <m:r>
-          <m:rPr>
-            <m:sty m:val="p"/>
-          </m:rPr>
-          <m:t>/</m:t>
-        </m:r>
-        <m:r>
-          <m:t>2</m:t>
-        </m:r>
-      </m:oMath>
-      <w:r>
-        <w:t xml:space="preserve"> </w:t>
-      </w:r>
-      <w:r>
-        <w:t xml:space="preserve">goes a quarter of the way round, to</w:t>
+      </m:oMath>
+      <w:r>
+        <w:t xml:space="preserve">, start at the point</w:t>
       </w:r>
       <w:r>
         <w:t xml:space="preserve"> </w:t>
@@ -1387,26 +1673,164 @@
           <m:t>(</m:t>
         </m:r>
         <m:r>
+          <m:t>1</m:t>
+        </m:r>
+        <m:r>
+          <m:rPr>
+            <m:sty m:val="p"/>
+          </m:rPr>
+          <m:t>,</m:t>
+        </m:r>
+        <m:r>
           <m:t>0</m:t>
         </m:r>
         <m:r>
           <m:rPr>
             <m:sty m:val="p"/>
           </m:rPr>
-          <m:t>,</m:t>
-        </m:r>
-        <m:r>
-          <m:t>1</m:t>
-        </m:r>
-        <m:r>
-          <m:rPr>
-            <m:sty m:val="p"/>
-          </m:rPr>
           <m:t>)</m:t>
         </m:r>
       </m:oMath>
       <w:r>
-        <w:t xml:space="preserve">, so</w:t>
+        <w:t xml:space="preserve"> </w:t>
+      </w:r>
+      <w:r>
+        <w:t xml:space="preserve">of the unit circle (</w:t>
+      </w:r>
+      <w:hyperlink w:anchor="def-unit-circle">
+        <w:r>
+          <w:rPr>
+            <w:rStyle w:val="Hyperlink"/>
+          </w:rPr>
+          <w:t xml:space="preserve">Definition 1</w:t>
+        </w:r>
+      </w:hyperlink>
+      <w:r>
+        <w:t xml:space="preserve">)</w:t>
+      </w:r>
+      <w:r>
+        <w:t xml:space="preserve"> </w:t>
+      </w:r>
+      <w:r>
+        <w:t xml:space="preserve">and move a distance</w:t>
+      </w:r>
+      <w:r>
+        <w:t xml:space="preserve"> </w:t>
+      </w:r>
+      <m:oMath>
+        <m:r>
+          <m:t>​</m:t>
+        </m:r>
+        <m:d>
+          <m:dPr>
+            <m:begChr m:val="|"/>
+            <m:sepChr m:val=""/>
+            <m:endChr m:val="|"/>
+            <m:grow/>
+          </m:dPr>
+          <m:e>
+            <m:r>
+              <m:t>θ</m:t>
+            </m:r>
+          </m:e>
+        </m:d>
+        <m:r>
+          <m:t>​</m:t>
+        </m:r>
+      </m:oMath>
+      <w:r>
+        <w:t xml:space="preserve"> </w:t>
+      </w:r>
+      <w:r>
+        <w:t xml:space="preserve">along the circle,</w:t>
+      </w:r>
+      <w:r>
+        <w:t xml:space="preserve"> </w:t>
+      </w:r>
+      <w:r>
+        <w:t xml:space="preserve">counterclockwise if</w:t>
+      </w:r>
+      <w:r>
+        <w:t xml:space="preserve"> </w:t>
+      </w:r>
+      <m:oMath>
+        <m:r>
+          <m:t>θ</m:t>
+        </m:r>
+        <m:r>
+          <m:rPr>
+            <m:sty m:val="p"/>
+          </m:rPr>
+          <m:t>≥</m:t>
+        </m:r>
+        <m:r>
+          <m:t>0</m:t>
+        </m:r>
+      </m:oMath>
+      <w:r>
+        <w:t xml:space="preserve"> </w:t>
+      </w:r>
+      <w:r>
+        <w:t xml:space="preserve">and clockwise if</w:t>
+      </w:r>
+      <w:r>
+        <w:t xml:space="preserve"> </w:t>
+      </w:r>
+      <m:oMath>
+        <m:r>
+          <m:t>θ</m:t>
+        </m:r>
+        <m:r>
+          <m:rPr>
+            <m:sty m:val="p"/>
+          </m:rPr>
+          <m:t>&lt;</m:t>
+        </m:r>
+        <m:r>
+          <m:t>0</m:t>
+        </m:r>
+      </m:oMath>
+      <w:r>
+        <w:t xml:space="preserve">.</w:t>
+      </w:r>
+      <w:r>
+        <w:t xml:space="preserve"> </w:t>
+      </w:r>
+      <w:r>
+        <w:t xml:space="preserve">The first coordinate of the point reached is the</w:t>
+      </w:r>
+      <w:r>
+        <w:t xml:space="preserve"> </w:t>
+      </w:r>
+      <w:r>
+        <w:rPr>
+          <w:b/>
+          <w:bCs/>
+        </w:rPr>
+        <w:t xml:space="preserve">cosine</w:t>
+      </w:r>
+      <w:r>
+        <w:t xml:space="preserve"> </w:t>
+      </w:r>
+      <w:r>
+        <w:t xml:space="preserve">of</w:t>
+      </w:r>
+      <w:r>
+        <w:t xml:space="preserve"> </w:t>
+      </w:r>
+      <m:oMath>
+        <m:r>
+          <m:t>θ</m:t>
+        </m:r>
+      </m:oMath>
+      <w:r>
+        <w:t xml:space="preserve"> </w:t>
+      </w:r>
+      <w:r>
+        <w:t xml:space="preserve">[3]</w:t>
+      </w:r>
+      <w:r>
+        <w:t xml:space="preserve">, written</w:t>
       </w:r>
       <w:r>
         <w:t xml:space="preserve"> </w:t>
@@ -1419,41 +1843,31 @@
           <m:t>cos</m:t>
         </m:r>
         <m:r>
-          <m:rPr>
-            <m:sty m:val="p"/>
-          </m:rPr>
-          <m:t>(</m:t>
-        </m:r>
-        <m:r>
-          <m:t>π</m:t>
-        </m:r>
-        <m:r>
-          <m:rPr>
-            <m:sty m:val="p"/>
-          </m:rPr>
-          <m:t>/</m:t>
-        </m:r>
-        <m:r>
-          <m:t>2</m:t>
-        </m:r>
-        <m:r>
-          <m:rPr>
-            <m:sty m:val="p"/>
-          </m:rPr>
-          <m:t>)</m:t>
-        </m:r>
-        <m:r>
-          <m:rPr>
-            <m:sty m:val="p"/>
-          </m:rPr>
-          <m:t>=</m:t>
-        </m:r>
-        <m:r>
-          <m:t>0</m:t>
+          <m:t>θ</m:t>
         </m:r>
       </m:oMath>
       <w:r>
         <w:t xml:space="preserve">.</w:t>
+      </w:r>
+    </w:p>
+    <w:bookmarkEnd w:id="16"/>
+    <w:bookmarkStart w:id="17" w:name="exm-cosine-sine"/>
+    <w:p>
+      <w:pPr>
+        <w:pStyle w:val="BodyText"/>
+      </w:pPr>
+      <w:r>
+        <w:rPr>
+          <w:b/>
+          <w:bCs/>
+        </w:rPr>
+        <w:t xml:space="preserve">Example 4 (Cosines of some angles)</w:t>
+      </w:r>
+      <w:r>
+        <w:t xml:space="preserve"> </w:t>
+      </w:r>
+      <w:r>
+        <w:t xml:space="preserve"> </w:t>
       </w:r>
     </w:p>
     <w:p>
@@ -1461,7 +1875,310 @@
         <w:pStyle w:val="Compact"/>
         <w:numPr>
           <w:ilvl w:val="0"/>
-          <w:numId w:val="1002"/>
+          <w:numId w:val="1003"/>
+        </w:numPr>
+      </w:pPr>
+      <m:oMath>
+        <m:r>
+          <m:t>θ</m:t>
+        </m:r>
+        <m:r>
+          <m:rPr>
+            <m:sty m:val="p"/>
+          </m:rPr>
+          <m:t>=</m:t>
+        </m:r>
+        <m:r>
+          <m:t>0</m:t>
+        </m:r>
+      </m:oMath>
+      <w:r>
+        <w:t xml:space="preserve"> </w:t>
+      </w:r>
+      <w:r>
+        <w:t xml:space="preserve">stays at</w:t>
+      </w:r>
+      <w:r>
+        <w:t xml:space="preserve"> </w:t>
+      </w:r>
+      <m:oMath>
+        <m:r>
+          <m:rPr>
+            <m:sty m:val="p"/>
+          </m:rPr>
+          <m:t>(</m:t>
+        </m:r>
+        <m:r>
+          <m:t>1</m:t>
+        </m:r>
+        <m:r>
+          <m:rPr>
+            <m:sty m:val="p"/>
+          </m:rPr>
+          <m:t>,</m:t>
+        </m:r>
+        <m:r>
+          <m:t>0</m:t>
+        </m:r>
+        <m:r>
+          <m:rPr>
+            <m:sty m:val="p"/>
+          </m:rPr>
+          <m:t>)</m:t>
+        </m:r>
+      </m:oMath>
+      <w:r>
+        <w:t xml:space="preserve">, so</w:t>
+      </w:r>
+      <w:r>
+        <w:t xml:space="preserve"> </w:t>
+      </w:r>
+      <m:oMath>
+        <m:r>
+          <m:rPr>
+            <m:sty m:val="p"/>
+          </m:rPr>
+          <m:t>cos</m:t>
+        </m:r>
+        <m:r>
+          <m:t>0</m:t>
+        </m:r>
+        <m:r>
+          <m:rPr>
+            <m:sty m:val="p"/>
+          </m:rPr>
+          <m:t>=</m:t>
+        </m:r>
+        <m:r>
+          <m:t>1</m:t>
+        </m:r>
+      </m:oMath>
+      <w:r>
+        <w:t xml:space="preserve">.</w:t>
+      </w:r>
+    </w:p>
+    <w:p>
+      <w:pPr>
+        <w:pStyle w:val="Compact"/>
+        <w:numPr>
+          <w:ilvl w:val="0"/>
+          <w:numId w:val="1003"/>
+        </w:numPr>
+      </w:pPr>
+      <m:oMath>
+        <m:r>
+          <m:t>θ</m:t>
+        </m:r>
+        <m:r>
+          <m:rPr>
+            <m:sty m:val="p"/>
+          </m:rPr>
+          <m:t>=</m:t>
+        </m:r>
+        <m:r>
+          <m:t>π</m:t>
+        </m:r>
+      </m:oMath>
+      <w:r>
+        <w:t xml:space="preserve"> </w:t>
+      </w:r>
+      <w:r>
+        <w:t xml:space="preserve">goes half way around the circle, to</w:t>
+      </w:r>
+      <w:r>
+        <w:t xml:space="preserve"> </w:t>
+      </w:r>
+      <m:oMath>
+        <m:r>
+          <m:rPr>
+            <m:sty m:val="p"/>
+          </m:rPr>
+          <m:t>(</m:t>
+        </m:r>
+        <m:r>
+          <m:rPr>
+            <m:sty m:val="p"/>
+          </m:rPr>
+          <m:t>−</m:t>
+        </m:r>
+        <m:r>
+          <m:t>1</m:t>
+        </m:r>
+        <m:r>
+          <m:rPr>
+            <m:sty m:val="p"/>
+          </m:rPr>
+          <m:t>,</m:t>
+        </m:r>
+        <m:r>
+          <m:t>0</m:t>
+        </m:r>
+        <m:r>
+          <m:rPr>
+            <m:sty m:val="p"/>
+          </m:rPr>
+          <m:t>)</m:t>
+        </m:r>
+      </m:oMath>
+      <w:r>
+        <w:t xml:space="preserve">, so</w:t>
+      </w:r>
+      <w:r>
+        <w:t xml:space="preserve"> </w:t>
+      </w:r>
+      <m:oMath>
+        <m:r>
+          <m:rPr>
+            <m:sty m:val="p"/>
+          </m:rPr>
+          <m:t>cos</m:t>
+        </m:r>
+        <m:r>
+          <m:t>π</m:t>
+        </m:r>
+        <m:r>
+          <m:rPr>
+            <m:sty m:val="p"/>
+          </m:rPr>
+          <m:t>=</m:t>
+        </m:r>
+        <m:r>
+          <m:rPr>
+            <m:sty m:val="p"/>
+          </m:rPr>
+          <m:t>−</m:t>
+        </m:r>
+        <m:r>
+          <m:t>1</m:t>
+        </m:r>
+      </m:oMath>
+      <w:r>
+        <w:t xml:space="preserve">.</w:t>
+      </w:r>
+    </w:p>
+    <w:p>
+      <w:pPr>
+        <w:pStyle w:val="Compact"/>
+        <w:numPr>
+          <w:ilvl w:val="0"/>
+          <w:numId w:val="1003"/>
+        </w:numPr>
+      </w:pPr>
+      <m:oMath>
+        <m:r>
+          <m:t>θ</m:t>
+        </m:r>
+        <m:r>
+          <m:rPr>
+            <m:sty m:val="p"/>
+          </m:rPr>
+          <m:t>=</m:t>
+        </m:r>
+        <m:r>
+          <m:t>π</m:t>
+        </m:r>
+        <m:r>
+          <m:rPr>
+            <m:sty m:val="p"/>
+          </m:rPr>
+          <m:t>/</m:t>
+        </m:r>
+        <m:r>
+          <m:t>2</m:t>
+        </m:r>
+      </m:oMath>
+      <w:r>
+        <w:t xml:space="preserve"> </w:t>
+      </w:r>
+      <w:r>
+        <w:t xml:space="preserve">goes a quarter of the way round, to</w:t>
+      </w:r>
+      <w:r>
+        <w:t xml:space="preserve"> </w:t>
+      </w:r>
+      <m:oMath>
+        <m:r>
+          <m:rPr>
+            <m:sty m:val="p"/>
+          </m:rPr>
+          <m:t>(</m:t>
+        </m:r>
+        <m:r>
+          <m:t>0</m:t>
+        </m:r>
+        <m:r>
+          <m:rPr>
+            <m:sty m:val="p"/>
+          </m:rPr>
+          <m:t>,</m:t>
+        </m:r>
+        <m:r>
+          <m:t>1</m:t>
+        </m:r>
+        <m:r>
+          <m:rPr>
+            <m:sty m:val="p"/>
+          </m:rPr>
+          <m:t>)</m:t>
+        </m:r>
+      </m:oMath>
+      <w:r>
+        <w:t xml:space="preserve">, so</w:t>
+      </w:r>
+      <w:r>
+        <w:t xml:space="preserve"> </w:t>
+      </w:r>
+      <m:oMath>
+        <m:r>
+          <m:rPr>
+            <m:sty m:val="p"/>
+          </m:rPr>
+          <m:t>cos</m:t>
+        </m:r>
+        <m:r>
+          <m:rPr>
+            <m:sty m:val="p"/>
+          </m:rPr>
+          <m:t>(</m:t>
+        </m:r>
+        <m:r>
+          <m:t>π</m:t>
+        </m:r>
+        <m:r>
+          <m:rPr>
+            <m:sty m:val="p"/>
+          </m:rPr>
+          <m:t>/</m:t>
+        </m:r>
+        <m:r>
+          <m:t>2</m:t>
+        </m:r>
+        <m:r>
+          <m:rPr>
+            <m:sty m:val="p"/>
+          </m:rPr>
+          <m:t>)</m:t>
+        </m:r>
+        <m:r>
+          <m:rPr>
+            <m:sty m:val="p"/>
+          </m:rPr>
+          <m:t>=</m:t>
+        </m:r>
+        <m:r>
+          <m:t>0</m:t>
+        </m:r>
+      </m:oMath>
+      <w:r>
+        <w:t xml:space="preserve">.</w:t>
+      </w:r>
+    </w:p>
+    <w:p>
+      <w:pPr>
+        <w:pStyle w:val="Compact"/>
+        <w:numPr>
+          <w:ilvl w:val="0"/>
+          <w:numId w:val="1003"/>
         </w:numPr>
       </w:pPr>
       <m:oMath>
@@ -1885,8 +2602,8 @@
         <w:t xml:space="preserve">degrees.</w:t>
       </w:r>
     </w:p>
-    <w:bookmarkEnd w:id="14"/>
-    <w:bookmarkStart w:id="15" w:name="def-sine"/>
+    <w:bookmarkEnd w:id="17"/>
+    <w:bookmarkStart w:id="18" w:name="def-sine"/>
     <w:p>
       <w:pPr>
         <w:pStyle w:val="BodyText"/>
@@ -1896,7 +2613,7 @@
           <w:b/>
           <w:bCs/>
         </w:rPr>
-        <w:t xml:space="preserve">Definition 4 (Sine)</w:t>
+        <w:t xml:space="preserve">Definition 5 (Sine)</w:t>
       </w:r>
       <w:r>
         <w:t xml:space="preserve"> </w:t>
@@ -1985,7 +2702,7 @@
           <w:rPr>
             <w:rStyle w:val="Hyperlink"/>
           </w:rPr>
-          <w:t xml:space="preserve">Definition 3</w:t>
+          <w:t xml:space="preserve">Definition 4</w:t>
         </w:r>
       </w:hyperlink>
       <w:r>
@@ -2063,8 +2780,8 @@
         <w:t xml:space="preserve">.</w:t>
       </w:r>
     </w:p>
-    <w:bookmarkEnd w:id="15"/>
-    <w:bookmarkStart w:id="16" w:name="exm-sine"/>
+    <w:bookmarkEnd w:id="18"/>
+    <w:bookmarkStart w:id="19" w:name="exm-sine"/>
     <w:p>
       <w:pPr>
         <w:pStyle w:val="BodyText"/>
@@ -2074,7 +2791,7 @@
           <w:b/>
           <w:bCs/>
         </w:rPr>
-        <w:t xml:space="preserve">Example 4 (Sines of some angles)</w:t>
+        <w:t xml:space="preserve">Example 5 (Sines of some angles)</w:t>
       </w:r>
       <w:r>
         <w:t xml:space="preserve"> </w:t>
@@ -2088,7 +2805,7 @@
         <w:pStyle w:val="Compact"/>
         <w:numPr>
           <w:ilvl w:val="0"/>
-          <w:numId w:val="1003"/>
+          <w:numId w:val="1004"/>
         </w:numPr>
       </w:pPr>
       <m:oMath>
@@ -2175,7 +2892,7 @@
         <w:pStyle w:val="Compact"/>
         <w:numPr>
           <w:ilvl w:val="0"/>
-          <w:numId w:val="1003"/>
+          <w:numId w:val="1004"/>
         </w:numPr>
       </w:pPr>
       <m:oMath>
@@ -2268,7 +2985,7 @@
         <w:pStyle w:val="Compact"/>
         <w:numPr>
           <w:ilvl w:val="0"/>
-          <w:numId w:val="1003"/>
+          <w:numId w:val="1004"/>
         </w:numPr>
       </w:pPr>
       <m:oMath>
@@ -2385,7 +3102,7 @@
         <w:pStyle w:val="Compact"/>
         <w:numPr>
           <w:ilvl w:val="0"/>
-          <w:numId w:val="1003"/>
+          <w:numId w:val="1004"/>
         </w:numPr>
       </w:pPr>
       <m:oMath>
@@ -2492,7 +3209,7 @@
           <w:rPr>
             <w:rStyle w:val="Hyperlink"/>
           </w:rPr>
-          <w:t xml:space="preserve">Example 3</w:t>
+          <w:t xml:space="preserve">Example 4</w:t>
         </w:r>
       </w:hyperlink>
       <w:r>
@@ -2572,8 +3289,8 @@
         <w:t xml:space="preserve">.</w:t>
       </w:r>
     </w:p>
-    <w:bookmarkEnd w:id="16"/>
-    <w:bookmarkStart w:id="17" w:name="thm-cosine-sine-identity"/>
+    <w:bookmarkEnd w:id="19"/>
+    <w:bookmarkStart w:id="20" w:name="thm-cosine-sine-identity"/>
     <w:p>
       <w:pPr>
         <w:pStyle w:val="FirstParagraph"/>
@@ -2678,7 +3395,7 @@
         </m:oMath>
       </m:oMathPara>
     </w:p>
-    <w:bookmarkEnd w:id="17"/>
+    <w:bookmarkEnd w:id="20"/>
     <w:p>
       <w:pPr>
         <w:pStyle w:val="FirstParagraph"/>
@@ -2818,7 +3535,7 @@
         <w:t xml:space="preserve">.</w:t>
       </w:r>
     </w:p>
-    <w:bookmarkStart w:id="22" w:name="exm-cosine-sine-unit-circle"/>
+    <w:bookmarkStart w:id="25" w:name="exm-cosine-sine-unit-circle"/>
     <w:p>
       <w:pPr>
         <w:pStyle w:val="BodyText"/>
@@ -2828,7 +3545,7 @@
           <w:b/>
           <w:bCs/>
         </w:rPr>
-        <w:t xml:space="preserve">Example 5 (The unit circle and the angle</w:t>
+        <w:t xml:space="preserve">Example 6 (The unit circle and the angle</w:t>
       </w:r>
       <w:r>
         <w:rPr>
@@ -3582,7 +4299,7 @@
       <w:tr>
         <w:tc>
           <w:tcPr/>
-          <w:bookmarkStart w:id="21" w:name="fig-cosine-sine-unit-circle"/>
+          <w:bookmarkStart w:id="24" w:name="fig-cosine-sine-unit-circle"/>
           <w:p>
             <w:pPr>
               <w:jc w:val="center"/>
@@ -3592,18 +4309,18 @@
                 <wp:inline>
                   <wp:extent cx="4620126" cy="3696101"/>
                   <wp:effectExtent b="0" l="0" r="0" t="0"/>
-                  <wp:docPr descr="" title="" id="19" name="Picture"/>
+                  <wp:docPr descr="" title="" id="22" name="Picture"/>
                   <a:graphic>
                     <a:graphicData uri="http://schemas.openxmlformats.org/drawingml/2006/picture">
                       <pic:pic>
                         <pic:nvPicPr>
-                          <pic:cNvPr descr="algebra-trigonometry_files/figure-docx/unnamed-chunk-1-1.png" id="20" name="Picture"/>
+                          <pic:cNvPr descr="algebra-trigonometry_files/figure-docx/unnamed-chunk-1-1.png" id="23" name="Picture"/>
                           <pic:cNvPicPr>
                             <a:picLocks noChangeArrowheads="1" noChangeAspect="1"/>
                           </pic:cNvPicPr>
                         </pic:nvPicPr>
                         <pic:blipFill>
-                          <a:blip r:embed="rId18"/>
+                          <a:blip r:embed="rId21"/>
                           <a:stretch>
                             <a:fillRect/>
                           </a:stretch>
@@ -3669,12 +4386,12 @@
               <w:t xml:space="preserve">Its horizontal coordinate is the cosine and its vertical coordinate is the sine.</w:t>
             </w:r>
           </w:p>
-          <w:bookmarkEnd w:id="21"/>
+          <w:bookmarkEnd w:id="24"/>
         </w:tc>
       </w:tr>
     </w:tbl>
-    <w:bookmarkEnd w:id="22"/>
-    <w:bookmarkStart w:id="23" w:name="thm-cosine-bijection"/>
+    <w:bookmarkEnd w:id="25"/>
+    <w:bookmarkStart w:id="26" w:name="thm-cosine-bijection"/>
     <w:p>
       <w:pPr>
         <w:pStyle w:val="BodyText"/>
@@ -4051,7 +4768,7 @@
         <w:t xml:space="preserve">.</w:t>
       </w:r>
     </w:p>
-    <w:bookmarkEnd w:id="23"/>
+    <w:bookmarkEnd w:id="26"/>
     <w:p>
       <w:pPr>
         <w:pStyle w:val="BodyText"/>
@@ -5075,8 +5792,602 @@
         <w:t xml:space="preserve">, so it only decreases.</w:t>
       </w:r>
     </w:p>
-    <w:bookmarkStart w:id="34" w:name="refs"/>
-    <w:bookmarkStart w:id="25" w:name="ref-wikipedia_unit_circle"/>
+    <w:bookmarkStart w:id="29" w:name="def-arccosine"/>
+    <w:p>
+      <w:pPr>
+        <w:pStyle w:val="BodyText"/>
+      </w:pPr>
+      <w:r>
+        <w:rPr>
+          <w:b/>
+          <w:bCs/>
+        </w:rPr>
+        <w:t xml:space="preserve">Definition 6 (Arccosine)</w:t>
+      </w:r>
+      <w:r>
+        <w:t xml:space="preserve"> </w:t>
+      </w:r>
+      <w:r>
+        <w:t xml:space="preserve">The</w:t>
+      </w:r>
+      <w:r>
+        <w:t xml:space="preserve"> </w:t>
+      </w:r>
+      <w:r>
+        <w:rPr>
+          <w:b/>
+          <w:bCs/>
+        </w:rPr>
+        <w:t xml:space="preserve">arccosine</w:t>
+      </w:r>
+      <w:r>
+        <w:t xml:space="preserve"> </w:t>
+      </w:r>
+      <m:oMath>
+        <m:r>
+          <m:rPr>
+            <m:sty m:val="p"/>
+          </m:rPr>
+          <m:t>arccos</m:t>
+        </m:r>
+        <m:r>
+          <m:rPr>
+            <m:sty m:val="p"/>
+          </m:rPr>
+          <m:t>:</m:t>
+        </m:r>
+        <m:r>
+          <m:rPr>
+            <m:sty m:val="p"/>
+          </m:rPr>
+          <m:t>[</m:t>
+        </m:r>
+        <m:r>
+          <m:rPr>
+            <m:sty m:val="p"/>
+          </m:rPr>
+          <m:t>−</m:t>
+        </m:r>
+        <m:r>
+          <m:t>1</m:t>
+        </m:r>
+        <m:r>
+          <m:rPr>
+            <m:sty m:val="p"/>
+          </m:rPr>
+          <m:t>,</m:t>
+        </m:r>
+        <m:r>
+          <m:t>1</m:t>
+        </m:r>
+        <m:r>
+          <m:rPr>
+            <m:sty m:val="p"/>
+          </m:rPr>
+          <m:t>]</m:t>
+        </m:r>
+        <m:r>
+          <m:rPr>
+            <m:sty m:val="p"/>
+          </m:rPr>
+          <m:t>→</m:t>
+        </m:r>
+        <m:r>
+          <m:rPr>
+            <m:sty m:val="p"/>
+          </m:rPr>
+          <m:t>[</m:t>
+        </m:r>
+        <m:r>
+          <m:t>0</m:t>
+        </m:r>
+        <m:r>
+          <m:rPr>
+            <m:sty m:val="p"/>
+          </m:rPr>
+          <m:t>,</m:t>
+        </m:r>
+        <m:r>
+          <m:t>π</m:t>
+        </m:r>
+        <m:r>
+          <m:rPr>
+            <m:sty m:val="p"/>
+          </m:rPr>
+          <m:t>]</m:t>
+        </m:r>
+      </m:oMath>
+      <w:r>
+        <w:t xml:space="preserve"> </w:t>
+      </w:r>
+      <w:r>
+        <w:t xml:space="preserve">is the</w:t>
+      </w:r>
+      <w:r>
+        <w:t xml:space="preserve"> </w:t>
+      </w:r>
+      <w:hyperlink r:id="rId27">
+        <w:r>
+          <w:rPr>
+            <w:rStyle w:val="Hyperlink"/>
+          </w:rPr>
+          <w:t xml:space="preserve">function</w:t>
+        </w:r>
+      </w:hyperlink>
+      <w:r>
+        <w:t xml:space="preserve"> </w:t>
+      </w:r>
+      <w:r>
+        <w:t xml:space="preserve">that sends each</w:t>
+      </w:r>
+      <w:r>
+        <w:t xml:space="preserve"> </w:t>
+      </w:r>
+      <w:hyperlink w:anchor="def-cosine-sine">
+        <w:r>
+          <w:rPr>
+            <w:rStyle w:val="Hyperlink"/>
+          </w:rPr>
+          <w:t xml:space="preserve">cosine</w:t>
+        </w:r>
+      </w:hyperlink>
+      <w:r>
+        <w:t xml:space="preserve">,</w:t>
+      </w:r>
+      <w:r>
+        <w:t xml:space="preserve"> </w:t>
+      </w:r>
+      <m:oMath>
+        <m:r>
+          <m:t>c</m:t>
+        </m:r>
+        <m:r>
+          <m:rPr>
+            <m:sty m:val="p"/>
+          </m:rPr>
+          <m:t>∈</m:t>
+        </m:r>
+        <m:r>
+          <m:rPr>
+            <m:sty m:val="p"/>
+          </m:rPr>
+          <m:t>[</m:t>
+        </m:r>
+        <m:r>
+          <m:rPr>
+            <m:sty m:val="p"/>
+          </m:rPr>
+          <m:t>−</m:t>
+        </m:r>
+        <m:r>
+          <m:t>1</m:t>
+        </m:r>
+        <m:r>
+          <m:rPr>
+            <m:sty m:val="p"/>
+          </m:rPr>
+          <m:t>,</m:t>
+        </m:r>
+        <m:r>
+          <m:t>1</m:t>
+        </m:r>
+        <m:r>
+          <m:rPr>
+            <m:sty m:val="p"/>
+          </m:rPr>
+          <m:t>]</m:t>
+        </m:r>
+      </m:oMath>
+      <w:r>
+        <w:t xml:space="preserve">,</w:t>
+      </w:r>
+      <w:r>
+        <w:t xml:space="preserve"> </w:t>
+      </w:r>
+      <w:r>
+        <w:t xml:space="preserve">to the one</w:t>
+      </w:r>
+      <w:r>
+        <w:t xml:space="preserve"> </w:t>
+      </w:r>
+      <w:hyperlink r:id="rId28">
+        <w:r>
+          <w:rPr>
+            <w:rStyle w:val="Hyperlink"/>
+          </w:rPr>
+          <w:t xml:space="preserve">real number</w:t>
+        </w:r>
+      </w:hyperlink>
+      <w:r>
+        <w:t xml:space="preserve"> </w:t>
+      </w:r>
+      <m:oMath>
+        <m:r>
+          <m:t>θ</m:t>
+        </m:r>
+        <m:r>
+          <m:rPr>
+            <m:sty m:val="p"/>
+          </m:rPr>
+          <m:t>∈</m:t>
+        </m:r>
+        <m:r>
+          <m:rPr>
+            <m:sty m:val="p"/>
+          </m:rPr>
+          <m:t>[</m:t>
+        </m:r>
+        <m:r>
+          <m:t>0</m:t>
+        </m:r>
+        <m:r>
+          <m:rPr>
+            <m:sty m:val="p"/>
+          </m:rPr>
+          <m:t>,</m:t>
+        </m:r>
+        <m:r>
+          <m:t>π</m:t>
+        </m:r>
+        <m:r>
+          <m:rPr>
+            <m:sty m:val="p"/>
+          </m:rPr>
+          <m:t>]</m:t>
+        </m:r>
+      </m:oMath>
+      <w:r>
+        <w:t xml:space="preserve"> </w:t>
+      </w:r>
+      <w:r>
+        <w:t xml:space="preserve">whose cosine is</w:t>
+      </w:r>
+      <w:r>
+        <w:t xml:space="preserve"> </w:t>
+      </w:r>
+      <m:oMath>
+        <m:r>
+          <m:t>c</m:t>
+        </m:r>
+      </m:oMath>
+      <w:r>
+        <w:t xml:space="preserve">.</w:t>
+      </w:r>
+      <w:r>
+        <w:t xml:space="preserve"> </w:t>
+      </w:r>
+      <w:r>
+        <w:t xml:space="preserve">By</w:t>
+      </w:r>
+      <w:r>
+        <w:t xml:space="preserve"> </w:t>
+      </w:r>
+      <w:hyperlink w:anchor="thm-cosine-bijection">
+        <w:r>
+          <w:rPr>
+            <w:rStyle w:val="Hyperlink"/>
+          </w:rPr>
+          <w:t xml:space="preserve">Theorem 2</w:t>
+        </w:r>
+      </w:hyperlink>
+      <w:r>
+        <w:t xml:space="preserve">, there is just one such</w:t>
+      </w:r>
+      <w:r>
+        <w:t xml:space="preserve"> </w:t>
+      </w:r>
+      <m:oMath>
+        <m:r>
+          <m:t>θ</m:t>
+        </m:r>
+      </m:oMath>
+      <w:r>
+        <w:t xml:space="preserve">.</w:t>
+      </w:r>
+    </w:p>
+    <w:bookmarkEnd w:id="29"/>
+    <w:bookmarkStart w:id="30" w:name="exm-arccosine"/>
+    <w:p>
+      <w:pPr>
+        <w:pStyle w:val="BodyText"/>
+      </w:pPr>
+      <w:r>
+        <w:rPr>
+          <w:b/>
+          <w:bCs/>
+        </w:rPr>
+        <w:t xml:space="preserve">Example 7 (Three arccosines)</w:t>
+      </w:r>
+      <w:r>
+        <w:t xml:space="preserve"> </w:t>
+      </w:r>
+      <w:r>
+        <w:t xml:space="preserve"> </w:t>
+      </w:r>
+    </w:p>
+    <w:p>
+      <w:pPr>
+        <w:pStyle w:val="Compact"/>
+        <w:numPr>
+          <w:ilvl w:val="0"/>
+          <w:numId w:val="1005"/>
+        </w:numPr>
+      </w:pPr>
+      <w:r>
+        <w:t xml:space="preserve">The</w:t>
+      </w:r>
+      <w:r>
+        <w:t xml:space="preserve"> </w:t>
+      </w:r>
+      <w:hyperlink w:anchor="def-arccosine">
+        <w:r>
+          <w:rPr>
+            <w:rStyle w:val="Hyperlink"/>
+          </w:rPr>
+          <w:t xml:space="preserve">arccosine</w:t>
+        </w:r>
+      </w:hyperlink>
+      <w:r>
+        <w:t xml:space="preserve"> </w:t>
+      </w:r>
+      <w:r>
+        <w:t xml:space="preserve">of one is</w:t>
+      </w:r>
+      <w:r>
+        <w:t xml:space="preserve"> </w:t>
+      </w:r>
+      <m:oMath>
+        <m:r>
+          <m:rPr>
+            <m:sty m:val="p"/>
+          </m:rPr>
+          <m:t>arccos</m:t>
+        </m:r>
+        <m:r>
+          <m:t>1</m:t>
+        </m:r>
+        <m:r>
+          <m:rPr>
+            <m:sty m:val="p"/>
+          </m:rPr>
+          <m:t>=</m:t>
+        </m:r>
+        <m:r>
+          <m:t>0</m:t>
+        </m:r>
+      </m:oMath>
+      <w:r>
+        <w:t xml:space="preserve">, because the</w:t>
+      </w:r>
+      <w:r>
+        <w:t xml:space="preserve"> </w:t>
+      </w:r>
+      <w:hyperlink w:anchor="def-cosine-sine">
+        <w:r>
+          <w:rPr>
+            <w:rStyle w:val="Hyperlink"/>
+          </w:rPr>
+          <w:t xml:space="preserve">cosine</w:t>
+        </w:r>
+      </w:hyperlink>
+      <w:r>
+        <w:t xml:space="preserve"> </w:t>
+      </w:r>
+      <w:r>
+        <w:t xml:space="preserve">of zero is</w:t>
+      </w:r>
+      <w:r>
+        <w:t xml:space="preserve"> </w:t>
+      </w:r>
+      <m:oMath>
+        <m:r>
+          <m:rPr>
+            <m:sty m:val="p"/>
+          </m:rPr>
+          <m:t>cos</m:t>
+        </m:r>
+        <m:r>
+          <m:t>0</m:t>
+        </m:r>
+        <m:r>
+          <m:rPr>
+            <m:sty m:val="p"/>
+          </m:rPr>
+          <m:t>=</m:t>
+        </m:r>
+        <m:r>
+          <m:t>1</m:t>
+        </m:r>
+      </m:oMath>
+      <w:r>
+        <w:t xml:space="preserve">.</w:t>
+      </w:r>
+    </w:p>
+    <w:p>
+      <w:pPr>
+        <w:pStyle w:val="Compact"/>
+        <w:numPr>
+          <w:ilvl w:val="0"/>
+          <w:numId w:val="1005"/>
+        </w:numPr>
+      </w:pPr>
+      <w:r>
+        <w:t xml:space="preserve">The arccosine of zero is</w:t>
+      </w:r>
+      <w:r>
+        <w:t xml:space="preserve"> </w:t>
+      </w:r>
+      <m:oMath>
+        <m:r>
+          <m:rPr>
+            <m:sty m:val="p"/>
+          </m:rPr>
+          <m:t>arccos</m:t>
+        </m:r>
+        <m:r>
+          <m:t>0</m:t>
+        </m:r>
+        <m:r>
+          <m:rPr>
+            <m:sty m:val="p"/>
+          </m:rPr>
+          <m:t>=</m:t>
+        </m:r>
+        <m:r>
+          <m:t>π</m:t>
+        </m:r>
+        <m:r>
+          <m:rPr>
+            <m:sty m:val="p"/>
+          </m:rPr>
+          <m:t>/</m:t>
+        </m:r>
+        <m:r>
+          <m:t>2</m:t>
+        </m:r>
+      </m:oMath>
+      <w:r>
+        <w:t xml:space="preserve">, because the cosine of a quarter turn is</w:t>
+      </w:r>
+      <w:r>
+        <w:t xml:space="preserve"> </w:t>
+      </w:r>
+      <m:oMath>
+        <m:r>
+          <m:rPr>
+            <m:sty m:val="p"/>
+          </m:rPr>
+          <m:t>cos</m:t>
+        </m:r>
+        <m:r>
+          <m:rPr>
+            <m:sty m:val="p"/>
+          </m:rPr>
+          <m:t>(</m:t>
+        </m:r>
+        <m:r>
+          <m:t>π</m:t>
+        </m:r>
+        <m:r>
+          <m:rPr>
+            <m:sty m:val="p"/>
+          </m:rPr>
+          <m:t>/</m:t>
+        </m:r>
+        <m:r>
+          <m:t>2</m:t>
+        </m:r>
+        <m:r>
+          <m:rPr>
+            <m:sty m:val="p"/>
+          </m:rPr>
+          <m:t>)</m:t>
+        </m:r>
+        <m:r>
+          <m:rPr>
+            <m:sty m:val="p"/>
+          </m:rPr>
+          <m:t>=</m:t>
+        </m:r>
+        <m:r>
+          <m:t>0</m:t>
+        </m:r>
+      </m:oMath>
+      <w:r>
+        <w:t xml:space="preserve">.</w:t>
+      </w:r>
+    </w:p>
+    <w:p>
+      <w:pPr>
+        <w:pStyle w:val="Compact"/>
+        <w:numPr>
+          <w:ilvl w:val="0"/>
+          <w:numId w:val="1005"/>
+        </w:numPr>
+      </w:pPr>
+      <w:r>
+        <w:t xml:space="preserve">The arccosine of minus one is</w:t>
+      </w:r>
+      <w:r>
+        <w:t xml:space="preserve"> </w:t>
+      </w:r>
+      <m:oMath>
+        <m:r>
+          <m:rPr>
+            <m:sty m:val="p"/>
+          </m:rPr>
+          <m:t>arccos</m:t>
+        </m:r>
+        <m:r>
+          <m:rPr>
+            <m:sty m:val="p"/>
+          </m:rPr>
+          <m:t>(</m:t>
+        </m:r>
+        <m:r>
+          <m:rPr>
+            <m:sty m:val="p"/>
+          </m:rPr>
+          <m:t>−</m:t>
+        </m:r>
+        <m:r>
+          <m:t>1</m:t>
+        </m:r>
+        <m:r>
+          <m:rPr>
+            <m:sty m:val="p"/>
+          </m:rPr>
+          <m:t>)</m:t>
+        </m:r>
+        <m:r>
+          <m:rPr>
+            <m:sty m:val="p"/>
+          </m:rPr>
+          <m:t>=</m:t>
+        </m:r>
+        <m:r>
+          <m:t>π</m:t>
+        </m:r>
+      </m:oMath>
+      <w:r>
+        <w:t xml:space="preserve">, because the cosine of a half turn is</w:t>
+      </w:r>
+      <w:r>
+        <w:t xml:space="preserve"> </w:t>
+      </w:r>
+      <m:oMath>
+        <m:r>
+          <m:rPr>
+            <m:sty m:val="p"/>
+          </m:rPr>
+          <m:t>cos</m:t>
+        </m:r>
+        <m:r>
+          <m:t>π</m:t>
+        </m:r>
+        <m:r>
+          <m:rPr>
+            <m:sty m:val="p"/>
+          </m:rPr>
+          <m:t>=</m:t>
+        </m:r>
+        <m:r>
+          <m:rPr>
+            <m:sty m:val="p"/>
+          </m:rPr>
+          <m:t>−</m:t>
+        </m:r>
+        <m:r>
+          <m:t>1</m:t>
+        </m:r>
+      </m:oMath>
+      <w:r>
+        <w:t xml:space="preserve">.</w:t>
+      </w:r>
+    </w:p>
+    <w:bookmarkEnd w:id="30"/>
+    <w:bookmarkStart w:id="41" w:name="refs"/>
+    <w:bookmarkStart w:id="32" w:name="ref-wikipedia_unit_circle"/>
     <w:p>
       <w:pPr>
         <w:pStyle w:val="Bibliography"/>
@@ -5123,7 +6434,7 @@
       <w:r>
         <w:t xml:space="preserve"> </w:t>
       </w:r>
-      <w:hyperlink r:id="rId24">
+      <w:hyperlink r:id="rId31">
         <w:r>
           <w:rPr>
             <w:rStyle w:val="Hyperlink"/>
@@ -5132,8 +6443,8 @@
         </w:r>
       </w:hyperlink>
     </w:p>
-    <w:bookmarkEnd w:id="25"/>
-    <w:bookmarkStart w:id="27" w:name="ref-wikipedia_pi"/>
+    <w:bookmarkEnd w:id="32"/>
+    <w:bookmarkStart w:id="34" w:name="ref-wikipedia_pi"/>
     <w:p>
       <w:pPr>
         <w:pStyle w:val="Bibliography"/>
@@ -5180,7 +6491,7 @@
       <w:r>
         <w:t xml:space="preserve"> </w:t>
       </w:r>
-      <w:hyperlink r:id="rId26">
+      <w:hyperlink r:id="rId33">
         <w:r>
           <w:rPr>
             <w:rStyle w:val="Hyperlink"/>
@@ -5189,8 +6500,8 @@
         </w:r>
       </w:hyperlink>
     </w:p>
-    <w:bookmarkEnd w:id="27"/>
-    <w:bookmarkStart w:id="29" w:name="ref-wikipedia_sine_and_cosine"/>
+    <w:bookmarkEnd w:id="34"/>
+    <w:bookmarkStart w:id="36" w:name="ref-wikipedia_sine_and_cosine"/>
     <w:p>
       <w:pPr>
         <w:pStyle w:val="Bibliography"/>
@@ -5237,7 +6548,7 @@
       <w:r>
         <w:t xml:space="preserve"> </w:t>
       </w:r>
-      <w:hyperlink r:id="rId28">
+      <w:hyperlink r:id="rId35">
         <w:r>
           <w:rPr>
             <w:rStyle w:val="Hyperlink"/>
@@ -5246,8 +6557,8 @@
         </w:r>
       </w:hyperlink>
     </w:p>
-    <w:bookmarkEnd w:id="29"/>
-    <w:bookmarkStart w:id="31" w:name="ref-wikipedia_trigonometric_functions"/>
+    <w:bookmarkEnd w:id="36"/>
+    <w:bookmarkStart w:id="38" w:name="ref-wikipedia_trigonometric_functions"/>
     <w:p>
       <w:pPr>
         <w:pStyle w:val="Bibliography"/>
@@ -5294,7 +6605,7 @@
       <w:r>
         <w:t xml:space="preserve"> </w:t>
       </w:r>
-      <w:hyperlink r:id="rId30">
+      <w:hyperlink r:id="rId37">
         <w:r>
           <w:rPr>
             <w:rStyle w:val="Hyperlink"/>
@@ -5303,8 +6614,8 @@
         </w:r>
       </w:hyperlink>
     </w:p>
-    <w:bookmarkEnd w:id="31"/>
-    <w:bookmarkStart w:id="33" w:name="X5a2f2f32a394dfa9ade54906000e256a4416e3c"/>
+    <w:bookmarkEnd w:id="38"/>
+    <w:bookmarkStart w:id="40" w:name="X5a2f2f32a394dfa9ade54906000e256a4416e3c"/>
     <w:p>
       <w:pPr>
         <w:pStyle w:val="Bibliography"/>
@@ -5351,7 +6662,7 @@
       <w:r>
         <w:t xml:space="preserve"> </w:t>
       </w:r>
-      <w:hyperlink r:id="rId32">
+      <w:hyperlink r:id="rId39">
         <w:r>
           <w:rPr>
             <w:rStyle w:val="Hyperlink"/>
@@ -5360,9 +6671,9 @@
         </w:r>
       </w:hyperlink>
     </w:p>
-    <w:bookmarkEnd w:id="33"/>
-    <w:bookmarkEnd w:id="34"/>
-    <w:bookmarkEnd w:id="35"/>
+    <w:bookmarkEnd w:id="40"/>
+    <w:bookmarkEnd w:id="41"/>
+    <w:bookmarkEnd w:id="42"/>
     <w:sectPr>
       <w:footnotePr>
         <w:numRestart w:val="eachSect"/>
@@ -5586,6 +6897,12 @@
     <w:abstractNumId w:val="991"/>
   </w:num>
   <w:num w:numId="1003">
+    <w:abstractNumId w:val="991"/>
+  </w:num>
+  <w:num w:numId="1004">
+    <w:abstractNumId w:val="991"/>
+  </w:num>
+  <w:num w:numId="1005">
     <w:abstractNumId w:val="991"/>
   </w:num>
 </w:numbering>

--- a/algebra-trigonometry.docx
+++ b/algebra-trigonometry.docx
@@ -15,7 +15,7 @@
         <w:pStyle w:val="Date"/>
       </w:pPr>
       <w:r>
-        <w:t xml:space="preserve">Last modified: 2026-10-19 03:23:43 (PDT)</w:t>
+        <w:t xml:space="preserve">Last modified: 2026-10-19 04:41:29 (PDT)</w:t>
       </w:r>
     </w:p>
     <w:bookmarkStart w:id="42" w:name="sec-cosine-sine"/>

--- a/algebra-trigonometry.docx
+++ b/algebra-trigonometry.docx
@@ -15,7 +15,7 @@
         <w:pStyle w:val="Date"/>
       </w:pPr>
       <w:r>
-        <w:t xml:space="preserve">Last modified: 2026-10-19 04:41:29 (PDT)</w:t>
+        <w:t xml:space="preserve">Last modified: 2026-10-19 05:58:02 (PDT)</w:t>
       </w:r>
     </w:p>
     <w:bookmarkStart w:id="42" w:name="sec-cosine-sine"/>

--- a/algebra-trigonometry.docx
+++ b/algebra-trigonometry.docx
@@ -15,7 +15,7 @@
         <w:pStyle w:val="Date"/>
       </w:pPr>
       <w:r>
-        <w:t xml:space="preserve">Last modified: 2026-10-19 05:58:02 (PDT)</w:t>
+        <w:t xml:space="preserve">Last modified: 2026-10-19 09:38:56 (PDT)</w:t>
       </w:r>
     </w:p>
     <w:bookmarkStart w:id="42" w:name="sec-cosine-sine"/>

--- a/algebra-trigonometry.docx
+++ b/algebra-trigonometry.docx
@@ -15,10 +15,10 @@
         <w:pStyle w:val="Date"/>
       </w:pPr>
       <w:r>
-        <w:t xml:space="preserve">Last modified: 2026-10-19 09:38:56 (PDT)</w:t>
+        <w:t xml:space="preserve">Last modified: 2026-10-19 11:02:25 (PDT)</w:t>
       </w:r>
     </w:p>
-    <w:bookmarkStart w:id="42" w:name="sec-cosine-sine"/>
+    <w:bookmarkStart w:id="44" w:name="sec-cosine-sine"/>
     <w:p>
       <w:pPr>
         <w:pStyle w:val="Heading2"/>
@@ -1463,7 +1463,7 @@
       </w:r>
     </w:p>
     <w:bookmarkEnd w:id="14"/>
-    <w:bookmarkStart w:id="15" w:name="prp-angle-unit-circle-range"/>
+    <w:bookmarkStart w:id="15" w:name="def-radian"/>
     <w:p>
       <w:pPr>
         <w:pStyle w:val="FirstParagraph"/>
@@ -1473,7 +1473,60 @@
           <w:b/>
           <w:bCs/>
         </w:rPr>
-        <w:t xml:space="preserve">Proposition 1 (Range of an angle on the unit circle)</w:t>
+        <w:t xml:space="preserve">Definition 4 (Radian)</w:t>
+      </w:r>
+      <w:r>
+        <w:t xml:space="preserve"> </w:t>
+      </w:r>
+      <w:r>
+        <w:t xml:space="preserve">A</w:t>
+      </w:r>
+      <w:r>
+        <w:t xml:space="preserve"> </w:t>
+      </w:r>
+      <w:r>
+        <w:rPr>
+          <w:b/>
+          <w:bCs/>
+        </w:rPr>
+        <w:t xml:space="preserve">radian</w:t>
+      </w:r>
+      <w:r>
+        <w:t xml:space="preserve"> </w:t>
+      </w:r>
+      <w:r>
+        <w:t xml:space="preserve">is the</w:t>
+      </w:r>
+      <w:r>
+        <w:t xml:space="preserve"> </w:t>
+      </w:r>
+      <w:hyperlink w:anchor="def-angle-unit-circle">
+        <w:r>
+          <w:rPr>
+            <w:rStyle w:val="Hyperlink"/>
+          </w:rPr>
+          <w:t xml:space="preserve">angle on the unit circle</w:t>
+        </w:r>
+      </w:hyperlink>
+      <w:r>
+        <w:t xml:space="preserve"> </w:t>
+      </w:r>
+      <w:r>
+        <w:t xml:space="preserve">between two points that are a distance of</w:t>
+      </w:r>
+      <w:r>
+        <w:t xml:space="preserve"> </w:t>
+      </w:r>
+      <m:oMath>
+        <m:r>
+          <m:t>1</m:t>
+        </m:r>
+      </m:oMath>
+      <w:r>
+        <w:t xml:space="preserve"> </w:t>
+      </w:r>
+      <w:r>
+        <w:t xml:space="preserve">apart along the circle.</w:t>
       </w:r>
       <w:r>
         <w:t xml:space="preserve"> </w:t>
@@ -1496,372 +1549,49 @@
         <w:t xml:space="preserve"> </w:t>
       </w:r>
       <w:r>
-        <w:t xml:space="preserve">between two points of the</w:t>
-      </w:r>
-      <w:r>
-        <w:t xml:space="preserve"> </w:t>
-      </w:r>
-      <w:hyperlink w:anchor="def-unit-circle">
-        <w:r>
-          <w:rPr>
-            <w:rStyle w:val="Hyperlink"/>
-          </w:rPr>
-          <w:t xml:space="preserve">unit circle</w:t>
-        </w:r>
-      </w:hyperlink>
-      <w:r>
-        <w:t xml:space="preserve"> </w:t>
-      </w:r>
-      <w:r>
-        <w:t xml:space="preserve">is at least</w:t>
-      </w:r>
-      <w:r>
-        <w:t xml:space="preserve"> </w:t>
-      </w:r>
-      <m:oMath>
-        <m:r>
-          <m:t>0</m:t>
-        </m:r>
-      </m:oMath>
-      <w:r>
-        <w:t xml:space="preserve">, at most</w:t>
-      </w:r>
-      <w:r>
-        <w:t xml:space="preserve"> </w:t>
-      </w:r>
-      <m:oMath>
-        <m:r>
-          <m:t>π</m:t>
-        </m:r>
-      </m:oMath>
-      <w:r>
-        <w:t xml:space="preserve"> </w:t>
-      </w:r>
-      <w:r>
-        <w:t xml:space="preserve">(</w:t>
-      </w:r>
-      <w:hyperlink w:anchor="def-pi">
-        <w:r>
-          <w:rPr>
-            <w:rStyle w:val="Hyperlink"/>
-          </w:rPr>
-          <w:t xml:space="preserve">Definition 2</w:t>
-        </w:r>
-      </w:hyperlink>
-      <w:r>
-        <w:t xml:space="preserve">).</w:t>
+        <w:t xml:space="preserve">of</w:t>
+      </w:r>
+      <w:r>
+        <w:t xml:space="preserve"> </w:t>
+      </w:r>
+      <m:oMath>
+        <m:r>
+          <m:t>θ</m:t>
+        </m:r>
+      </m:oMath>
+      <w:r>
+        <w:t xml:space="preserve"> </w:t>
+      </w:r>
+      <w:r>
+        <w:t xml:space="preserve">is then</w:t>
+      </w:r>
+      <w:r>
+        <w:t xml:space="preserve"> </w:t>
+      </w:r>
+      <m:oMath>
+        <m:r>
+          <m:t>θ</m:t>
+        </m:r>
+      </m:oMath>
+      <w:r>
+        <w:t xml:space="preserve"> </w:t>
+      </w:r>
+      <w:r>
+        <w:t xml:space="preserve">radians.</w:t>
       </w:r>
     </w:p>
     <w:bookmarkEnd w:id="15"/>
+    <w:bookmarkStart w:id="16" w:name="exm-radian"/>
     <w:p>
       <w:pPr>
         <w:pStyle w:val="BodyText"/>
       </w:pPr>
       <w:r>
         <w:rPr>
-          <w:i/>
-          <w:iCs/>
-        </w:rPr>
-        <w:t xml:space="preserve">Proof</w:t>
-      </w:r>
-      <w:r>
-        <w:t xml:space="preserve">. </w:t>
-      </w:r>
-      <w:r>
-        <w:t xml:space="preserve">The whole circle has length</w:t>
-      </w:r>
-      <w:r>
-        <w:t xml:space="preserve"> </w:t>
-      </w:r>
-      <m:oMath>
-        <m:r>
-          <m:t>2</m:t>
-        </m:r>
-        <m:r>
-          <m:t>π</m:t>
-        </m:r>
-      </m:oMath>
-      <w:r>
-        <w:t xml:space="preserve"> </w:t>
-      </w:r>
-      <w:r>
-        <w:t xml:space="preserve">(</w:t>
-      </w:r>
-      <w:hyperlink w:anchor="def-pi">
-        <w:r>
-          <w:rPr>
-            <w:rStyle w:val="Hyperlink"/>
-          </w:rPr>
-          <w:t xml:space="preserve">Definition 2</w:t>
-        </w:r>
-      </w:hyperlink>
-      <w:r>
-        <w:t xml:space="preserve">).</w:t>
-      </w:r>
-      <w:r>
-        <w:t xml:space="preserve"> </w:t>
-      </w:r>
-      <w:r>
-        <w:t xml:space="preserve">Going the short way round covers at most half of the circle, which is</w:t>
-      </w:r>
-      <w:r>
-        <w:t xml:space="preserve"> </w:t>
-      </w:r>
-      <m:oMath>
-        <m:r>
-          <m:t>π</m:t>
-        </m:r>
-      </m:oMath>
-      <w:r>
-        <w:t xml:space="preserve">.</w:t>
-      </w:r>
-      <w:r>
-        <w:t xml:space="preserve"> </w:t>
-      </w:r>
-      <w:r>
-        <w:t xml:space="preserve">A distance along the circle is at least</w:t>
-      </w:r>
-      <w:r>
-        <w:t xml:space="preserve"> </w:t>
-      </w:r>
-      <m:oMath>
-        <m:r>
-          <m:t>0</m:t>
-        </m:r>
-      </m:oMath>
-      <w:r>
-        <w:t xml:space="preserve">.</w:t>
-      </w:r>
-    </w:p>
-    <w:bookmarkStart w:id="16" w:name="def-cosine-sine"/>
-    <w:p>
-      <w:pPr>
-        <w:pStyle w:val="BodyText"/>
-      </w:pPr>
-      <w:r>
-        <w:rPr>
           <w:b/>
           <w:bCs/>
         </w:rPr>
-        <w:t xml:space="preserve">Definition 4 (Cosine)</w:t>
-      </w:r>
-      <w:r>
-        <w:t xml:space="preserve"> </w:t>
-      </w:r>
-      <w:r>
-        <w:t xml:space="preserve">For a real number</w:t>
-      </w:r>
-      <w:r>
-        <w:t xml:space="preserve"> </w:t>
-      </w:r>
-      <m:oMath>
-        <m:r>
-          <m:t>θ</m:t>
-        </m:r>
-      </m:oMath>
-      <w:r>
-        <w:t xml:space="preserve">, start at the point</w:t>
-      </w:r>
-      <w:r>
-        <w:t xml:space="preserve"> </w:t>
-      </w:r>
-      <m:oMath>
-        <m:r>
-          <m:rPr>
-            <m:sty m:val="p"/>
-          </m:rPr>
-          <m:t>(</m:t>
-        </m:r>
-        <m:r>
-          <m:t>1</m:t>
-        </m:r>
-        <m:r>
-          <m:rPr>
-            <m:sty m:val="p"/>
-          </m:rPr>
-          <m:t>,</m:t>
-        </m:r>
-        <m:r>
-          <m:t>0</m:t>
-        </m:r>
-        <m:r>
-          <m:rPr>
-            <m:sty m:val="p"/>
-          </m:rPr>
-          <m:t>)</m:t>
-        </m:r>
-      </m:oMath>
-      <w:r>
-        <w:t xml:space="preserve"> </w:t>
-      </w:r>
-      <w:r>
-        <w:t xml:space="preserve">of the unit circle (</w:t>
-      </w:r>
-      <w:hyperlink w:anchor="def-unit-circle">
-        <w:r>
-          <w:rPr>
-            <w:rStyle w:val="Hyperlink"/>
-          </w:rPr>
-          <w:t xml:space="preserve">Definition 1</w:t>
-        </w:r>
-      </w:hyperlink>
-      <w:r>
-        <w:t xml:space="preserve">)</w:t>
-      </w:r>
-      <w:r>
-        <w:t xml:space="preserve"> </w:t>
-      </w:r>
-      <w:r>
-        <w:t xml:space="preserve">and move a distance</w:t>
-      </w:r>
-      <w:r>
-        <w:t xml:space="preserve"> </w:t>
-      </w:r>
-      <m:oMath>
-        <m:r>
-          <m:t>​</m:t>
-        </m:r>
-        <m:d>
-          <m:dPr>
-            <m:begChr m:val="|"/>
-            <m:sepChr m:val=""/>
-            <m:endChr m:val="|"/>
-            <m:grow/>
-          </m:dPr>
-          <m:e>
-            <m:r>
-              <m:t>θ</m:t>
-            </m:r>
-          </m:e>
-        </m:d>
-        <m:r>
-          <m:t>​</m:t>
-        </m:r>
-      </m:oMath>
-      <w:r>
-        <w:t xml:space="preserve"> </w:t>
-      </w:r>
-      <w:r>
-        <w:t xml:space="preserve">along the circle,</w:t>
-      </w:r>
-      <w:r>
-        <w:t xml:space="preserve"> </w:t>
-      </w:r>
-      <w:r>
-        <w:t xml:space="preserve">counterclockwise if</w:t>
-      </w:r>
-      <w:r>
-        <w:t xml:space="preserve"> </w:t>
-      </w:r>
-      <m:oMath>
-        <m:r>
-          <m:t>θ</m:t>
-        </m:r>
-        <m:r>
-          <m:rPr>
-            <m:sty m:val="p"/>
-          </m:rPr>
-          <m:t>≥</m:t>
-        </m:r>
-        <m:r>
-          <m:t>0</m:t>
-        </m:r>
-      </m:oMath>
-      <w:r>
-        <w:t xml:space="preserve"> </w:t>
-      </w:r>
-      <w:r>
-        <w:t xml:space="preserve">and clockwise if</w:t>
-      </w:r>
-      <w:r>
-        <w:t xml:space="preserve"> </w:t>
-      </w:r>
-      <m:oMath>
-        <m:r>
-          <m:t>θ</m:t>
-        </m:r>
-        <m:r>
-          <m:rPr>
-            <m:sty m:val="p"/>
-          </m:rPr>
-          <m:t>&lt;</m:t>
-        </m:r>
-        <m:r>
-          <m:t>0</m:t>
-        </m:r>
-      </m:oMath>
-      <w:r>
-        <w:t xml:space="preserve">.</w:t>
-      </w:r>
-      <w:r>
-        <w:t xml:space="preserve"> </w:t>
-      </w:r>
-      <w:r>
-        <w:t xml:space="preserve">The first coordinate of the point reached is the</w:t>
-      </w:r>
-      <w:r>
-        <w:t xml:space="preserve"> </w:t>
-      </w:r>
-      <w:r>
-        <w:rPr>
-          <w:b/>
-          <w:bCs/>
-        </w:rPr>
-        <w:t xml:space="preserve">cosine</w:t>
-      </w:r>
-      <w:r>
-        <w:t xml:space="preserve"> </w:t>
-      </w:r>
-      <w:r>
-        <w:t xml:space="preserve">of</w:t>
-      </w:r>
-      <w:r>
-        <w:t xml:space="preserve"> </w:t>
-      </w:r>
-      <m:oMath>
-        <m:r>
-          <m:t>θ</m:t>
-        </m:r>
-      </m:oMath>
-      <w:r>
-        <w:t xml:space="preserve"> </w:t>
-      </w:r>
-      <w:r>
-        <w:t xml:space="preserve">[3]</w:t>
-      </w:r>
-      <w:r>
-        <w:t xml:space="preserve">, written</w:t>
-      </w:r>
-      <w:r>
-        <w:t xml:space="preserve"> </w:t>
-      </w:r>
-      <m:oMath>
-        <m:r>
-          <m:rPr>
-            <m:sty m:val="p"/>
-          </m:rPr>
-          <m:t>cos</m:t>
-        </m:r>
-        <m:r>
-          <m:t>θ</m:t>
-        </m:r>
-      </m:oMath>
-      <w:r>
-        <w:t xml:space="preserve">.</w:t>
-      </w:r>
-    </w:p>
-    <w:bookmarkEnd w:id="16"/>
-    <w:bookmarkStart w:id="17" w:name="exm-cosine-sine"/>
-    <w:p>
-      <w:pPr>
-        <w:pStyle w:val="BodyText"/>
-      </w:pPr>
-      <w:r>
-        <w:rPr>
-          <w:b/>
-          <w:bCs/>
-        </w:rPr>
-        <w:t xml:space="preserve">Example 4 (Cosines of some angles)</w:t>
+        <w:t xml:space="preserve">Example 4 (Angles in radians)</w:t>
       </w:r>
       <w:r>
         <w:t xml:space="preserve"> </w:t>
@@ -1878,25 +1608,40 @@
           <w:numId w:val="1003"/>
         </w:numPr>
       </w:pPr>
-      <m:oMath>
-        <m:r>
-          <m:t>θ</m:t>
-        </m:r>
-        <m:r>
-          <m:rPr>
-            <m:sty m:val="p"/>
-          </m:rPr>
-          <m:t>=</m:t>
+      <w:r>
+        <w:t xml:space="preserve">The points</w:t>
+      </w:r>
+      <w:r>
+        <w:t xml:space="preserve"> </w:t>
+      </w:r>
+      <m:oMath>
+        <m:r>
+          <m:rPr>
+            <m:sty m:val="p"/>
+          </m:rPr>
+          <m:t>(</m:t>
         </m:r>
         <m:r>
           <m:t>0</m:t>
         </m:r>
-      </m:oMath>
-      <w:r>
-        <w:t xml:space="preserve"> </w:t>
-      </w:r>
-      <w:r>
-        <w:t xml:space="preserve">stays at</w:t>
+        <m:r>
+          <m:rPr>
+            <m:sty m:val="p"/>
+          </m:rPr>
+          <m:t>,</m:t>
+        </m:r>
+        <m:r>
+          <m:t>1</m:t>
+        </m:r>
+        <m:r>
+          <m:rPr>
+            <m:sty m:val="p"/>
+          </m:rPr>
+          <m:t>)</m:t>
+        </m:r>
+      </m:oMath>
+      <w:r>
+        <w:t xml:space="preserve">,</w:t>
       </w:r>
       <w:r>
         <w:t xml:space="preserve"> </w:t>
@@ -1909,6 +1654,12 @@
           <m:t>(</m:t>
         </m:r>
         <m:r>
+          <m:rPr>
+            <m:sty m:val="p"/>
+          </m:rPr>
+          <m:t>−</m:t>
+        </m:r>
+        <m:r>
           <m:t>1</m:t>
         </m:r>
         <m:r>
@@ -1928,31 +1679,79 @@
         </m:r>
       </m:oMath>
       <w:r>
-        <w:t xml:space="preserve">, so</w:t>
-      </w:r>
-      <w:r>
-        <w:t xml:space="preserve"> </w:t>
-      </w:r>
-      <m:oMath>
-        <m:r>
-          <m:rPr>
-            <m:sty m:val="p"/>
-          </m:rPr>
-          <m:t>cos</m:t>
-        </m:r>
-        <m:r>
-          <m:t>0</m:t>
-        </m:r>
-        <m:r>
-          <m:rPr>
-            <m:sty m:val="p"/>
-          </m:rPr>
-          <m:t>=</m:t>
-        </m:r>
-        <m:r>
-          <m:t>1</m:t>
-        </m:r>
-      </m:oMath>
+        <w:t xml:space="preserve"> </w:t>
+      </w:r>
+      <w:r>
+        <w:t xml:space="preserve">are a quarter of the</w:t>
+      </w:r>
+      <w:r>
+        <w:t xml:space="preserve"> </w:t>
+      </w:r>
+      <w:hyperlink w:anchor="def-unit-circle">
+        <w:r>
+          <w:rPr>
+            <w:rStyle w:val="Hyperlink"/>
+          </w:rPr>
+          <w:t xml:space="preserve">unit circle</w:t>
+        </w:r>
+      </w:hyperlink>
+      <w:r>
+        <w:t xml:space="preserve"> </w:t>
+      </w:r>
+      <w:r>
+        <w:t xml:space="preserve">apart,</w:t>
+      </w:r>
+      <w:r>
+        <w:t xml:space="preserve"> </w:t>
+      </w:r>
+      <w:r>
+        <w:t xml:space="preserve">so their</w:t>
+      </w:r>
+      <w:r>
+        <w:t xml:space="preserve"> </w:t>
+      </w:r>
+      <w:hyperlink w:anchor="def-angle-unit-circle">
+        <w:r>
+          <w:rPr>
+            <w:rStyle w:val="Hyperlink"/>
+          </w:rPr>
+          <w:t xml:space="preserve">angle</w:t>
+        </w:r>
+      </w:hyperlink>
+      <w:r>
+        <w:t xml:space="preserve"> </w:t>
+      </w:r>
+      <w:r>
+        <w:t xml:space="preserve">is</w:t>
+      </w:r>
+      <w:r>
+        <w:t xml:space="preserve"> </w:t>
+      </w:r>
+      <m:oMath>
+        <m:r>
+          <m:t>π</m:t>
+        </m:r>
+        <m:r>
+          <m:rPr>
+            <m:sty m:val="p"/>
+          </m:rPr>
+          <m:t>/</m:t>
+        </m:r>
+        <m:r>
+          <m:t>2</m:t>
+        </m:r>
+      </m:oMath>
+      <w:r>
+        <w:t xml:space="preserve"> </w:t>
+      </w:r>
+      <w:hyperlink w:anchor="def-radian">
+        <w:r>
+          <w:rPr>
+            <w:rStyle w:val="Hyperlink"/>
+          </w:rPr>
+          <w:t xml:space="preserve">radians</w:t>
+        </w:r>
+      </w:hyperlink>
       <w:r>
         <w:t xml:space="preserve">.</w:t>
       </w:r>
@@ -1965,25 +1764,296 @@
           <w:numId w:val="1003"/>
         </w:numPr>
       </w:pPr>
+      <w:r>
+        <w:t xml:space="preserve">The points</w:t>
+      </w:r>
+      <w:r>
+        <w:t xml:space="preserve"> </w:t>
+      </w:r>
+      <m:oMath>
+        <m:r>
+          <m:rPr>
+            <m:sty m:val="p"/>
+          </m:rPr>
+          <m:t>(</m:t>
+        </m:r>
+        <m:r>
+          <m:t>0</m:t>
+        </m:r>
+        <m:r>
+          <m:rPr>
+            <m:sty m:val="p"/>
+          </m:rPr>
+          <m:t>,</m:t>
+        </m:r>
+        <m:r>
+          <m:t>1</m:t>
+        </m:r>
+        <m:r>
+          <m:rPr>
+            <m:sty m:val="p"/>
+          </m:rPr>
+          <m:t>)</m:t>
+        </m:r>
+      </m:oMath>
+      <w:r>
+        <w:t xml:space="preserve">,</w:t>
+      </w:r>
+      <w:r>
+        <w:t xml:space="preserve"> </w:t>
+      </w:r>
+      <m:oMath>
+        <m:r>
+          <m:rPr>
+            <m:sty m:val="p"/>
+          </m:rPr>
+          <m:t>(</m:t>
+        </m:r>
+        <m:r>
+          <m:t>0</m:t>
+        </m:r>
+        <m:r>
+          <m:rPr>
+            <m:sty m:val="p"/>
+          </m:rPr>
+          <m:t>,</m:t>
+        </m:r>
+        <m:r>
+          <m:rPr>
+            <m:sty m:val="p"/>
+          </m:rPr>
+          <m:t>−</m:t>
+        </m:r>
+        <m:r>
+          <m:t>1</m:t>
+        </m:r>
+        <m:r>
+          <m:rPr>
+            <m:sty m:val="p"/>
+          </m:rPr>
+          <m:t>)</m:t>
+        </m:r>
+      </m:oMath>
+      <w:r>
+        <w:t xml:space="preserve"> </w:t>
+      </w:r>
+      <w:r>
+        <w:t xml:space="preserve">are half of the circle apart, so their angle is</w:t>
+      </w:r>
+      <w:r>
+        <w:t xml:space="preserve"> </w:t>
+      </w:r>
+      <m:oMath>
+        <m:r>
+          <m:t>π</m:t>
+        </m:r>
+      </m:oMath>
+      <w:r>
+        <w:t xml:space="preserve"> </w:t>
+      </w:r>
+      <w:r>
+        <w:t xml:space="preserve">radians.</w:t>
+      </w:r>
+    </w:p>
+    <w:bookmarkEnd w:id="16"/>
+    <w:bookmarkStart w:id="17" w:name="prp-angle-unit-circle-range"/>
+    <w:p>
+      <w:pPr>
+        <w:pStyle w:val="FirstParagraph"/>
+      </w:pPr>
+      <w:r>
+        <w:rPr>
+          <w:b/>
+          <w:bCs/>
+        </w:rPr>
+        <w:t xml:space="preserve">Proposition 1 (Range of an angle on the unit circle)</w:t>
+      </w:r>
+      <w:r>
+        <w:t xml:space="preserve"> </w:t>
+      </w:r>
+      <w:r>
+        <w:t xml:space="preserve">An</w:t>
+      </w:r>
+      <w:r>
+        <w:t xml:space="preserve"> </w:t>
+      </w:r>
+      <w:hyperlink w:anchor="def-angle-unit-circle">
+        <w:r>
+          <w:rPr>
+            <w:rStyle w:val="Hyperlink"/>
+          </w:rPr>
+          <w:t xml:space="preserve">angle</w:t>
+        </w:r>
+      </w:hyperlink>
+      <w:r>
+        <w:t xml:space="preserve"> </w:t>
+      </w:r>
+      <w:r>
+        <w:t xml:space="preserve">between two points of the</w:t>
+      </w:r>
+      <w:r>
+        <w:t xml:space="preserve"> </w:t>
+      </w:r>
+      <w:hyperlink w:anchor="def-unit-circle">
+        <w:r>
+          <w:rPr>
+            <w:rStyle w:val="Hyperlink"/>
+          </w:rPr>
+          <w:t xml:space="preserve">unit circle</w:t>
+        </w:r>
+      </w:hyperlink>
+      <w:r>
+        <w:t xml:space="preserve"> </w:t>
+      </w:r>
+      <w:r>
+        <w:t xml:space="preserve">is at least</w:t>
+      </w:r>
+      <w:r>
+        <w:t xml:space="preserve"> </w:t>
+      </w:r>
+      <m:oMath>
+        <m:r>
+          <m:t>0</m:t>
+        </m:r>
+      </m:oMath>
+      <w:r>
+        <w:t xml:space="preserve">, at most</w:t>
+      </w:r>
+      <w:r>
+        <w:t xml:space="preserve"> </w:t>
+      </w:r>
+      <m:oMath>
+        <m:r>
+          <m:t>π</m:t>
+        </m:r>
+      </m:oMath>
+      <w:r>
+        <w:t xml:space="preserve"> </w:t>
+      </w:r>
+      <w:r>
+        <w:t xml:space="preserve">(</w:t>
+      </w:r>
+      <w:hyperlink w:anchor="def-pi">
+        <w:r>
+          <w:rPr>
+            <w:rStyle w:val="Hyperlink"/>
+          </w:rPr>
+          <w:t xml:space="preserve">Definition 2</w:t>
+        </w:r>
+      </w:hyperlink>
+      <w:r>
+        <w:t xml:space="preserve">).</w:t>
+      </w:r>
+    </w:p>
+    <w:bookmarkEnd w:id="17"/>
+    <w:p>
+      <w:pPr>
+        <w:pStyle w:val="BodyText"/>
+      </w:pPr>
+      <w:r>
+        <w:rPr>
+          <w:i/>
+          <w:iCs/>
+        </w:rPr>
+        <w:t xml:space="preserve">Proof</w:t>
+      </w:r>
+      <w:r>
+        <w:t xml:space="preserve">. </w:t>
+      </w:r>
+      <w:r>
+        <w:t xml:space="preserve">The whole circle has length</w:t>
+      </w:r>
+      <w:r>
+        <w:t xml:space="preserve"> </w:t>
+      </w:r>
+      <m:oMath>
+        <m:r>
+          <m:t>2</m:t>
+        </m:r>
+        <m:r>
+          <m:t>π</m:t>
+        </m:r>
+      </m:oMath>
+      <w:r>
+        <w:t xml:space="preserve"> </w:t>
+      </w:r>
+      <w:r>
+        <w:t xml:space="preserve">(</w:t>
+      </w:r>
+      <w:hyperlink w:anchor="def-pi">
+        <w:r>
+          <w:rPr>
+            <w:rStyle w:val="Hyperlink"/>
+          </w:rPr>
+          <w:t xml:space="preserve">Definition 2</w:t>
+        </w:r>
+      </w:hyperlink>
+      <w:r>
+        <w:t xml:space="preserve">).</w:t>
+      </w:r>
+      <w:r>
+        <w:t xml:space="preserve"> </w:t>
+      </w:r>
+      <w:r>
+        <w:t xml:space="preserve">Going the short way round covers at most half of the circle, which is</w:t>
+      </w:r>
+      <w:r>
+        <w:t xml:space="preserve"> </w:t>
+      </w:r>
+      <m:oMath>
+        <m:r>
+          <m:t>π</m:t>
+        </m:r>
+      </m:oMath>
+      <w:r>
+        <w:t xml:space="preserve">.</w:t>
+      </w:r>
+      <w:r>
+        <w:t xml:space="preserve"> </w:t>
+      </w:r>
+      <w:r>
+        <w:t xml:space="preserve">A distance along the circle is at least</w:t>
+      </w:r>
+      <w:r>
+        <w:t xml:space="preserve"> </w:t>
+      </w:r>
+      <m:oMath>
+        <m:r>
+          <m:t>0</m:t>
+        </m:r>
+      </m:oMath>
+      <w:r>
+        <w:t xml:space="preserve">.</w:t>
+      </w:r>
+    </w:p>
+    <w:bookmarkStart w:id="18" w:name="def-cosine-sine"/>
+    <w:p>
+      <w:pPr>
+        <w:pStyle w:val="BodyText"/>
+      </w:pPr>
+      <w:r>
+        <w:rPr>
+          <w:b/>
+          <w:bCs/>
+        </w:rPr>
+        <w:t xml:space="preserve">Definition 5 (Cosine)</w:t>
+      </w:r>
+      <w:r>
+        <w:t xml:space="preserve"> </w:t>
+      </w:r>
+      <w:r>
+        <w:t xml:space="preserve">For a real number</w:t>
+      </w:r>
+      <w:r>
+        <w:t xml:space="preserve"> </w:t>
+      </w:r>
       <m:oMath>
         <m:r>
           <m:t>θ</m:t>
         </m:r>
-        <m:r>
-          <m:rPr>
-            <m:sty m:val="p"/>
-          </m:rPr>
-          <m:t>=</m:t>
-        </m:r>
-        <m:r>
-          <m:t>π</m:t>
-        </m:r>
-      </m:oMath>
-      <w:r>
-        <w:t xml:space="preserve"> </w:t>
-      </w:r>
-      <w:r>
-        <w:t xml:space="preserve">goes half way around the circle, to</w:t>
+      </m:oMath>
+      <w:r>
+        <w:t xml:space="preserve">, start at the point</w:t>
       </w:r>
       <w:r>
         <w:t xml:space="preserve"> </w:t>
@@ -1996,12 +2066,6 @@
           <m:t>(</m:t>
         </m:r>
         <m:r>
-          <m:rPr>
-            <m:sty m:val="p"/>
-          </m:rPr>
-          <m:t>−</m:t>
-        </m:r>
-        <m:r>
           <m:t>1</m:t>
         </m:r>
         <m:r>
@@ -2021,7 +2085,145 @@
         </m:r>
       </m:oMath>
       <w:r>
-        <w:t xml:space="preserve">, so</w:t>
+        <w:t xml:space="preserve"> </w:t>
+      </w:r>
+      <w:r>
+        <w:t xml:space="preserve">of the unit circle (</w:t>
+      </w:r>
+      <w:hyperlink w:anchor="def-unit-circle">
+        <w:r>
+          <w:rPr>
+            <w:rStyle w:val="Hyperlink"/>
+          </w:rPr>
+          <w:t xml:space="preserve">Definition 1</w:t>
+        </w:r>
+      </w:hyperlink>
+      <w:r>
+        <w:t xml:space="preserve">)</w:t>
+      </w:r>
+      <w:r>
+        <w:t xml:space="preserve"> </w:t>
+      </w:r>
+      <w:r>
+        <w:t xml:space="preserve">and move a distance</w:t>
+      </w:r>
+      <w:r>
+        <w:t xml:space="preserve"> </w:t>
+      </w:r>
+      <m:oMath>
+        <m:r>
+          <m:t>​</m:t>
+        </m:r>
+        <m:d>
+          <m:dPr>
+            <m:begChr m:val="|"/>
+            <m:sepChr m:val=""/>
+            <m:endChr m:val="|"/>
+            <m:grow/>
+          </m:dPr>
+          <m:e>
+            <m:r>
+              <m:t>θ</m:t>
+            </m:r>
+          </m:e>
+        </m:d>
+        <m:r>
+          <m:t>​</m:t>
+        </m:r>
+      </m:oMath>
+      <w:r>
+        <w:t xml:space="preserve"> </w:t>
+      </w:r>
+      <w:r>
+        <w:t xml:space="preserve">along the circle,</w:t>
+      </w:r>
+      <w:r>
+        <w:t xml:space="preserve"> </w:t>
+      </w:r>
+      <w:r>
+        <w:t xml:space="preserve">counterclockwise if</w:t>
+      </w:r>
+      <w:r>
+        <w:t xml:space="preserve"> </w:t>
+      </w:r>
+      <m:oMath>
+        <m:r>
+          <m:t>θ</m:t>
+        </m:r>
+        <m:r>
+          <m:rPr>
+            <m:sty m:val="p"/>
+          </m:rPr>
+          <m:t>≥</m:t>
+        </m:r>
+        <m:r>
+          <m:t>0</m:t>
+        </m:r>
+      </m:oMath>
+      <w:r>
+        <w:t xml:space="preserve"> </w:t>
+      </w:r>
+      <w:r>
+        <w:t xml:space="preserve">and clockwise if</w:t>
+      </w:r>
+      <w:r>
+        <w:t xml:space="preserve"> </w:t>
+      </w:r>
+      <m:oMath>
+        <m:r>
+          <m:t>θ</m:t>
+        </m:r>
+        <m:r>
+          <m:rPr>
+            <m:sty m:val="p"/>
+          </m:rPr>
+          <m:t>&lt;</m:t>
+        </m:r>
+        <m:r>
+          <m:t>0</m:t>
+        </m:r>
+      </m:oMath>
+      <w:r>
+        <w:t xml:space="preserve">.</w:t>
+      </w:r>
+      <w:r>
+        <w:t xml:space="preserve"> </w:t>
+      </w:r>
+      <w:r>
+        <w:t xml:space="preserve">The first coordinate of the point reached is the</w:t>
+      </w:r>
+      <w:r>
+        <w:t xml:space="preserve"> </w:t>
+      </w:r>
+      <w:r>
+        <w:rPr>
+          <w:b/>
+          <w:bCs/>
+        </w:rPr>
+        <w:t xml:space="preserve">cosine</w:t>
+      </w:r>
+      <w:r>
+        <w:t xml:space="preserve"> </w:t>
+      </w:r>
+      <w:r>
+        <w:t xml:space="preserve">of</w:t>
+      </w:r>
+      <w:r>
+        <w:t xml:space="preserve"> </w:t>
+      </w:r>
+      <m:oMath>
+        <m:r>
+          <m:t>θ</m:t>
+        </m:r>
+      </m:oMath>
+      <w:r>
+        <w:t xml:space="preserve"> </w:t>
+      </w:r>
+      <w:r>
+        <w:t xml:space="preserve">[3]</w:t>
+      </w:r>
+      <w:r>
+        <w:t xml:space="preserve">, written</w:t>
       </w:r>
       <w:r>
         <w:t xml:space="preserve"> </w:t>
@@ -2034,26 +2236,31 @@
           <m:t>cos</m:t>
         </m:r>
         <m:r>
-          <m:t>π</m:t>
-        </m:r>
-        <m:r>
-          <m:rPr>
-            <m:sty m:val="p"/>
-          </m:rPr>
-          <m:t>=</m:t>
-        </m:r>
-        <m:r>
-          <m:rPr>
-            <m:sty m:val="p"/>
-          </m:rPr>
-          <m:t>−</m:t>
-        </m:r>
-        <m:r>
-          <m:t>1</m:t>
+          <m:t>θ</m:t>
         </m:r>
       </m:oMath>
       <w:r>
         <w:t xml:space="preserve">.</w:t>
+      </w:r>
+    </w:p>
+    <w:bookmarkEnd w:id="18"/>
+    <w:bookmarkStart w:id="19" w:name="exm-cosine-sine"/>
+    <w:p>
+      <w:pPr>
+        <w:pStyle w:val="BodyText"/>
+      </w:pPr>
+      <w:r>
+        <w:rPr>
+          <w:b/>
+          <w:bCs/>
+        </w:rPr>
+        <w:t xml:space="preserve">Example 5 (Cosines of some angles)</w:t>
+      </w:r>
+      <w:r>
+        <w:t xml:space="preserve"> </w:t>
+      </w:r>
+      <w:r>
+        <w:t xml:space="preserve"> </w:t>
       </w:r>
     </w:p>
     <w:p>
@@ -2061,7 +2268,7 @@
         <w:pStyle w:val="Compact"/>
         <w:numPr>
           <w:ilvl w:val="0"/>
-          <w:numId w:val="1003"/>
+          <w:numId w:val="1004"/>
         </w:numPr>
       </w:pPr>
       <m:oMath>
@@ -2075,23 +2282,14 @@
           <m:t>=</m:t>
         </m:r>
         <m:r>
-          <m:t>π</m:t>
-        </m:r>
-        <m:r>
-          <m:rPr>
-            <m:sty m:val="p"/>
-          </m:rPr>
-          <m:t>/</m:t>
-        </m:r>
-        <m:r>
-          <m:t>2</m:t>
-        </m:r>
-      </m:oMath>
-      <w:r>
-        <w:t xml:space="preserve"> </w:t>
-      </w:r>
-      <w:r>
-        <w:t xml:space="preserve">goes a quarter of the way round, to</w:t>
+          <m:t>0</m:t>
+        </m:r>
+      </m:oMath>
+      <w:r>
+        <w:t xml:space="preserve"> </w:t>
+      </w:r>
+      <w:r>
+        <w:t xml:space="preserve">stays at</w:t>
       </w:r>
       <w:r>
         <w:t xml:space="preserve"> </w:t>
@@ -2104,69 +2302,48 @@
           <m:t>(</m:t>
         </m:r>
         <m:r>
+          <m:t>1</m:t>
+        </m:r>
+        <m:r>
+          <m:rPr>
+            <m:sty m:val="p"/>
+          </m:rPr>
+          <m:t>,</m:t>
+        </m:r>
+        <m:r>
           <m:t>0</m:t>
         </m:r>
         <m:r>
           <m:rPr>
             <m:sty m:val="p"/>
           </m:rPr>
-          <m:t>,</m:t>
+          <m:t>)</m:t>
+        </m:r>
+      </m:oMath>
+      <w:r>
+        <w:t xml:space="preserve">, so</w:t>
+      </w:r>
+      <w:r>
+        <w:t xml:space="preserve"> </w:t>
+      </w:r>
+      <m:oMath>
+        <m:r>
+          <m:rPr>
+            <m:sty m:val="p"/>
+          </m:rPr>
+          <m:t>cos</m:t>
+        </m:r>
+        <m:r>
+          <m:t>0</m:t>
+        </m:r>
+        <m:r>
+          <m:rPr>
+            <m:sty m:val="p"/>
+          </m:rPr>
+          <m:t>=</m:t>
         </m:r>
         <m:r>
           <m:t>1</m:t>
-        </m:r>
-        <m:r>
-          <m:rPr>
-            <m:sty m:val="p"/>
-          </m:rPr>
-          <m:t>)</m:t>
-        </m:r>
-      </m:oMath>
-      <w:r>
-        <w:t xml:space="preserve">, so</w:t>
-      </w:r>
-      <w:r>
-        <w:t xml:space="preserve"> </w:t>
-      </w:r>
-      <m:oMath>
-        <m:r>
-          <m:rPr>
-            <m:sty m:val="p"/>
-          </m:rPr>
-          <m:t>cos</m:t>
-        </m:r>
-        <m:r>
-          <m:rPr>
-            <m:sty m:val="p"/>
-          </m:rPr>
-          <m:t>(</m:t>
-        </m:r>
-        <m:r>
-          <m:t>π</m:t>
-        </m:r>
-        <m:r>
-          <m:rPr>
-            <m:sty m:val="p"/>
-          </m:rPr>
-          <m:t>/</m:t>
-        </m:r>
-        <m:r>
-          <m:t>2</m:t>
-        </m:r>
-        <m:r>
-          <m:rPr>
-            <m:sty m:val="p"/>
-          </m:rPr>
-          <m:t>)</m:t>
-        </m:r>
-        <m:r>
-          <m:rPr>
-            <m:sty m:val="p"/>
-          </m:rPr>
-          <m:t>=</m:t>
-        </m:r>
-        <m:r>
-          <m:t>0</m:t>
         </m:r>
       </m:oMath>
       <w:r>
@@ -2178,7 +2355,223 @@
         <w:pStyle w:val="Compact"/>
         <w:numPr>
           <w:ilvl w:val="0"/>
-          <w:numId w:val="1003"/>
+          <w:numId w:val="1004"/>
+        </w:numPr>
+      </w:pPr>
+      <m:oMath>
+        <m:r>
+          <m:t>θ</m:t>
+        </m:r>
+        <m:r>
+          <m:rPr>
+            <m:sty m:val="p"/>
+          </m:rPr>
+          <m:t>=</m:t>
+        </m:r>
+        <m:r>
+          <m:t>π</m:t>
+        </m:r>
+      </m:oMath>
+      <w:r>
+        <w:t xml:space="preserve"> </w:t>
+      </w:r>
+      <w:r>
+        <w:t xml:space="preserve">goes half way around the circle, to</w:t>
+      </w:r>
+      <w:r>
+        <w:t xml:space="preserve"> </w:t>
+      </w:r>
+      <m:oMath>
+        <m:r>
+          <m:rPr>
+            <m:sty m:val="p"/>
+          </m:rPr>
+          <m:t>(</m:t>
+        </m:r>
+        <m:r>
+          <m:rPr>
+            <m:sty m:val="p"/>
+          </m:rPr>
+          <m:t>−</m:t>
+        </m:r>
+        <m:r>
+          <m:t>1</m:t>
+        </m:r>
+        <m:r>
+          <m:rPr>
+            <m:sty m:val="p"/>
+          </m:rPr>
+          <m:t>,</m:t>
+        </m:r>
+        <m:r>
+          <m:t>0</m:t>
+        </m:r>
+        <m:r>
+          <m:rPr>
+            <m:sty m:val="p"/>
+          </m:rPr>
+          <m:t>)</m:t>
+        </m:r>
+      </m:oMath>
+      <w:r>
+        <w:t xml:space="preserve">, so</w:t>
+      </w:r>
+      <w:r>
+        <w:t xml:space="preserve"> </w:t>
+      </w:r>
+      <m:oMath>
+        <m:r>
+          <m:rPr>
+            <m:sty m:val="p"/>
+          </m:rPr>
+          <m:t>cos</m:t>
+        </m:r>
+        <m:r>
+          <m:t>π</m:t>
+        </m:r>
+        <m:r>
+          <m:rPr>
+            <m:sty m:val="p"/>
+          </m:rPr>
+          <m:t>=</m:t>
+        </m:r>
+        <m:r>
+          <m:rPr>
+            <m:sty m:val="p"/>
+          </m:rPr>
+          <m:t>−</m:t>
+        </m:r>
+        <m:r>
+          <m:t>1</m:t>
+        </m:r>
+      </m:oMath>
+      <w:r>
+        <w:t xml:space="preserve">.</w:t>
+      </w:r>
+    </w:p>
+    <w:p>
+      <w:pPr>
+        <w:pStyle w:val="Compact"/>
+        <w:numPr>
+          <w:ilvl w:val="0"/>
+          <w:numId w:val="1004"/>
+        </w:numPr>
+      </w:pPr>
+      <m:oMath>
+        <m:r>
+          <m:t>θ</m:t>
+        </m:r>
+        <m:r>
+          <m:rPr>
+            <m:sty m:val="p"/>
+          </m:rPr>
+          <m:t>=</m:t>
+        </m:r>
+        <m:r>
+          <m:t>π</m:t>
+        </m:r>
+        <m:r>
+          <m:rPr>
+            <m:sty m:val="p"/>
+          </m:rPr>
+          <m:t>/</m:t>
+        </m:r>
+        <m:r>
+          <m:t>2</m:t>
+        </m:r>
+      </m:oMath>
+      <w:r>
+        <w:t xml:space="preserve"> </w:t>
+      </w:r>
+      <w:r>
+        <w:t xml:space="preserve">goes a quarter of the way round, to</w:t>
+      </w:r>
+      <w:r>
+        <w:t xml:space="preserve"> </w:t>
+      </w:r>
+      <m:oMath>
+        <m:r>
+          <m:rPr>
+            <m:sty m:val="p"/>
+          </m:rPr>
+          <m:t>(</m:t>
+        </m:r>
+        <m:r>
+          <m:t>0</m:t>
+        </m:r>
+        <m:r>
+          <m:rPr>
+            <m:sty m:val="p"/>
+          </m:rPr>
+          <m:t>,</m:t>
+        </m:r>
+        <m:r>
+          <m:t>1</m:t>
+        </m:r>
+        <m:r>
+          <m:rPr>
+            <m:sty m:val="p"/>
+          </m:rPr>
+          <m:t>)</m:t>
+        </m:r>
+      </m:oMath>
+      <w:r>
+        <w:t xml:space="preserve">, so</w:t>
+      </w:r>
+      <w:r>
+        <w:t xml:space="preserve"> </w:t>
+      </w:r>
+      <m:oMath>
+        <m:r>
+          <m:rPr>
+            <m:sty m:val="p"/>
+          </m:rPr>
+          <m:t>cos</m:t>
+        </m:r>
+        <m:r>
+          <m:rPr>
+            <m:sty m:val="p"/>
+          </m:rPr>
+          <m:t>(</m:t>
+        </m:r>
+        <m:r>
+          <m:t>π</m:t>
+        </m:r>
+        <m:r>
+          <m:rPr>
+            <m:sty m:val="p"/>
+          </m:rPr>
+          <m:t>/</m:t>
+        </m:r>
+        <m:r>
+          <m:t>2</m:t>
+        </m:r>
+        <m:r>
+          <m:rPr>
+            <m:sty m:val="p"/>
+          </m:rPr>
+          <m:t>)</m:t>
+        </m:r>
+        <m:r>
+          <m:rPr>
+            <m:sty m:val="p"/>
+          </m:rPr>
+          <m:t>=</m:t>
+        </m:r>
+        <m:r>
+          <m:t>0</m:t>
+        </m:r>
+      </m:oMath>
+      <w:r>
+        <w:t xml:space="preserve">.</w:t>
+      </w:r>
+    </w:p>
+    <w:p>
+      <w:pPr>
+        <w:pStyle w:val="Compact"/>
+        <w:numPr>
+          <w:ilvl w:val="0"/>
+          <w:numId w:val="1004"/>
         </w:numPr>
       </w:pPr>
       <m:oMath>
@@ -2602,8 +2995,8 @@
         <w:t xml:space="preserve">degrees.</w:t>
       </w:r>
     </w:p>
-    <w:bookmarkEnd w:id="17"/>
-    <w:bookmarkStart w:id="18" w:name="def-sine"/>
+    <w:bookmarkEnd w:id="19"/>
+    <w:bookmarkStart w:id="20" w:name="def-sine"/>
     <w:p>
       <w:pPr>
         <w:pStyle w:val="BodyText"/>
@@ -2613,7 +3006,7 @@
           <w:b/>
           <w:bCs/>
         </w:rPr>
-        <w:t xml:space="preserve">Definition 5 (Sine)</w:t>
+        <w:t xml:space="preserve">Definition 6 (Sine)</w:t>
       </w:r>
       <w:r>
         <w:t xml:space="preserve"> </w:t>
@@ -2702,7 +3095,7 @@
           <w:rPr>
             <w:rStyle w:val="Hyperlink"/>
           </w:rPr>
-          <w:t xml:space="preserve">Definition 4</w:t>
+          <w:t xml:space="preserve">Definition 5</w:t>
         </w:r>
       </w:hyperlink>
       <w:r>
@@ -2780,8 +3173,8 @@
         <w:t xml:space="preserve">.</w:t>
       </w:r>
     </w:p>
-    <w:bookmarkEnd w:id="18"/>
-    <w:bookmarkStart w:id="19" w:name="exm-sine"/>
+    <w:bookmarkEnd w:id="20"/>
+    <w:bookmarkStart w:id="21" w:name="exm-sine"/>
     <w:p>
       <w:pPr>
         <w:pStyle w:val="BodyText"/>
@@ -2791,7 +3184,7 @@
           <w:b/>
           <w:bCs/>
         </w:rPr>
-        <w:t xml:space="preserve">Example 5 (Sines of some angles)</w:t>
+        <w:t xml:space="preserve">Example 6 (Sines of some angles)</w:t>
       </w:r>
       <w:r>
         <w:t xml:space="preserve"> </w:t>
@@ -2805,7 +3198,7 @@
         <w:pStyle w:val="Compact"/>
         <w:numPr>
           <w:ilvl w:val="0"/>
-          <w:numId w:val="1004"/>
+          <w:numId w:val="1005"/>
         </w:numPr>
       </w:pPr>
       <m:oMath>
@@ -2892,7 +3285,7 @@
         <w:pStyle w:val="Compact"/>
         <w:numPr>
           <w:ilvl w:val="0"/>
-          <w:numId w:val="1004"/>
+          <w:numId w:val="1005"/>
         </w:numPr>
       </w:pPr>
       <m:oMath>
@@ -2985,7 +3378,7 @@
         <w:pStyle w:val="Compact"/>
         <w:numPr>
           <w:ilvl w:val="0"/>
-          <w:numId w:val="1004"/>
+          <w:numId w:val="1005"/>
         </w:numPr>
       </w:pPr>
       <m:oMath>
@@ -3102,7 +3495,7 @@
         <w:pStyle w:val="Compact"/>
         <w:numPr>
           <w:ilvl w:val="0"/>
-          <w:numId w:val="1004"/>
+          <w:numId w:val="1005"/>
         </w:numPr>
       </w:pPr>
       <m:oMath>
@@ -3209,7 +3602,7 @@
           <w:rPr>
             <w:rStyle w:val="Hyperlink"/>
           </w:rPr>
-          <w:t xml:space="preserve">Example 4</w:t>
+          <w:t xml:space="preserve">Example 5</w:t>
         </w:r>
       </w:hyperlink>
       <w:r>
@@ -3289,8 +3682,8 @@
         <w:t xml:space="preserve">.</w:t>
       </w:r>
     </w:p>
-    <w:bookmarkEnd w:id="19"/>
-    <w:bookmarkStart w:id="20" w:name="thm-cosine-sine-identity"/>
+    <w:bookmarkEnd w:id="21"/>
+    <w:bookmarkStart w:id="22" w:name="thm-cosine-sine-identity"/>
     <w:p>
       <w:pPr>
         <w:pStyle w:val="FirstParagraph"/>
@@ -3395,7 +3788,7 @@
         </m:oMath>
       </m:oMathPara>
     </w:p>
-    <w:bookmarkEnd w:id="20"/>
+    <w:bookmarkEnd w:id="22"/>
     <w:p>
       <w:pPr>
         <w:pStyle w:val="FirstParagraph"/>
@@ -3535,7 +3928,7 @@
         <w:t xml:space="preserve">.</w:t>
       </w:r>
     </w:p>
-    <w:bookmarkStart w:id="25" w:name="exm-cosine-sine-unit-circle"/>
+    <w:bookmarkStart w:id="27" w:name="exm-cosine-sine-unit-circle"/>
     <w:p>
       <w:pPr>
         <w:pStyle w:val="BodyText"/>
@@ -3545,7 +3938,7 @@
           <w:b/>
           <w:bCs/>
         </w:rPr>
-        <w:t xml:space="preserve">Example 6 (The unit circle and the angle</w:t>
+        <w:t xml:space="preserve">Example 7 (The unit circle and the angle</w:t>
       </w:r>
       <w:r>
         <w:rPr>
@@ -4299,7 +4692,7 @@
       <w:tr>
         <w:tc>
           <w:tcPr/>
-          <w:bookmarkStart w:id="24" w:name="fig-cosine-sine-unit-circle"/>
+          <w:bookmarkStart w:id="26" w:name="fig-cosine-sine-unit-circle"/>
           <w:p>
             <w:pPr>
               <w:jc w:val="center"/>
@@ -4309,18 +4702,18 @@
                 <wp:inline>
                   <wp:extent cx="4620126" cy="3696101"/>
                   <wp:effectExtent b="0" l="0" r="0" t="0"/>
-                  <wp:docPr descr="" title="" id="22" name="Picture"/>
+                  <wp:docPr descr="" title="" id="24" name="Picture"/>
                   <a:graphic>
                     <a:graphicData uri="http://schemas.openxmlformats.org/drawingml/2006/picture">
                       <pic:pic>
                         <pic:nvPicPr>
-                          <pic:cNvPr descr="algebra-trigonometry_files/figure-docx/unnamed-chunk-1-1.png" id="23" name="Picture"/>
+                          <pic:cNvPr descr="algebra-trigonometry_files/figure-docx/unnamed-chunk-1-1.png" id="25" name="Picture"/>
                           <pic:cNvPicPr>
                             <a:picLocks noChangeArrowheads="1" noChangeAspect="1"/>
                           </pic:cNvPicPr>
                         </pic:nvPicPr>
                         <pic:blipFill>
-                          <a:blip r:embed="rId21"/>
+                          <a:blip r:embed="rId23"/>
                           <a:stretch>
                             <a:fillRect/>
                           </a:stretch>
@@ -4386,12 +4779,12 @@
               <w:t xml:space="preserve">Its horizontal coordinate is the cosine and its vertical coordinate is the sine.</w:t>
             </w:r>
           </w:p>
-          <w:bookmarkEnd w:id="24"/>
+          <w:bookmarkEnd w:id="26"/>
         </w:tc>
       </w:tr>
     </w:tbl>
-    <w:bookmarkEnd w:id="25"/>
-    <w:bookmarkStart w:id="26" w:name="thm-cosine-bijection"/>
+    <w:bookmarkEnd w:id="27"/>
+    <w:bookmarkStart w:id="28" w:name="thm-cosine-bijection"/>
     <w:p>
       <w:pPr>
         <w:pStyle w:val="BodyText"/>
@@ -4768,7 +5161,7 @@
         <w:t xml:space="preserve">.</w:t>
       </w:r>
     </w:p>
-    <w:bookmarkEnd w:id="26"/>
+    <w:bookmarkEnd w:id="28"/>
     <w:p>
       <w:pPr>
         <w:pStyle w:val="BodyText"/>
@@ -5792,7 +6185,7 @@
         <w:t xml:space="preserve">, so it only decreases.</w:t>
       </w:r>
     </w:p>
-    <w:bookmarkStart w:id="29" w:name="def-arccosine"/>
+    <w:bookmarkStart w:id="31" w:name="def-arccosine"/>
     <w:p>
       <w:pPr>
         <w:pStyle w:val="BodyText"/>
@@ -5802,7 +6195,7 @@
           <w:b/>
           <w:bCs/>
         </w:rPr>
-        <w:t xml:space="preserve">Definition 6 (Arccosine)</w:t>
+        <w:t xml:space="preserve">Definition 7 (Arccosine)</w:t>
       </w:r>
       <w:r>
         <w:t xml:space="preserve"> </w:t>
@@ -5906,7 +6299,7 @@
       <w:r>
         <w:t xml:space="preserve"> </w:t>
       </w:r>
-      <w:hyperlink r:id="rId27">
+      <w:hyperlink r:id="rId29">
         <w:r>
           <w:rPr>
             <w:rStyle w:val="Hyperlink"/>
@@ -5990,7 +6383,7 @@
       <w:r>
         <w:t xml:space="preserve"> </w:t>
       </w:r>
-      <w:hyperlink r:id="rId28">
+      <w:hyperlink r:id="rId30">
         <w:r>
           <w:rPr>
             <w:rStyle w:val="Hyperlink"/>
@@ -6085,8 +6478,8 @@
         <w:t xml:space="preserve">.</w:t>
       </w:r>
     </w:p>
-    <w:bookmarkEnd w:id="29"/>
-    <w:bookmarkStart w:id="30" w:name="exm-arccosine"/>
+    <w:bookmarkEnd w:id="31"/>
+    <w:bookmarkStart w:id="32" w:name="exm-arccosine"/>
     <w:p>
       <w:pPr>
         <w:pStyle w:val="BodyText"/>
@@ -6096,7 +6489,7 @@
           <w:b/>
           <w:bCs/>
         </w:rPr>
-        <w:t xml:space="preserve">Example 7 (Three arccosines)</w:t>
+        <w:t xml:space="preserve">Example 8 (Three arccosines)</w:t>
       </w:r>
       <w:r>
         <w:t xml:space="preserve"> </w:t>
@@ -6110,7 +6503,7 @@
         <w:pStyle w:val="Compact"/>
         <w:numPr>
           <w:ilvl w:val="0"/>
-          <w:numId w:val="1005"/>
+          <w:numId w:val="1006"/>
         </w:numPr>
       </w:pPr>
       <w:r>
@@ -6208,7 +6601,7 @@
         <w:pStyle w:val="Compact"/>
         <w:numPr>
           <w:ilvl w:val="0"/>
-          <w:numId w:val="1005"/>
+          <w:numId w:val="1006"/>
         </w:numPr>
       </w:pPr>
       <w:r>
@@ -6302,7 +6695,7 @@
         <w:pStyle w:val="Compact"/>
         <w:numPr>
           <w:ilvl w:val="0"/>
-          <w:numId w:val="1005"/>
+          <w:numId w:val="1006"/>
         </w:numPr>
       </w:pPr>
       <w:r>
@@ -6385,9 +6778,9 @@
         <w:t xml:space="preserve">.</w:t>
       </w:r>
     </w:p>
-    <w:bookmarkEnd w:id="30"/>
-    <w:bookmarkStart w:id="41" w:name="refs"/>
-    <w:bookmarkStart w:id="32" w:name="ref-wikipedia_unit_circle"/>
+    <w:bookmarkEnd w:id="32"/>
+    <w:bookmarkStart w:id="43" w:name="refs"/>
+    <w:bookmarkStart w:id="34" w:name="ref-wikipedia_unit_circle"/>
     <w:p>
       <w:pPr>
         <w:pStyle w:val="Bibliography"/>
@@ -6434,7 +6827,7 @@
       <w:r>
         <w:t xml:space="preserve"> </w:t>
       </w:r>
-      <w:hyperlink r:id="rId31">
+      <w:hyperlink r:id="rId33">
         <w:r>
           <w:rPr>
             <w:rStyle w:val="Hyperlink"/>
@@ -6443,8 +6836,8 @@
         </w:r>
       </w:hyperlink>
     </w:p>
-    <w:bookmarkEnd w:id="32"/>
-    <w:bookmarkStart w:id="34" w:name="ref-wikipedia_pi"/>
+    <w:bookmarkEnd w:id="34"/>
+    <w:bookmarkStart w:id="36" w:name="ref-wikipedia_pi"/>
     <w:p>
       <w:pPr>
         <w:pStyle w:val="Bibliography"/>
@@ -6491,7 +6884,7 @@
       <w:r>
         <w:t xml:space="preserve"> </w:t>
       </w:r>
-      <w:hyperlink r:id="rId33">
+      <w:hyperlink r:id="rId35">
         <w:r>
           <w:rPr>
             <w:rStyle w:val="Hyperlink"/>
@@ -6500,8 +6893,8 @@
         </w:r>
       </w:hyperlink>
     </w:p>
-    <w:bookmarkEnd w:id="34"/>
-    <w:bookmarkStart w:id="36" w:name="ref-wikipedia_sine_and_cosine"/>
+    <w:bookmarkEnd w:id="36"/>
+    <w:bookmarkStart w:id="38" w:name="ref-wikipedia_sine_and_cosine"/>
     <w:p>
       <w:pPr>
         <w:pStyle w:val="Bibliography"/>
@@ -6548,7 +6941,7 @@
       <w:r>
         <w:t xml:space="preserve"> </w:t>
       </w:r>
-      <w:hyperlink r:id="rId35">
+      <w:hyperlink r:id="rId37">
         <w:r>
           <w:rPr>
             <w:rStyle w:val="Hyperlink"/>
@@ -6557,8 +6950,8 @@
         </w:r>
       </w:hyperlink>
     </w:p>
-    <w:bookmarkEnd w:id="36"/>
-    <w:bookmarkStart w:id="38" w:name="ref-wikipedia_trigonometric_functions"/>
+    <w:bookmarkEnd w:id="38"/>
+    <w:bookmarkStart w:id="40" w:name="ref-wikipedia_trigonometric_functions"/>
     <w:p>
       <w:pPr>
         <w:pStyle w:val="Bibliography"/>
@@ -6605,7 +6998,7 @@
       <w:r>
         <w:t xml:space="preserve"> </w:t>
       </w:r>
-      <w:hyperlink r:id="rId37">
+      <w:hyperlink r:id="rId39">
         <w:r>
           <w:rPr>
             <w:rStyle w:val="Hyperlink"/>
@@ -6614,8 +7007,8 @@
         </w:r>
       </w:hyperlink>
     </w:p>
-    <w:bookmarkEnd w:id="38"/>
-    <w:bookmarkStart w:id="40" w:name="X5a2f2f32a394dfa9ade54906000e256a4416e3c"/>
+    <w:bookmarkEnd w:id="40"/>
+    <w:bookmarkStart w:id="42" w:name="X5a2f2f32a394dfa9ade54906000e256a4416e3c"/>
     <w:p>
       <w:pPr>
         <w:pStyle w:val="Bibliography"/>
@@ -6662,7 +7055,7 @@
       <w:r>
         <w:t xml:space="preserve"> </w:t>
       </w:r>
-      <w:hyperlink r:id="rId39">
+      <w:hyperlink r:id="rId41">
         <w:r>
           <w:rPr>
             <w:rStyle w:val="Hyperlink"/>
@@ -6671,9 +7064,9 @@
         </w:r>
       </w:hyperlink>
     </w:p>
-    <w:bookmarkEnd w:id="40"/>
-    <w:bookmarkEnd w:id="41"/>
     <w:bookmarkEnd w:id="42"/>
+    <w:bookmarkEnd w:id="43"/>
+    <w:bookmarkEnd w:id="44"/>
     <w:sectPr>
       <w:footnotePr>
         <w:numRestart w:val="eachSect"/>
@@ -6903,6 +7296,9 @@
     <w:abstractNumId w:val="991"/>
   </w:num>
   <w:num w:numId="1005">
+    <w:abstractNumId w:val="991"/>
+  </w:num>
+  <w:num w:numId="1006">
     <w:abstractNumId w:val="991"/>
   </w:num>
 </w:numbering>

--- a/algebra-trigonometry.docx
+++ b/algebra-trigonometry.docx
@@ -15,7 +15,7 @@
         <w:pStyle w:val="Date"/>
       </w:pPr>
       <w:r>
-        <w:t xml:space="preserve">Last modified: 2026-10-19 11:02:25 (PDT)</w:t>
+        <w:t xml:space="preserve">Last modified: 2026-10-19 12:33:15 (PDT)</w:t>
       </w:r>
     </w:p>
     <w:bookmarkStart w:id="44" w:name="sec-cosine-sine"/>

--- a/algebra-trigonometry.docx
+++ b/algebra-trigonometry.docx
@@ -15,7 +15,7 @@
         <w:pStyle w:val="Date"/>
       </w:pPr>
       <w:r>
-        <w:t xml:space="preserve">Last modified: 2026-10-19 12:33:15 (PDT)</w:t>
+        <w:t xml:space="preserve">Last modified: 2026-10-19 23:31:34 (PDT)</w:t>
       </w:r>
     </w:p>
     <w:bookmarkStart w:id="44" w:name="sec-cosine-sine"/>

--- a/algebra-trigonometry.docx
+++ b/algebra-trigonometry.docx
@@ -15,7 +15,7 @@
         <w:pStyle w:val="Date"/>
       </w:pPr>
       <w:r>
-        <w:t xml:space="preserve">Last modified: 2026-10-19 23:31:34 (PDT)</w:t>
+        <w:t xml:space="preserve">Last modified: 2026-10-20 00:42:48 (PDT)</w:t>
       </w:r>
     </w:p>
     <w:bookmarkStart w:id="44" w:name="sec-cosine-sine"/>

--- a/algebra-trigonometry.docx
+++ b/algebra-trigonometry.docx
@@ -15,7 +15,7 @@
         <w:pStyle w:val="Date"/>
       </w:pPr>
       <w:r>
-        <w:t xml:space="preserve">Last modified: 2026-10-20 00:42:48 (PDT)</w:t>
+        <w:t xml:space="preserve">Last modified: 2026-10-21 13:11:08 (PDT)</w:t>
       </w:r>
     </w:p>
     <w:bookmarkStart w:id="44" w:name="sec-cosine-sine"/>

--- a/algebra-trigonometry.docx
+++ b/algebra-trigonometry.docx
@@ -15,7 +15,7 @@
         <w:pStyle w:val="Date"/>
       </w:pPr>
       <w:r>
-        <w:t xml:space="preserve">Last modified: 2026-10-21 13:11:08 (PDT)</w:t>
+        <w:t xml:space="preserve">Last modified: 2026-10-21 14:24:09 (PDT)</w:t>
       </w:r>
     </w:p>
     <w:bookmarkStart w:id="44" w:name="sec-cosine-sine"/>

--- a/algebra-trigonometry.docx
+++ b/algebra-trigonometry.docx
@@ -15,7 +15,7 @@
         <w:pStyle w:val="Date"/>
       </w:pPr>
       <w:r>
-        <w:t xml:space="preserve">Last modified: 2026-10-21 14:24:09 (PDT)</w:t>
+        <w:t xml:space="preserve">Last modified: 2026-10-22 00:50:13 (PDT)</w:t>
       </w:r>
     </w:p>
     <w:bookmarkStart w:id="44" w:name="sec-cosine-sine"/>

--- a/algebra-trigonometry.docx
+++ b/algebra-trigonometry.docx
@@ -15,7 +15,7 @@
         <w:pStyle w:val="Date"/>
       </w:pPr>
       <w:r>
-        <w:t xml:space="preserve">Last modified: 2026-10-22 00:50:13 (PDT)</w:t>
+        <w:t xml:space="preserve">Last modified: 2026-10-22 08:26:35 (PDT)</w:t>
       </w:r>
     </w:p>
     <w:bookmarkStart w:id="44" w:name="sec-cosine-sine"/>

--- a/algebra-trigonometry.docx
+++ b/algebra-trigonometry.docx
@@ -15,7 +15,7 @@
         <w:pStyle w:val="Date"/>
       </w:pPr>
       <w:r>
-        <w:t xml:space="preserve">Last modified: 2026-10-22 08:26:35 (PDT)</w:t>
+        <w:t xml:space="preserve">Last modified: 2026-10-22 09:50:17 (PDT)</w:t>
       </w:r>
     </w:p>
     <w:bookmarkStart w:id="44" w:name="sec-cosine-sine"/>

--- a/algebra-trigonometry.docx
+++ b/algebra-trigonometry.docx
@@ -15,7 +15,7 @@
         <w:pStyle w:val="Date"/>
       </w:pPr>
       <w:r>
-        <w:t xml:space="preserve">Last modified: 2026-10-22 09:50:17 (PDT)</w:t>
+        <w:t xml:space="preserve">Last modified: 2026-10-22 11:05:55 (PDT)</w:t>
       </w:r>
     </w:p>
     <w:bookmarkStart w:id="44" w:name="sec-cosine-sine"/>

--- a/algebra-trigonometry.docx
+++ b/algebra-trigonometry.docx
@@ -15,7 +15,7 @@
         <w:pStyle w:val="Date"/>
       </w:pPr>
       <w:r>
-        <w:t xml:space="preserve">Last modified: 2026-10-24 15:35:26 (PDT)</w:t>
+        <w:t xml:space="preserve">Last modified: 2026-10-24 20:19:00 (PDT)</w:t>
       </w:r>
     </w:p>
     <w:bookmarkStart w:id="44" w:name="sec-cosine-sine"/>

--- a/algebra-trigonometry.docx
+++ b/algebra-trigonometry.docx
@@ -15,7 +15,7 @@
         <w:pStyle w:val="Date"/>
       </w:pPr>
       <w:r>
-        <w:t xml:space="preserve">Last modified: 2026-10-24 20:19:00 (PDT)</w:t>
+        <w:t xml:space="preserve">Last modified: 2026-10-25 16:46:34 (PDT)</w:t>
       </w:r>
     </w:p>
     <w:bookmarkStart w:id="44" w:name="sec-cosine-sine"/>

--- a/algebra-trigonometry.docx
+++ b/algebra-trigonometry.docx
@@ -15,7 +15,7 @@
         <w:pStyle w:val="Date"/>
       </w:pPr>
       <w:r>
-        <w:t xml:space="preserve">Last modified: 2026-10-25 16:46:34 (PDT)</w:t>
+        <w:t xml:space="preserve">Last modified: 2026-10-25 18:01:14 (PDT)</w:t>
       </w:r>
     </w:p>
     <w:bookmarkStart w:id="44" w:name="sec-cosine-sine"/>

--- a/algebra-trigonometry.docx
+++ b/algebra-trigonometry.docx
@@ -15,7 +15,7 @@
         <w:pStyle w:val="Date"/>
       </w:pPr>
       <w:r>
-        <w:t xml:space="preserve">Last modified: 2026-10-25 18:01:14 (PDT)</w:t>
+        <w:t xml:space="preserve">Last modified: 2026-10-26 02:21:32 (PDT)</w:t>
       </w:r>
     </w:p>
     <w:bookmarkStart w:id="44" w:name="sec-cosine-sine"/>

--- a/algebra-trigonometry.docx
+++ b/algebra-trigonometry.docx
@@ -15,7 +15,7 @@
         <w:pStyle w:val="Date"/>
       </w:pPr>
       <w:r>
-        <w:t xml:space="preserve">Last modified: 2026-10-26 02:21:32 (PDT)</w:t>
+        <w:t xml:space="preserve">Last modified: 2026-10-26 03:33:07 (PDT)</w:t>
       </w:r>
     </w:p>
     <w:bookmarkStart w:id="44" w:name="sec-cosine-sine"/>

--- a/algebra-trigonometry.docx
+++ b/algebra-trigonometry.docx
@@ -15,7 +15,7 @@
         <w:pStyle w:val="Date"/>
       </w:pPr>
       <w:r>
-        <w:t xml:space="preserve">Last modified: 2026-10-26 03:33:07 (PDT)</w:t>
+        <w:t xml:space="preserve">Last modified: 2026-10-26 10:13:13 (PDT)</w:t>
       </w:r>
     </w:p>
     <w:bookmarkStart w:id="44" w:name="sec-cosine-sine"/>

--- a/algebra-trigonometry.docx
+++ b/algebra-trigonometry.docx
@@ -15,7 +15,7 @@
         <w:pStyle w:val="Date"/>
       </w:pPr>
       <w:r>
-        <w:t xml:space="preserve">Last modified: 2026-10-26 10:13:13 (PDT)</w:t>
+        <w:t xml:space="preserve">Last modified: 2026-10-26 12:55:55 (PDT)</w:t>
       </w:r>
     </w:p>
     <w:bookmarkStart w:id="44" w:name="sec-cosine-sine"/>

--- a/algebra-trigonometry.docx
+++ b/algebra-trigonometry.docx
@@ -15,7 +15,7 @@
         <w:pStyle w:val="Date"/>
       </w:pPr>
       <w:r>
-        <w:t xml:space="preserve">Last modified: 2026-10-26 12:55:55 (PDT)</w:t>
+        <w:t xml:space="preserve">Last modified: 2026-10-26 14:36:46 (PDT)</w:t>
       </w:r>
     </w:p>
     <w:bookmarkStart w:id="44" w:name="sec-cosine-sine"/>

--- a/algebra-trigonometry.docx
+++ b/algebra-trigonometry.docx
@@ -15,7 +15,7 @@
         <w:pStyle w:val="Date"/>
       </w:pPr>
       <w:r>
-        <w:t xml:space="preserve">Last modified: 2026-10-26 14:36:46 (PDT)</w:t>
+        <w:t xml:space="preserve">Last modified: 2026-10-26 20:57:05 (PDT)</w:t>
       </w:r>
     </w:p>
     <w:bookmarkStart w:id="44" w:name="sec-cosine-sine"/>

--- a/algebra-trigonometry.docx
+++ b/algebra-trigonometry.docx
@@ -15,7 +15,7 @@
         <w:pStyle w:val="Date"/>
       </w:pPr>
       <w:r>
-        <w:t xml:space="preserve">Last modified: 2026-10-26 20:57:05 (PDT)</w:t>
+        <w:t xml:space="preserve">Last modified: 2026-10-26 23:10:47 (PDT)</w:t>
       </w:r>
     </w:p>
     <w:bookmarkStart w:id="44" w:name="sec-cosine-sine"/>

--- a/algebra-trigonometry.docx
+++ b/algebra-trigonometry.docx
@@ -15,7 +15,7 @@
         <w:pStyle w:val="Date"/>
       </w:pPr>
       <w:r>
-        <w:t xml:space="preserve">Last modified: 2026-10-26 23:10:47 (PDT)</w:t>
+        <w:t xml:space="preserve">Last modified: 2026-10-27 00:23:12 (PDT)</w:t>
       </w:r>
     </w:p>
     <w:bookmarkStart w:id="44" w:name="sec-cosine-sine"/>

--- a/algebra-trigonometry.docx
+++ b/algebra-trigonometry.docx
@@ -15,7 +15,7 @@
         <w:pStyle w:val="Date"/>
       </w:pPr>
       <w:r>
-        <w:t xml:space="preserve">Last modified: 2026-10-27 00:23:12 (PDT)</w:t>
+        <w:t xml:space="preserve">Last modified: 2026-10-27 01:34:30 (PDT)</w:t>
       </w:r>
     </w:p>
     <w:bookmarkStart w:id="44" w:name="sec-cosine-sine"/>

--- a/algebra-trigonometry.docx
+++ b/algebra-trigonometry.docx
@@ -15,7 +15,7 @@
         <w:pStyle w:val="Date"/>
       </w:pPr>
       <w:r>
-        <w:t xml:space="preserve">Last modified: 2026-10-27 01:34:30 (PDT)</w:t>
+        <w:t xml:space="preserve">Last modified: 2026-10-27 09:35:20 (PDT)</w:t>
       </w:r>
     </w:p>
     <w:bookmarkStart w:id="44" w:name="sec-cosine-sine"/>

--- a/algebra-trigonometry.docx
+++ b/algebra-trigonometry.docx
@@ -15,7 +15,7 @@
         <w:pStyle w:val="Date"/>
       </w:pPr>
       <w:r>
-        <w:t xml:space="preserve">Last modified: 2026-10-27 09:35:20 (PDT)</w:t>
+        <w:t xml:space="preserve">Last modified: 2026-10-27 11:01:31 (PDT)</w:t>
       </w:r>
     </w:p>
     <w:bookmarkStart w:id="44" w:name="sec-cosine-sine"/>

--- a/algebra-trigonometry.docx
+++ b/algebra-trigonometry.docx
@@ -15,7 +15,7 @@
         <w:pStyle w:val="Date"/>
       </w:pPr>
       <w:r>
-        <w:t xml:space="preserve">Last modified: 2026-10-27 11:01:31 (PDT)</w:t>
+        <w:t xml:space="preserve">Last modified: 2026-10-27 17:38:18 (PDT)</w:t>
       </w:r>
     </w:p>
     <w:bookmarkStart w:id="44" w:name="sec-cosine-sine"/>

--- a/algebra-trigonometry.docx
+++ b/algebra-trigonometry.docx
@@ -15,7 +15,7 @@
         <w:pStyle w:val="Date"/>
       </w:pPr>
       <w:r>
-        <w:t xml:space="preserve">Last modified: 2026-10-27 17:38:18 (PDT)</w:t>
+        <w:t xml:space="preserve">Last modified: 2026-10-27 20:53:54 (PDT)</w:t>
       </w:r>
     </w:p>
     <w:bookmarkStart w:id="44" w:name="sec-cosine-sine"/>

--- a/algebra-trigonometry.docx
+++ b/algebra-trigonometry.docx
@@ -15,7 +15,7 @@
         <w:pStyle w:val="Date"/>
       </w:pPr>
       <w:r>
-        <w:t xml:space="preserve">Last modified: 2026-10-27 20:53:54 (PDT)</w:t>
+        <w:t xml:space="preserve">Last modified: 2026-10-28 13:13:09 (PDT)</w:t>
       </w:r>
     </w:p>
     <w:bookmarkStart w:id="44" w:name="sec-cosine-sine"/>

--- a/algebra-trigonometry.docx
+++ b/algebra-trigonometry.docx
@@ -15,7 +15,7 @@
         <w:pStyle w:val="Date"/>
       </w:pPr>
       <w:r>
-        <w:t xml:space="preserve">Last modified: 2026-10-28 13:13:09 (PDT)</w:t>
+        <w:t xml:space="preserve">Last modified: 2026-10-28 16:00:43 (PDT)</w:t>
       </w:r>
     </w:p>
     <w:bookmarkStart w:id="44" w:name="sec-cosine-sine"/>

--- a/algebra-trigonometry.docx
+++ b/algebra-trigonometry.docx
@@ -15,7 +15,7 @@
         <w:pStyle w:val="Date"/>
       </w:pPr>
       <w:r>
-        <w:t xml:space="preserve">Last modified: 2026-10-28 16:00:43 (PDT)</w:t>
+        <w:t xml:space="preserve">Last modified: 2026-10-28 17:04:35 (PDT)</w:t>
       </w:r>
     </w:p>
     <w:bookmarkStart w:id="44" w:name="sec-cosine-sine"/>

--- a/algebra-trigonometry.docx
+++ b/algebra-trigonometry.docx
@@ -15,7 +15,7 @@
         <w:pStyle w:val="Date"/>
       </w:pPr>
       <w:r>
-        <w:t xml:space="preserve">Last modified: 2026-10-28 17:04:35 (PDT)</w:t>
+        <w:t xml:space="preserve">Last modified: 2026-10-28 18:32:18 (PDT)</w:t>
       </w:r>
     </w:p>
     <w:bookmarkStart w:id="44" w:name="sec-cosine-sine"/>

--- a/algebra-trigonometry.docx
+++ b/algebra-trigonometry.docx
@@ -15,7 +15,7 @@
         <w:pStyle w:val="Date"/>
       </w:pPr>
       <w:r>
-        <w:t xml:space="preserve">Last modified: 2026-10-28 18:32:18 (PDT)</w:t>
+        <w:t xml:space="preserve">Last modified: 2026-10-28 20:07:26 (PDT)</w:t>
       </w:r>
     </w:p>
     <w:bookmarkStart w:id="44" w:name="sec-cosine-sine"/>

--- a/algebra-trigonometry.docx
+++ b/algebra-trigonometry.docx
@@ -15,7 +15,7 @@
         <w:pStyle w:val="Date"/>
       </w:pPr>
       <w:r>
-        <w:t xml:space="preserve">Last modified: 2026-10-28 20:07:26 (PDT)</w:t>
+        <w:t xml:space="preserve">Last modified: 2026-10-28 21:37:44 (PDT)</w:t>
       </w:r>
     </w:p>
     <w:bookmarkStart w:id="44" w:name="sec-cosine-sine"/>

--- a/algebra-trigonometry.docx
+++ b/algebra-trigonometry.docx
@@ -15,7 +15,7 @@
         <w:pStyle w:val="Date"/>
       </w:pPr>
       <w:r>
-        <w:t xml:space="preserve">Last modified: 2026-10-28 21:37:44 (PDT)</w:t>
+        <w:t xml:space="preserve">Last modified: 2026-10-28 23:05:07 (PDT)</w:t>
       </w:r>
     </w:p>
     <w:bookmarkStart w:id="44" w:name="sec-cosine-sine"/>

--- a/algebra-trigonometry.docx
+++ b/algebra-trigonometry.docx
@@ -15,7 +15,7 @@
         <w:pStyle w:val="Date"/>
       </w:pPr>
       <w:r>
-        <w:t xml:space="preserve">Last modified: 2026-10-28 23:05:07 (PDT)</w:t>
+        <w:t xml:space="preserve">Last modified: 2026-10-29 00:14:30 (PDT)</w:t>
       </w:r>
     </w:p>
     <w:bookmarkStart w:id="44" w:name="sec-cosine-sine"/>

--- a/algebra-trigonometry.docx
+++ b/algebra-trigonometry.docx
@@ -15,7 +15,7 @@
         <w:pStyle w:val="Date"/>
       </w:pPr>
       <w:r>
-        <w:t xml:space="preserve">Last modified: 2026-10-29 00:14:30 (PDT)</w:t>
+        <w:t xml:space="preserve">Last modified: 2026-10-29 01:38:31 (PDT)</w:t>
       </w:r>
     </w:p>
     <w:bookmarkStart w:id="44" w:name="sec-cosine-sine"/>

--- a/algebra-trigonometry.docx
+++ b/algebra-trigonometry.docx
@@ -15,7 +15,7 @@
         <w:pStyle w:val="Date"/>
       </w:pPr>
       <w:r>
-        <w:t xml:space="preserve">Last modified: 2026-10-29 01:38:31 (PDT)</w:t>
+        <w:t xml:space="preserve">Last modified: 2026-10-29 07:45:31 (PDT)</w:t>
       </w:r>
     </w:p>
     <w:bookmarkStart w:id="44" w:name="sec-cosine-sine"/>

--- a/algebra-trigonometry.docx
+++ b/algebra-trigonometry.docx
@@ -15,7 +15,7 @@
         <w:pStyle w:val="Date"/>
       </w:pPr>
       <w:r>
-        <w:t xml:space="preserve">Last modified: 2026-10-29 07:45:31 (PDT)</w:t>
+        <w:t xml:space="preserve">Last modified: 2026-10-29 09:12:46 (PDT)</w:t>
       </w:r>
     </w:p>
     <w:bookmarkStart w:id="44" w:name="sec-cosine-sine"/>

--- a/algebra-trigonometry.docx
+++ b/algebra-trigonometry.docx
@@ -15,7 +15,7 @@
         <w:pStyle w:val="Date"/>
       </w:pPr>
       <w:r>
-        <w:t xml:space="preserve">Last modified: 2026-10-29 09:12:46 (PDT)</w:t>
+        <w:t xml:space="preserve">Last modified: 2026-10-29 10:33:15 (PDT)</w:t>
       </w:r>
     </w:p>
     <w:bookmarkStart w:id="44" w:name="sec-cosine-sine"/>

--- a/algebra-trigonometry.docx
+++ b/algebra-trigonometry.docx
@@ -15,7 +15,7 @@
         <w:pStyle w:val="Date"/>
       </w:pPr>
       <w:r>
-        <w:t xml:space="preserve">Last modified: 2026-10-29 10:33:15 (PDT)</w:t>
+        <w:t xml:space="preserve">Last modified: 2026-10-29 11:51:41 (PDT)</w:t>
       </w:r>
     </w:p>
     <w:bookmarkStart w:id="44" w:name="sec-cosine-sine"/>

--- a/algebra-trigonometry.docx
+++ b/algebra-trigonometry.docx
@@ -15,7 +15,7 @@
         <w:pStyle w:val="Date"/>
       </w:pPr>
       <w:r>
-        <w:t xml:space="preserve">Last modified: 2026-10-29 11:51:41 (PDT)</w:t>
+        <w:t xml:space="preserve">Last modified: 2026-10-29 13:28:16 (PDT)</w:t>
       </w:r>
     </w:p>
     <w:bookmarkStart w:id="44" w:name="sec-cosine-sine"/>

--- a/algebra-trigonometry.docx
+++ b/algebra-trigonometry.docx
@@ -15,7 +15,7 @@
         <w:pStyle w:val="Date"/>
       </w:pPr>
       <w:r>
-        <w:t xml:space="preserve">Last modified: 2026-10-29 13:28:16 (PDT)</w:t>
+        <w:t xml:space="preserve">Last modified: 2026-10-29 14:56:31 (PDT)</w:t>
       </w:r>
     </w:p>
     <w:bookmarkStart w:id="44" w:name="sec-cosine-sine"/>

--- a/algebra-trigonometry.docx
+++ b/algebra-trigonometry.docx
@@ -15,7 +15,7 @@
         <w:pStyle w:val="Date"/>
       </w:pPr>
       <w:r>
-        <w:t xml:space="preserve">Last modified: 2026-10-29 14:56:31 (PDT)</w:t>
+        <w:t xml:space="preserve">Last modified: 2026-10-29 16:45:03 (PDT)</w:t>
       </w:r>
     </w:p>
     <w:bookmarkStart w:id="44" w:name="sec-cosine-sine"/>

--- a/algebra-trigonometry.docx
+++ b/algebra-trigonometry.docx
@@ -15,7 +15,7 @@
         <w:pStyle w:val="Date"/>
       </w:pPr>
       <w:r>
-        <w:t xml:space="preserve">Last modified: 2026-10-29 16:45:03 (PDT)</w:t>
+        <w:t xml:space="preserve">Last modified: 2026-10-29 20:01:11 (PDT)</w:t>
       </w:r>
     </w:p>
     <w:bookmarkStart w:id="44" w:name="sec-cosine-sine"/>

--- a/algebra-trigonometry.docx
+++ b/algebra-trigonometry.docx
@@ -15,7 +15,7 @@
         <w:pStyle w:val="Date"/>
       </w:pPr>
       <w:r>
-        <w:t xml:space="preserve">Last modified: 2026-10-29 20:01:11 (PDT)</w:t>
+        <w:t xml:space="preserve">Last modified: 2026-10-30 00:52:40 (PDT)</w:t>
       </w:r>
     </w:p>
     <w:bookmarkStart w:id="44" w:name="sec-cosine-sine"/>

--- a/algebra-trigonometry.docx
+++ b/algebra-trigonometry.docx
@@ -15,7 +15,7 @@
         <w:pStyle w:val="Date"/>
       </w:pPr>
       <w:r>
-        <w:t xml:space="preserve">Last modified: 2026-10-30 00:52:40 (PDT)</w:t>
+        <w:t xml:space="preserve">Last modified: 2026-10-30 02:22:19 (PDT)</w:t>
       </w:r>
     </w:p>
     <w:bookmarkStart w:id="44" w:name="sec-cosine-sine"/>

--- a/algebra-trigonometry.docx
+++ b/algebra-trigonometry.docx
@@ -15,7 +15,7 @@
         <w:pStyle w:val="Date"/>
       </w:pPr>
       <w:r>
-        <w:t xml:space="preserve">Last modified: 2026-10-30 02:22:19 (PDT)</w:t>
+        <w:t xml:space="preserve">Last modified: 2026-10-30 12:07:09 (PDT)</w:t>
       </w:r>
     </w:p>
     <w:bookmarkStart w:id="44" w:name="sec-cosine-sine"/>

--- a/algebra-trigonometry.docx
+++ b/algebra-trigonometry.docx
@@ -15,7 +15,7 @@
         <w:pStyle w:val="Date"/>
       </w:pPr>
       <w:r>
-        <w:t xml:space="preserve">Last modified: 2026-10-30 12:07:09 (PDT)</w:t>
+        <w:t xml:space="preserve">Last modified: 2026-10-30 13:54:56 (PDT)</w:t>
       </w:r>
     </w:p>
     <w:bookmarkStart w:id="44" w:name="sec-cosine-sine"/>

--- a/algebra-trigonometry.docx
+++ b/algebra-trigonometry.docx
@@ -15,7 +15,7 @@
         <w:pStyle w:val="Date"/>
       </w:pPr>
       <w:r>
-        <w:t xml:space="preserve">Last modified: 2026-10-30 13:54:56 (PDT)</w:t>
+        <w:t xml:space="preserve">Last modified: 2026-10-30 15:46:06 (PDT)</w:t>
       </w:r>
     </w:p>
     <w:bookmarkStart w:id="44" w:name="sec-cosine-sine"/>

--- a/algebra-trigonometry.docx
+++ b/algebra-trigonometry.docx
@@ -15,7 +15,7 @@
         <w:pStyle w:val="Date"/>
       </w:pPr>
       <w:r>
-        <w:t xml:space="preserve">Last modified: 2026-10-30 15:46:06 (PDT)</w:t>
+        <w:t xml:space="preserve">Last modified: 2026-10-30 17:15:43 (PDT)</w:t>
       </w:r>
     </w:p>
     <w:bookmarkStart w:id="44" w:name="sec-cosine-sine"/>

--- a/algebra-trigonometry.docx
+++ b/algebra-trigonometry.docx
@@ -15,7 +15,7 @@
         <w:pStyle w:val="Date"/>
       </w:pPr>
       <w:r>
-        <w:t xml:space="preserve">Last modified: 2026-10-30 17:15:43 (PDT)</w:t>
+        <w:t xml:space="preserve">Last modified: 2026-10-30 18:45:42 (PDT)</w:t>
       </w:r>
     </w:p>
     <w:bookmarkStart w:id="44" w:name="sec-cosine-sine"/>

--- a/algebra-trigonometry.docx
+++ b/algebra-trigonometry.docx
@@ -15,7 +15,7 @@
         <w:pStyle w:val="Date"/>
       </w:pPr>
       <w:r>
-        <w:t xml:space="preserve">Last modified: 2026-10-30 18:45:42 (PDT)</w:t>
+        <w:t xml:space="preserve">Last modified: 2026-10-30 21:18:12 (PDT)</w:t>
       </w:r>
     </w:p>
     <w:bookmarkStart w:id="44" w:name="sec-cosine-sine"/>

--- a/algebra-trigonometry.docx
+++ b/algebra-trigonometry.docx
@@ -15,7 +15,7 @@
         <w:pStyle w:val="Date"/>
       </w:pPr>
       <w:r>
-        <w:t xml:space="preserve">Last modified: 2026-10-30 21:18:12 (PDT)</w:t>
+        <w:t xml:space="preserve">Last modified: 2026-10-31 00:08:50 (PDT)</w:t>
       </w:r>
     </w:p>
     <w:bookmarkStart w:id="44" w:name="sec-cosine-sine"/>

--- a/algebra-trigonometry.docx
+++ b/algebra-trigonometry.docx
@@ -15,7 +15,7 @@
         <w:pStyle w:val="Date"/>
       </w:pPr>
       <w:r>
-        <w:t xml:space="preserve">Last modified: 2026-10-31 00:08:50 (PDT)</w:t>
+        <w:t xml:space="preserve">Last modified: 2026-10-31 06:43:52 (PDT)</w:t>
       </w:r>
     </w:p>
     <w:bookmarkStart w:id="44" w:name="sec-cosine-sine"/>
